--- a/Phieu_Khao_Sat_Chinh_Thuc_VietinBank.docx
+++ b/Phieu_Khao_Sat_Chinh_Thuc_VietinBank.docx
@@ -4,6 +4,7 @@
   <w:body>
     <w:p>
       <w:pPr>
+        <w:spacing w:after="40"/>
         <w:jc w:val="center"/>
       </w:pPr>
       <w:r>
@@ -13,21 +14,29 @@
           <w:sz w:val="24"/>
         </w:rPr>
         <w:t>NGÂN HÀNG TMCP CÔNG THƯƠNG VIỆT NAM (VIETINBANK)</w:t>
-        <w:br/>
       </w:r>
+    </w:p>
+    <w:p>
+      <w:pPr>
+        <w:spacing w:after="200"/>
+        <w:jc w:val="center"/>
+        <w:pBdr>
+          <w:bottom w:val="single" w:sz="8" w:space="4" w:color="003366"/>
+        </w:pBdr>
+      </w:pPr>
       <w:r>
         <w:rPr>
           <w:b/>
-          <w:color w:val="003366"/>
-          <w:sz w:val="26"/>
+          <w:color w:val="005599"/>
+          <w:sz w:val="22"/>
         </w:rPr>
         <w:t>DỰ ÁN KHẢO SÁT Ý KIẾN KHÁCH HÀNG DOANH NGHIỆP VỀ DỊCH VỤ BẢO LÃNH</w:t>
-        <w:br/>
       </w:r>
     </w:p>
     <w:p/>
     <w:p>
       <w:pPr>
+        <w:spacing w:after="80"/>
         <w:jc w:val="center"/>
       </w:pPr>
       <w:r>
@@ -37,23 +46,33 @@
           <w:sz w:val="30"/>
         </w:rPr>
         <w:t>PHIẾU KHẢO SÁT CHÍNH THỨC</w:t>
-        <w:br/>
       </w:r>
+    </w:p>
+    <w:p>
+      <w:pPr>
+        <w:spacing w:after="280"/>
+        <w:jc w:val="center"/>
+      </w:pPr>
       <w:r>
         <w:rPr>
           <w:b/>
-          <w:color w:val="005599"/>
-          <w:sz w:val="24"/>
+          <w:color w:val="003366"/>
+          <w:sz w:val="23"/>
         </w:rPr>
         <w:t>CÁC YẾU TỐ ẢNH HƯỞNG ĐẾN QUYẾT ĐỊNH LỰA CHỌN SẢN PHẨM BẢO LÃNH NGÂN HÀNG CỦA CÁC DOANH NGHIỆP TẠI VIETINBANK</w:t>
       </w:r>
     </w:p>
-    <w:p/>
     <w:p>
       <w:pPr>
-        <w:spacing w:line="276" w:lineRule="auto"/>
+        <w:spacing w:line="276" w:lineRule="auto" w:after="280"/>
+        <w:ind w:left="288" w:right="288"/>
+        <w:jc w:val="both"/>
       </w:pPr>
       <w:r>
+        <w:rPr>
+          <w:i/>
+          <w:sz w:val="21"/>
+        </w:rPr>
         <w:t>Kính gửi: Quý Doanh nghiệp,</w:t>
         <w:br/>
         <w:t>Nhằm nâng cao chất lượng dịch vụ, tối ưu hóa quy trình và thiết kế các gói sản phẩm bảo lãnh đáp ứng tốt nhất nhu cầu của Quý Doanh nghiệp, VietinBank tiến hành cuộc khảo sát này. Kính mong Quý Doanh nghiệp dành chút thời gian quý báu để đưa ra những đánh giá khách quan.</w:t>
@@ -63,7 +82,6 @@
         <w:t>Xin chân thành cảm ơn sự hợp tác của Quý Doanh nghiệp!</w:t>
       </w:r>
     </w:p>
-    <w:p/>
     <w:p>
       <w:r>
         <w:rPr>
@@ -76,52 +94,102 @@
     </w:p>
     <w:p>
       <w:pPr>
-        <w:spacing w:line="276" w:lineRule="auto"/>
+        <w:spacing w:after="40"/>
       </w:pPr>
       <w:r>
+        <w:rPr>
+          <w:b/>
+        </w:rPr>
         <w:t>1. Loại hình Doanh nghiệp:</w:t>
-        <w:br/>
-        <w:t xml:space="preserve">   [  ] DNTN / Công ty TNHH    [  ] Công ty Cổ phần    [  ] Doanh nghiệp Nhà nước / FDI    [  ] Loại hình khác</w:t>
       </w:r>
     </w:p>
     <w:p>
       <w:pPr>
-        <w:spacing w:line="276" w:lineRule="auto"/>
+        <w:spacing w:after="120"/>
+        <w:ind w:left="432"/>
       </w:pPr>
       <w:r>
-        <w:t>2. Quy mô Doanh thu trung bình hằng năm:</w:t>
-        <w:br/>
-        <w:t xml:space="preserve">   [  ] Dưới 20 tỷ VNĐ    [  ] Từ 20 đến 100 tỷ VNĐ    [  ] Từ 100 đến 500 tỷ VNĐ    [  ] Trên 500 tỷ VNĐ</w:t>
+        <w:t>[  ] DNTN / Công ty TNHH   [  ] Công ty Cổ phần   [  ] Doanh nghiệp Nhà nước / FDI   [  ] Loại hình khác</w:t>
       </w:r>
     </w:p>
     <w:p>
       <w:pPr>
-        <w:spacing w:line="276" w:lineRule="auto"/>
+        <w:spacing w:after="40"/>
       </w:pPr>
       <w:r>
-        <w:t>3. Thâm niên hoạt động của Doanh nghiệp:</w:t>
-        <w:br/>
-        <w:t xml:space="preserve">   [  ] Dưới 3 năm    [  ] Từ 3 đến 5 năm    [  ] Từ 5 đến 10 năm    [  ] Trên 10 năm</w:t>
+        <w:rPr>
+          <w:b/>
+        </w:rPr>
+        <w:t>2. Quy mô Doanh thu trung bình hằng năm:</w:t>
       </w:r>
     </w:p>
     <w:p>
       <w:pPr>
-        <w:spacing w:line="276" w:lineRule="auto"/>
+        <w:spacing w:after="120"/>
+        <w:ind w:left="432"/>
       </w:pPr>
       <w:r>
-        <w:t>4. Loại hình Bảo lãnh Doanh nghiệp thường xuyên sử dụng tại VietinBank (Có thể chọn nhiều mục):</w:t>
-        <w:br/>
-        <w:t xml:space="preserve">   [  ] Bảo lãnh dự thầu (TG)    [  ] Bảo lãnh thực hiện hợp đồng (PG)    [  ] Bảo lãnh tạm ứng / thanh toán (BG)    [  ] Bảo lãnh bảo hành / Tái bảo lãnh (RG)</w:t>
+        <w:t>[  ] Dưới 20 tỷ VNĐ   [  ] Từ 20 đến 100 tỷ VNĐ   [  ] Từ 100 đến 500 tỷ VNĐ   [  ] Trên 500 tỷ VNĐ</w:t>
       </w:r>
     </w:p>
     <w:p>
       <w:pPr>
-        <w:spacing w:line="276" w:lineRule="auto"/>
+        <w:spacing w:after="40"/>
       </w:pPr>
       <w:r>
-        <w:t>5. Chức danh/Vị trí của Người đại diện trả lời phiếu:</w:t>
-        <w:br/>
-        <w:t xml:space="preserve">   [  ] Ban Giám đốc / CFO    [  ] Kế toán trưởng / Trưởng phòng Tài chính    [  ] Trưởng phòng Thầu / Mua hàng    [  ] Chuyên viên phụ trách bảo lãnh</w:t>
+        <w:rPr>
+          <w:b/>
+        </w:rPr>
+        <w:t>3. Thâm niên hoạt động của Doanh nghiệp:</w:t>
+      </w:r>
+    </w:p>
+    <w:p>
+      <w:pPr>
+        <w:spacing w:after="120"/>
+        <w:ind w:left="432"/>
+      </w:pPr>
+      <w:r>
+        <w:t>[  ] Dưới 3 năm   [  ] Từ 3 đến 5 năm   [  ] Từ 5 đến 10 năm   [  ] Trên 10 năm</w:t>
+      </w:r>
+    </w:p>
+    <w:p>
+      <w:pPr>
+        <w:spacing w:after="40"/>
+      </w:pPr>
+      <w:r>
+        <w:rPr>
+          <w:b/>
+        </w:rPr>
+        <w:t>4. Loại hình Bảo lãnh thường xuyên sử dụng tại VietinBank (Có thể chọn nhiều mục):</w:t>
+      </w:r>
+    </w:p>
+    <w:p>
+      <w:pPr>
+        <w:spacing w:after="120"/>
+        <w:ind w:left="432"/>
+      </w:pPr>
+      <w:r>
+        <w:t>[  ] Bảo lãnh dự thầu (TG)   [  ] Bảo lãnh thực hiện hợp đồng (PG)   [  ] Bảo lãnh tạm ứng / thanh toán (BG)   [  ] Bảo lãnh bảo hành / Tái bảo lãnh (RG)</w:t>
+      </w:r>
+    </w:p>
+    <w:p>
+      <w:pPr>
+        <w:spacing w:after="40"/>
+      </w:pPr>
+      <w:r>
+        <w:rPr>
+          <w:b/>
+        </w:rPr>
+        <w:t>5. Chức danh / Vị trí của Người đại diện trả lời phiếu:</w:t>
+      </w:r>
+    </w:p>
+    <w:p>
+      <w:pPr>
+        <w:spacing w:after="120"/>
+        <w:ind w:left="432"/>
+      </w:pPr>
+      <w:r>
+        <w:t>[  ] Ban Giám đốc / CFO   [  ] Kế toán trưởng / Trưởng phòng Tài chính   [  ] Trưởng phòng Thầu / Mua hàng   [  ] Chuyên viên phụ trách bảo lãnh</w:t>
       </w:r>
     </w:p>
     <w:p/>
@@ -137,13 +205,16 @@
     </w:p>
     <w:p>
       <w:pPr>
-        <w:spacing w:line="276" w:lineRule="auto"/>
+        <w:spacing w:after="200"/>
       </w:pPr>
       <w:r>
-        <w:t>Quy ước mức độ đánh giá: 1 – Hoàn toàn không đồng ý | 2 – Không đồng ý | 3 – Phân vân / Trung lập | 4 – Đồng ý | 5 – Hoàn toàn đồng ý</w:t>
+        <w:rPr>
+          <w:i/>
+          <w:sz w:val="20"/>
+        </w:rPr>
+        <w:t>Quy ước mức độ đánh giá: 1 – Hoàn toàn không đồng ý  |  2 – Không đồng ý  |  3 – Phân vân / Trung lập  |  4 – Đồng ý  |  5 – Hoàn toàn đồng ý</w:t>
       </w:r>
     </w:p>
-    <w:p/>
     <w:tbl>
       <w:tblPr>
         <w:tblW w:type="auto" w:w="0"/>
@@ -152,18 +223,24 @@
         <w:tblLook w:firstColumn="1" w:firstRow="1" w:lastColumn="0" w:lastRow="0" w:noHBand="0" w:noVBand="1" w:val="04A0"/>
       </w:tblPr>
       <w:tblGrid>
-        <w:gridCol w:w="1419"/>
-        <w:gridCol w:w="1419"/>
-        <w:gridCol w:w="1419"/>
-        <w:gridCol w:w="1419"/>
-        <w:gridCol w:w="1419"/>
-        <w:gridCol w:w="1419"/>
-        <w:gridCol w:w="1419"/>
+        <w:gridCol w:w="1337"/>
+        <w:gridCol w:w="1337"/>
+        <w:gridCol w:w="1337"/>
+        <w:gridCol w:w="1337"/>
+        <w:gridCol w:w="1337"/>
+        <w:gridCol w:w="1337"/>
+        <w:gridCol w:w="1337"/>
       </w:tblGrid>
       <w:tr>
         <w:tc>
           <w:tcPr>
-            <w:tcW w:type="dxa" w:w="1296"/>
+            <w:tcW w:type="dxa" w:w="1152"/>
+            <w:tcMar>
+              <w:top w:w="140" w:type="dxa"/>
+              <w:bottom w:w="140" w:type="dxa"/>
+              <w:left w:w="100" w:type="dxa"/>
+              <w:right w:w="100" w:type="dxa"/>
+            </w:tcMar>
             <w:shd w:val="clear" w:color="auto" w:fill="003366"/>
           </w:tcPr>
           <w:p>
@@ -182,7 +259,13 @@
         </w:tc>
         <w:tc>
           <w:tcPr>
-            <w:tcW w:type="dxa" w:w="6192"/>
+            <w:tcW w:type="dxa" w:w="5904"/>
+            <w:tcMar>
+              <w:top w:w="140" w:type="dxa"/>
+              <w:bottom w:w="140" w:type="dxa"/>
+              <w:left w:w="100" w:type="dxa"/>
+              <w:right w:w="100" w:type="dxa"/>
+            </w:tcMar>
             <w:shd w:val="clear" w:color="auto" w:fill="003366"/>
           </w:tcPr>
           <w:p>
@@ -201,7 +284,13 @@
         </w:tc>
         <w:tc>
           <w:tcPr>
-            <w:tcW w:type="dxa" w:w="576"/>
+            <w:tcW w:type="dxa" w:w="504"/>
+            <w:tcMar>
+              <w:top w:w="140" w:type="dxa"/>
+              <w:bottom w:w="140" w:type="dxa"/>
+              <w:left w:w="100" w:type="dxa"/>
+              <w:right w:w="100" w:type="dxa"/>
+            </w:tcMar>
             <w:shd w:val="clear" w:color="auto" w:fill="003366"/>
           </w:tcPr>
           <w:p>
@@ -220,7 +309,13 @@
         </w:tc>
         <w:tc>
           <w:tcPr>
-            <w:tcW w:type="dxa" w:w="576"/>
+            <w:tcW w:type="dxa" w:w="504"/>
+            <w:tcMar>
+              <w:top w:w="140" w:type="dxa"/>
+              <w:bottom w:w="140" w:type="dxa"/>
+              <w:left w:w="100" w:type="dxa"/>
+              <w:right w:w="100" w:type="dxa"/>
+            </w:tcMar>
             <w:shd w:val="clear" w:color="auto" w:fill="003366"/>
           </w:tcPr>
           <w:p>
@@ -239,7 +334,13 @@
         </w:tc>
         <w:tc>
           <w:tcPr>
-            <w:tcW w:type="dxa" w:w="576"/>
+            <w:tcW w:type="dxa" w:w="504"/>
+            <w:tcMar>
+              <w:top w:w="140" w:type="dxa"/>
+              <w:bottom w:w="140" w:type="dxa"/>
+              <w:left w:w="100" w:type="dxa"/>
+              <w:right w:w="100" w:type="dxa"/>
+            </w:tcMar>
             <w:shd w:val="clear" w:color="auto" w:fill="003366"/>
           </w:tcPr>
           <w:p>
@@ -258,7 +359,13 @@
         </w:tc>
         <w:tc>
           <w:tcPr>
-            <w:tcW w:type="dxa" w:w="576"/>
+            <w:tcW w:type="dxa" w:w="504"/>
+            <w:tcMar>
+              <w:top w:w="140" w:type="dxa"/>
+              <w:bottom w:w="140" w:type="dxa"/>
+              <w:left w:w="100" w:type="dxa"/>
+              <w:right w:w="100" w:type="dxa"/>
+            </w:tcMar>
             <w:shd w:val="clear" w:color="auto" w:fill="003366"/>
           </w:tcPr>
           <w:p>
@@ -277,7 +384,13 @@
         </w:tc>
         <w:tc>
           <w:tcPr>
-            <w:tcW w:type="dxa" w:w="576"/>
+            <w:tcW w:type="dxa" w:w="504"/>
+            <w:tcMar>
+              <w:top w:w="140" w:type="dxa"/>
+              <w:bottom w:w="140" w:type="dxa"/>
+              <w:left w:w="100" w:type="dxa"/>
+              <w:right w:w="100" w:type="dxa"/>
+            </w:tcMar>
             <w:shd w:val="clear" w:color="auto" w:fill="003366"/>
           </w:tcPr>
           <w:p>
@@ -298,7 +411,13 @@
       <w:tr>
         <w:tc>
           <w:tcPr>
-            <w:tcW w:type="dxa" w:w="1296"/>
+            <w:tcW w:type="dxa" w:w="1152"/>
+            <w:tcMar>
+              <w:top w:w="100" w:type="dxa"/>
+              <w:bottom w:w="100" w:type="dxa"/>
+              <w:left w:w="120" w:type="dxa"/>
+              <w:right w:w="120" w:type="dxa"/>
+            </w:tcMar>
             <w:shd w:val="clear" w:color="auto" w:fill="E6F0FA"/>
           </w:tcPr>
           <w:p>
@@ -314,37 +433,37 @@
         </w:tc>
         <w:tc>
           <w:tcPr>
-            <w:tcW w:type="dxa" w:w="6192"/>
+            <w:tcW w:type="dxa" w:w="5904"/>
           </w:tcPr>
           <w:p/>
         </w:tc>
         <w:tc>
           <w:tcPr>
-            <w:tcW w:type="dxa" w:w="576"/>
+            <w:tcW w:type="dxa" w:w="504"/>
           </w:tcPr>
           <w:p/>
         </w:tc>
         <w:tc>
           <w:tcPr>
-            <w:tcW w:type="dxa" w:w="576"/>
+            <w:tcW w:type="dxa" w:w="504"/>
           </w:tcPr>
           <w:p/>
         </w:tc>
         <w:tc>
           <w:tcPr>
-            <w:tcW w:type="dxa" w:w="576"/>
+            <w:tcW w:type="dxa" w:w="504"/>
           </w:tcPr>
           <w:p/>
         </w:tc>
         <w:tc>
           <w:tcPr>
-            <w:tcW w:type="dxa" w:w="576"/>
+            <w:tcW w:type="dxa" w:w="504"/>
           </w:tcPr>
           <w:p/>
         </w:tc>
         <w:tc>
           <w:tcPr>
-            <w:tcW w:type="dxa" w:w="576"/>
+            <w:tcW w:type="dxa" w:w="504"/>
           </w:tcPr>
           <w:p/>
         </w:tc>
@@ -352,7 +471,13 @@
       <w:tr>
         <w:tc>
           <w:tcPr>
-            <w:tcW w:type="dxa" w:w="1296"/>
+            <w:tcW w:type="dxa" w:w="1152"/>
+            <w:tcMar>
+              <w:top w:w="80" w:type="dxa"/>
+              <w:bottom w:w="80" w:type="dxa"/>
+              <w:left w:w="120" w:type="dxa"/>
+              <w:right w:w="120" w:type="dxa"/>
+            </w:tcMar>
             <w:shd w:val="clear" w:color="auto" w:fill="F4F4F4"/>
           </w:tcPr>
           <w:p>
@@ -367,37 +492,37 @@
         </w:tc>
         <w:tc>
           <w:tcPr>
-            <w:tcW w:type="dxa" w:w="6192"/>
+            <w:tcW w:type="dxa" w:w="5904"/>
           </w:tcPr>
           <w:p/>
         </w:tc>
         <w:tc>
           <w:tcPr>
-            <w:tcW w:type="dxa" w:w="576"/>
+            <w:tcW w:type="dxa" w:w="504"/>
           </w:tcPr>
           <w:p/>
         </w:tc>
         <w:tc>
           <w:tcPr>
-            <w:tcW w:type="dxa" w:w="576"/>
+            <w:tcW w:type="dxa" w:w="504"/>
           </w:tcPr>
           <w:p/>
         </w:tc>
         <w:tc>
           <w:tcPr>
-            <w:tcW w:type="dxa" w:w="576"/>
+            <w:tcW w:type="dxa" w:w="504"/>
           </w:tcPr>
           <w:p/>
         </w:tc>
         <w:tc>
           <w:tcPr>
-            <w:tcW w:type="dxa" w:w="576"/>
+            <w:tcW w:type="dxa" w:w="504"/>
           </w:tcPr>
           <w:p/>
         </w:tc>
         <w:tc>
           <w:tcPr>
-            <w:tcW w:type="dxa" w:w="576"/>
+            <w:tcW w:type="dxa" w:w="504"/>
           </w:tcPr>
           <w:p/>
         </w:tc>
@@ -405,7 +530,13 @@
       <w:tr>
         <w:tc>
           <w:tcPr>
-            <w:tcW w:type="dxa" w:w="1296"/>
+            <w:tcW w:type="dxa" w:w="1152"/>
+            <w:tcMar>
+              <w:top w:w="80" w:type="dxa"/>
+              <w:bottom w:w="80" w:type="dxa"/>
+              <w:left w:w="100" w:type="dxa"/>
+              <w:right w:w="100" w:type="dxa"/>
+            </w:tcMar>
           </w:tcPr>
           <w:p>
             <w:pPr>
@@ -421,9 +552,19 @@
         </w:tc>
         <w:tc>
           <w:tcPr>
-            <w:tcW w:type="dxa" w:w="6192"/>
+            <w:tcW w:type="dxa" w:w="5904"/>
+            <w:tcMar>
+              <w:top w:w="80" w:type="dxa"/>
+              <w:bottom w:w="80" w:type="dxa"/>
+              <w:left w:w="100" w:type="dxa"/>
+              <w:right w:w="100" w:type="dxa"/>
+            </w:tcMar>
           </w:tcPr>
           <w:p>
+            <w:pPr>
+              <w:spacing w:line="276" w:lineRule="auto"/>
+              <w:jc w:val="both"/>
+            </w:pPr>
             <w:r>
               <w:t>Mức phí phát hành bảo lãnh tại VietinBank là hợp lý so với chất lượng dịch vụ nhận được.</w:t>
             </w:r>
@@ -431,66 +572,96 @@
         </w:tc>
         <w:tc>
           <w:tcPr>
-            <w:tcW w:type="dxa" w:w="576"/>
+            <w:tcW w:type="dxa" w:w="504"/>
+            <w:tcMar>
+              <w:top w:w="80" w:type="dxa"/>
+              <w:bottom w:w="80" w:type="dxa"/>
+              <w:left w:w="100" w:type="dxa"/>
+              <w:right w:w="100" w:type="dxa"/>
+            </w:tcMar>
           </w:tcPr>
           <w:p>
             <w:pPr>
               <w:jc w:val="center"/>
             </w:pPr>
             <w:r>
-              <w:t>[  ]</w:t>
+              <w:t>(  )</w:t>
             </w:r>
           </w:p>
         </w:tc>
         <w:tc>
           <w:tcPr>
-            <w:tcW w:type="dxa" w:w="576"/>
+            <w:tcW w:type="dxa" w:w="504"/>
+            <w:tcMar>
+              <w:top w:w="80" w:type="dxa"/>
+              <w:bottom w:w="80" w:type="dxa"/>
+              <w:left w:w="100" w:type="dxa"/>
+              <w:right w:w="100" w:type="dxa"/>
+            </w:tcMar>
           </w:tcPr>
           <w:p>
             <w:pPr>
               <w:jc w:val="center"/>
             </w:pPr>
             <w:r>
-              <w:t>[  ]</w:t>
+              <w:t>(  )</w:t>
             </w:r>
           </w:p>
         </w:tc>
         <w:tc>
           <w:tcPr>
-            <w:tcW w:type="dxa" w:w="576"/>
+            <w:tcW w:type="dxa" w:w="504"/>
+            <w:tcMar>
+              <w:top w:w="80" w:type="dxa"/>
+              <w:bottom w:w="80" w:type="dxa"/>
+              <w:left w:w="100" w:type="dxa"/>
+              <w:right w:w="100" w:type="dxa"/>
+            </w:tcMar>
           </w:tcPr>
           <w:p>
             <w:pPr>
               <w:jc w:val="center"/>
             </w:pPr>
             <w:r>
-              <w:t>[  ]</w:t>
+              <w:t>(  )</w:t>
             </w:r>
           </w:p>
         </w:tc>
         <w:tc>
           <w:tcPr>
-            <w:tcW w:type="dxa" w:w="576"/>
+            <w:tcW w:type="dxa" w:w="504"/>
+            <w:tcMar>
+              <w:top w:w="80" w:type="dxa"/>
+              <w:bottom w:w="80" w:type="dxa"/>
+              <w:left w:w="100" w:type="dxa"/>
+              <w:right w:w="100" w:type="dxa"/>
+            </w:tcMar>
           </w:tcPr>
           <w:p>
             <w:pPr>
               <w:jc w:val="center"/>
             </w:pPr>
             <w:r>
-              <w:t>[  ]</w:t>
+              <w:t>(  )</w:t>
             </w:r>
           </w:p>
         </w:tc>
         <w:tc>
           <w:tcPr>
-            <w:tcW w:type="dxa" w:w="576"/>
+            <w:tcW w:type="dxa" w:w="504"/>
+            <w:tcMar>
+              <w:top w:w="80" w:type="dxa"/>
+              <w:bottom w:w="80" w:type="dxa"/>
+              <w:left w:w="100" w:type="dxa"/>
+              <w:right w:w="100" w:type="dxa"/>
+            </w:tcMar>
           </w:tcPr>
           <w:p>
             <w:pPr>
               <w:jc w:val="center"/>
             </w:pPr>
             <w:r>
-              <w:t>[  ]</w:t>
+              <w:t>(  )</w:t>
             </w:r>
           </w:p>
         </w:tc>
@@ -498,7 +669,13 @@
       <w:tr>
         <w:tc>
           <w:tcPr>
-            <w:tcW w:type="dxa" w:w="1296"/>
+            <w:tcW w:type="dxa" w:w="1152"/>
+            <w:tcMar>
+              <w:top w:w="80" w:type="dxa"/>
+              <w:bottom w:w="80" w:type="dxa"/>
+              <w:left w:w="100" w:type="dxa"/>
+              <w:right w:w="100" w:type="dxa"/>
+            </w:tcMar>
           </w:tcPr>
           <w:p>
             <w:pPr>
@@ -514,76 +691,116 @@
         </w:tc>
         <w:tc>
           <w:tcPr>
-            <w:tcW w:type="dxa" w:w="6192"/>
+            <w:tcW w:type="dxa" w:w="5904"/>
+            <w:tcMar>
+              <w:top w:w="80" w:type="dxa"/>
+              <w:bottom w:w="80" w:type="dxa"/>
+              <w:left w:w="100" w:type="dxa"/>
+              <w:right w:w="100" w:type="dxa"/>
+            </w:tcMar>
           </w:tcPr>
           <w:p>
+            <w:pPr>
+              <w:spacing w:line="276" w:lineRule="auto"/>
+              <w:jc w:val="both"/>
+            </w:pPr>
             <w:r>
-              <w:t>Biểu phí bảo lãnh của VietinBank có tính cạnh tranh cao so me với các ngân hàng thương mại khác.</w:t>
+              <w:t>Biểu phí bảo lãnh của VietinBank có tính cạnh tranh cao so với các ngân hàng thương mại khác.</w:t>
             </w:r>
           </w:p>
         </w:tc>
         <w:tc>
           <w:tcPr>
-            <w:tcW w:type="dxa" w:w="576"/>
+            <w:tcW w:type="dxa" w:w="504"/>
+            <w:tcMar>
+              <w:top w:w="80" w:type="dxa"/>
+              <w:bottom w:w="80" w:type="dxa"/>
+              <w:left w:w="100" w:type="dxa"/>
+              <w:right w:w="100" w:type="dxa"/>
+            </w:tcMar>
           </w:tcPr>
           <w:p>
             <w:pPr>
               <w:jc w:val="center"/>
             </w:pPr>
             <w:r>
-              <w:t>[  ]</w:t>
+              <w:t>(  )</w:t>
             </w:r>
           </w:p>
         </w:tc>
         <w:tc>
           <w:tcPr>
-            <w:tcW w:type="dxa" w:w="576"/>
+            <w:tcW w:type="dxa" w:w="504"/>
+            <w:tcMar>
+              <w:top w:w="80" w:type="dxa"/>
+              <w:bottom w:w="80" w:type="dxa"/>
+              <w:left w:w="100" w:type="dxa"/>
+              <w:right w:w="100" w:type="dxa"/>
+            </w:tcMar>
           </w:tcPr>
           <w:p>
             <w:pPr>
               <w:jc w:val="center"/>
             </w:pPr>
             <w:r>
-              <w:t>[  ]</w:t>
+              <w:t>(  )</w:t>
             </w:r>
           </w:p>
         </w:tc>
         <w:tc>
           <w:tcPr>
-            <w:tcW w:type="dxa" w:w="576"/>
+            <w:tcW w:type="dxa" w:w="504"/>
+            <w:tcMar>
+              <w:top w:w="80" w:type="dxa"/>
+              <w:bottom w:w="80" w:type="dxa"/>
+              <w:left w:w="100" w:type="dxa"/>
+              <w:right w:w="100" w:type="dxa"/>
+            </w:tcMar>
           </w:tcPr>
           <w:p>
             <w:pPr>
               <w:jc w:val="center"/>
             </w:pPr>
             <w:r>
-              <w:t>[  ]</w:t>
+              <w:t>(  )</w:t>
             </w:r>
           </w:p>
         </w:tc>
         <w:tc>
           <w:tcPr>
-            <w:tcW w:type="dxa" w:w="576"/>
+            <w:tcW w:type="dxa" w:w="504"/>
+            <w:tcMar>
+              <w:top w:w="80" w:type="dxa"/>
+              <w:bottom w:w="80" w:type="dxa"/>
+              <w:left w:w="100" w:type="dxa"/>
+              <w:right w:w="100" w:type="dxa"/>
+            </w:tcMar>
           </w:tcPr>
           <w:p>
             <w:pPr>
               <w:jc w:val="center"/>
             </w:pPr>
             <w:r>
-              <w:t>[  ]</w:t>
+              <w:t>(  )</w:t>
             </w:r>
           </w:p>
         </w:tc>
         <w:tc>
           <w:tcPr>
-            <w:tcW w:type="dxa" w:w="576"/>
+            <w:tcW w:type="dxa" w:w="504"/>
+            <w:tcMar>
+              <w:top w:w="80" w:type="dxa"/>
+              <w:bottom w:w="80" w:type="dxa"/>
+              <w:left w:w="100" w:type="dxa"/>
+              <w:right w:w="100" w:type="dxa"/>
+            </w:tcMar>
           </w:tcPr>
           <w:p>
             <w:pPr>
               <w:jc w:val="center"/>
             </w:pPr>
             <w:r>
-              <w:t>[  ]</w:t>
+              <w:t>(  )</w:t>
             </w:r>
           </w:p>
         </w:tc>
@@ -591,7 +808,13 @@
       <w:tr>
         <w:tc>
           <w:tcPr>
-            <w:tcW w:type="dxa" w:w="1296"/>
+            <w:tcW w:type="dxa" w:w="1152"/>
+            <w:tcMar>
+              <w:top w:w="80" w:type="dxa"/>
+              <w:bottom w:w="80" w:type="dxa"/>
+              <w:left w:w="100" w:type="dxa"/>
+              <w:right w:w="100" w:type="dxa"/>
+            </w:tcMar>
           </w:tcPr>
           <w:p>
             <w:pPr>
@@ -607,9 +830,19 @@
         </w:tc>
         <w:tc>
           <w:tcPr>
-            <w:tcW w:type="dxa" w:w="6192"/>
+            <w:tcW w:type="dxa" w:w="5904"/>
+            <w:tcMar>
+              <w:top w:w="80" w:type="dxa"/>
+              <w:bottom w:w="80" w:type="dxa"/>
+              <w:left w:w="100" w:type="dxa"/>
+              <w:right w:w="100" w:type="dxa"/>
+            </w:tcMar>
           </w:tcPr>
           <w:p>
+            <w:pPr>
+              <w:spacing w:line="276" w:lineRule="auto"/>
+              <w:jc w:val="both"/>
+            </w:pPr>
             <w:r>
               <w:t>VietinBank có chính sách ưu đãi và giảm phí bảo lãnh linh hoạt cho các khách hàng thường xuyên.</w:t>
             </w:r>
@@ -617,66 +850,96 @@
         </w:tc>
         <w:tc>
           <w:tcPr>
-            <w:tcW w:type="dxa" w:w="576"/>
+            <w:tcW w:type="dxa" w:w="504"/>
+            <w:tcMar>
+              <w:top w:w="80" w:type="dxa"/>
+              <w:bottom w:w="80" w:type="dxa"/>
+              <w:left w:w="100" w:type="dxa"/>
+              <w:right w:w="100" w:type="dxa"/>
+            </w:tcMar>
           </w:tcPr>
           <w:p>
             <w:pPr>
               <w:jc w:val="center"/>
             </w:pPr>
             <w:r>
-              <w:t>[  ]</w:t>
+              <w:t>(  )</w:t>
             </w:r>
           </w:p>
         </w:tc>
         <w:tc>
           <w:tcPr>
-            <w:tcW w:type="dxa" w:w="576"/>
+            <w:tcW w:type="dxa" w:w="504"/>
+            <w:tcMar>
+              <w:top w:w="80" w:type="dxa"/>
+              <w:bottom w:w="80" w:type="dxa"/>
+              <w:left w:w="100" w:type="dxa"/>
+              <w:right w:w="100" w:type="dxa"/>
+            </w:tcMar>
           </w:tcPr>
           <w:p>
             <w:pPr>
               <w:jc w:val="center"/>
             </w:pPr>
             <w:r>
-              <w:t>[  ]</w:t>
+              <w:t>(  )</w:t>
             </w:r>
           </w:p>
         </w:tc>
         <w:tc>
           <w:tcPr>
-            <w:tcW w:type="dxa" w:w="576"/>
+            <w:tcW w:type="dxa" w:w="504"/>
+            <w:tcMar>
+              <w:top w:w="80" w:type="dxa"/>
+              <w:bottom w:w="80" w:type="dxa"/>
+              <w:left w:w="100" w:type="dxa"/>
+              <w:right w:w="100" w:type="dxa"/>
+            </w:tcMar>
           </w:tcPr>
           <w:p>
             <w:pPr>
               <w:jc w:val="center"/>
             </w:pPr>
             <w:r>
-              <w:t>[  ]</w:t>
+              <w:t>(  )</w:t>
             </w:r>
           </w:p>
         </w:tc>
         <w:tc>
           <w:tcPr>
-            <w:tcW w:type="dxa" w:w="576"/>
+            <w:tcW w:type="dxa" w:w="504"/>
+            <w:tcMar>
+              <w:top w:w="80" w:type="dxa"/>
+              <w:bottom w:w="80" w:type="dxa"/>
+              <w:left w:w="100" w:type="dxa"/>
+              <w:right w:w="100" w:type="dxa"/>
+            </w:tcMar>
           </w:tcPr>
           <w:p>
             <w:pPr>
               <w:jc w:val="center"/>
             </w:pPr>
             <w:r>
-              <w:t>[  ]</w:t>
+              <w:t>(  )</w:t>
             </w:r>
           </w:p>
         </w:tc>
         <w:tc>
           <w:tcPr>
-            <w:tcW w:type="dxa" w:w="576"/>
+            <w:tcW w:type="dxa" w:w="504"/>
+            <w:tcMar>
+              <w:top w:w="80" w:type="dxa"/>
+              <w:bottom w:w="80" w:type="dxa"/>
+              <w:left w:w="100" w:type="dxa"/>
+              <w:right w:w="100" w:type="dxa"/>
+            </w:tcMar>
           </w:tcPr>
           <w:p>
             <w:pPr>
               <w:jc w:val="center"/>
             </w:pPr>
             <w:r>
-              <w:t>[  ]</w:t>
+              <w:t>(  )</w:t>
             </w:r>
           </w:p>
         </w:tc>
@@ -684,7 +947,13 @@
       <w:tr>
         <w:tc>
           <w:tcPr>
-            <w:tcW w:type="dxa" w:w="1296"/>
+            <w:tcW w:type="dxa" w:w="1152"/>
+            <w:tcMar>
+              <w:top w:w="80" w:type="dxa"/>
+              <w:bottom w:w="80" w:type="dxa"/>
+              <w:left w:w="120" w:type="dxa"/>
+              <w:right w:w="120" w:type="dxa"/>
+            </w:tcMar>
             <w:shd w:val="clear" w:color="auto" w:fill="F4F4F4"/>
           </w:tcPr>
           <w:p>
@@ -699,37 +968,37 @@
         </w:tc>
         <w:tc>
           <w:tcPr>
-            <w:tcW w:type="dxa" w:w="6192"/>
+            <w:tcW w:type="dxa" w:w="5904"/>
           </w:tcPr>
           <w:p/>
         </w:tc>
         <w:tc>
           <w:tcPr>
-            <w:tcW w:type="dxa" w:w="576"/>
+            <w:tcW w:type="dxa" w:w="504"/>
           </w:tcPr>
           <w:p/>
         </w:tc>
         <w:tc>
           <w:tcPr>
-            <w:tcW w:type="dxa" w:w="576"/>
+            <w:tcW w:type="dxa" w:w="504"/>
           </w:tcPr>
           <w:p/>
         </w:tc>
         <w:tc>
           <w:tcPr>
-            <w:tcW w:type="dxa" w:w="576"/>
+            <w:tcW w:type="dxa" w:w="504"/>
           </w:tcPr>
           <w:p/>
         </w:tc>
         <w:tc>
           <w:tcPr>
-            <w:tcW w:type="dxa" w:w="576"/>
+            <w:tcW w:type="dxa" w:w="504"/>
           </w:tcPr>
           <w:p/>
         </w:tc>
         <w:tc>
           <w:tcPr>
-            <w:tcW w:type="dxa" w:w="576"/>
+            <w:tcW w:type="dxa" w:w="504"/>
           </w:tcPr>
           <w:p/>
         </w:tc>
@@ -737,7 +1006,13 @@
       <w:tr>
         <w:tc>
           <w:tcPr>
-            <w:tcW w:type="dxa" w:w="1296"/>
+            <w:tcW w:type="dxa" w:w="1152"/>
+            <w:tcMar>
+              <w:top w:w="80" w:type="dxa"/>
+              <w:bottom w:w="80" w:type="dxa"/>
+              <w:left w:w="100" w:type="dxa"/>
+              <w:right w:w="100" w:type="dxa"/>
+            </w:tcMar>
           </w:tcPr>
           <w:p>
             <w:pPr>
@@ -753,9 +1028,19 @@
         </w:tc>
         <w:tc>
           <w:tcPr>
-            <w:tcW w:type="dxa" w:w="6192"/>
+            <w:tcW w:type="dxa" w:w="5904"/>
+            <w:tcMar>
+              <w:top w:w="80" w:type="dxa"/>
+              <w:bottom w:w="80" w:type="dxa"/>
+              <w:left w:w="100" w:type="dxa"/>
+              <w:right w:w="100" w:type="dxa"/>
+            </w:tcMar>
           </w:tcPr>
           <w:p>
+            <w:pPr>
+              <w:spacing w:line="276" w:lineRule="auto"/>
+              <w:jc w:val="both"/>
+            </w:pPr>
             <w:r>
               <w:t>VietinBank áp dụng tỷ lệ ký quỹ bảo lãnh linh hoạt (có chính sách giảm hoặc miễn ký quỹ).</w:t>
             </w:r>
@@ -763,66 +1048,96 @@
         </w:tc>
         <w:tc>
           <w:tcPr>
-            <w:tcW w:type="dxa" w:w="576"/>
+            <w:tcW w:type="dxa" w:w="504"/>
+            <w:tcMar>
+              <w:top w:w="80" w:type="dxa"/>
+              <w:bottom w:w="80" w:type="dxa"/>
+              <w:left w:w="100" w:type="dxa"/>
+              <w:right w:w="100" w:type="dxa"/>
+            </w:tcMar>
           </w:tcPr>
           <w:p>
             <w:pPr>
               <w:jc w:val="center"/>
             </w:pPr>
             <w:r>
-              <w:t>[  ]</w:t>
+              <w:t>(  )</w:t>
             </w:r>
           </w:p>
         </w:tc>
         <w:tc>
           <w:tcPr>
-            <w:tcW w:type="dxa" w:w="576"/>
+            <w:tcW w:type="dxa" w:w="504"/>
+            <w:tcMar>
+              <w:top w:w="80" w:type="dxa"/>
+              <w:bottom w:w="80" w:type="dxa"/>
+              <w:left w:w="100" w:type="dxa"/>
+              <w:right w:w="100" w:type="dxa"/>
+            </w:tcMar>
           </w:tcPr>
           <w:p>
             <w:pPr>
               <w:jc w:val="center"/>
             </w:pPr>
             <w:r>
-              <w:t>[  ]</w:t>
+              <w:t>(  )</w:t>
             </w:r>
           </w:p>
         </w:tc>
         <w:tc>
           <w:tcPr>
-            <w:tcW w:type="dxa" w:w="576"/>
+            <w:tcW w:type="dxa" w:w="504"/>
+            <w:tcMar>
+              <w:top w:w="80" w:type="dxa"/>
+              <w:bottom w:w="80" w:type="dxa"/>
+              <w:left w:w="100" w:type="dxa"/>
+              <w:right w:w="100" w:type="dxa"/>
+            </w:tcMar>
           </w:tcPr>
           <w:p>
             <w:pPr>
               <w:jc w:val="center"/>
             </w:pPr>
             <w:r>
-              <w:t>[  ]</w:t>
+              <w:t>(  )</w:t>
             </w:r>
           </w:p>
         </w:tc>
         <w:tc>
           <w:tcPr>
-            <w:tcW w:type="dxa" w:w="576"/>
+            <w:tcW w:type="dxa" w:w="504"/>
+            <w:tcMar>
+              <w:top w:w="80" w:type="dxa"/>
+              <w:bottom w:w="80" w:type="dxa"/>
+              <w:left w:w="100" w:type="dxa"/>
+              <w:right w:w="100" w:type="dxa"/>
+            </w:tcMar>
           </w:tcPr>
           <w:p>
             <w:pPr>
               <w:jc w:val="center"/>
             </w:pPr>
             <w:r>
-              <w:t>[  ]</w:t>
+              <w:t>(  )</w:t>
             </w:r>
           </w:p>
         </w:tc>
         <w:tc>
           <w:tcPr>
-            <w:tcW w:type="dxa" w:w="576"/>
+            <w:tcW w:type="dxa" w:w="504"/>
+            <w:tcMar>
+              <w:top w:w="80" w:type="dxa"/>
+              <w:bottom w:w="80" w:type="dxa"/>
+              <w:left w:w="100" w:type="dxa"/>
+              <w:right w:w="100" w:type="dxa"/>
+            </w:tcMar>
           </w:tcPr>
           <w:p>
             <w:pPr>
               <w:jc w:val="center"/>
             </w:pPr>
             <w:r>
-              <w:t>[  ]</w:t>
+              <w:t>(  )</w:t>
             </w:r>
           </w:p>
         </w:tc>
@@ -830,7 +1145,13 @@
       <w:tr>
         <w:tc>
           <w:tcPr>
-            <w:tcW w:type="dxa" w:w="1296"/>
+            <w:tcW w:type="dxa" w:w="1152"/>
+            <w:tcMar>
+              <w:top w:w="80" w:type="dxa"/>
+              <w:bottom w:w="80" w:type="dxa"/>
+              <w:left w:w="100" w:type="dxa"/>
+              <w:right w:w="100" w:type="dxa"/>
+            </w:tcMar>
           </w:tcPr>
           <w:p>
             <w:pPr>
@@ -846,9 +1167,19 @@
         </w:tc>
         <w:tc>
           <w:tcPr>
-            <w:tcW w:type="dxa" w:w="6192"/>
+            <w:tcW w:type="dxa" w:w="5904"/>
+            <w:tcMar>
+              <w:top w:w="80" w:type="dxa"/>
+              <w:bottom w:w="80" w:type="dxa"/>
+              <w:left w:w="100" w:type="dxa"/>
+              <w:right w:w="100" w:type="dxa"/>
+            </w:tcMar>
           </w:tcPr>
           <w:p>
+            <w:pPr>
+              <w:spacing w:line="276" w:lineRule="auto"/>
+              <w:jc w:val="both"/>
+            </w:pPr>
             <w:r>
               <w:t>VietinBank chấp nhận đa dạng các loại tài sản đảm bảo (BĐS, máy móc, dòng tiền hợp đồng...).</w:t>
             </w:r>
@@ -856,66 +1187,96 @@
         </w:tc>
         <w:tc>
           <w:tcPr>
-            <w:tcW w:type="dxa" w:w="576"/>
+            <w:tcW w:type="dxa" w:w="504"/>
+            <w:tcMar>
+              <w:top w:w="80" w:type="dxa"/>
+              <w:bottom w:w="80" w:type="dxa"/>
+              <w:left w:w="100" w:type="dxa"/>
+              <w:right w:w="100" w:type="dxa"/>
+            </w:tcMar>
           </w:tcPr>
           <w:p>
             <w:pPr>
               <w:jc w:val="center"/>
             </w:pPr>
             <w:r>
-              <w:t>[  ]</w:t>
+              <w:t>(  )</w:t>
             </w:r>
           </w:p>
         </w:tc>
         <w:tc>
           <w:tcPr>
-            <w:tcW w:type="dxa" w:w="576"/>
+            <w:tcW w:type="dxa" w:w="504"/>
+            <w:tcMar>
+              <w:top w:w="80" w:type="dxa"/>
+              <w:bottom w:w="80" w:type="dxa"/>
+              <w:left w:w="100" w:type="dxa"/>
+              <w:right w:w="100" w:type="dxa"/>
+            </w:tcMar>
           </w:tcPr>
           <w:p>
             <w:pPr>
               <w:jc w:val="center"/>
             </w:pPr>
             <w:r>
-              <w:t>[  ]</w:t>
+              <w:t>(  )</w:t>
             </w:r>
           </w:p>
         </w:tc>
         <w:tc>
           <w:tcPr>
-            <w:tcW w:type="dxa" w:w="576"/>
+            <w:tcW w:type="dxa" w:w="504"/>
+            <w:tcMar>
+              <w:top w:w="80" w:type="dxa"/>
+              <w:bottom w:w="80" w:type="dxa"/>
+              <w:left w:w="100" w:type="dxa"/>
+              <w:right w:w="100" w:type="dxa"/>
+            </w:tcMar>
           </w:tcPr>
           <w:p>
             <w:pPr>
               <w:jc w:val="center"/>
             </w:pPr>
             <w:r>
-              <w:t>[  ]</w:t>
+              <w:t>(  )</w:t>
             </w:r>
           </w:p>
         </w:tc>
         <w:tc>
           <w:tcPr>
-            <w:tcW w:type="dxa" w:w="576"/>
+            <w:tcW w:type="dxa" w:w="504"/>
+            <w:tcMar>
+              <w:top w:w="80" w:type="dxa"/>
+              <w:bottom w:w="80" w:type="dxa"/>
+              <w:left w:w="100" w:type="dxa"/>
+              <w:right w:w="100" w:type="dxa"/>
+            </w:tcMar>
           </w:tcPr>
           <w:p>
             <w:pPr>
               <w:jc w:val="center"/>
             </w:pPr>
             <w:r>
-              <w:t>[  ]</w:t>
+              <w:t>(  )</w:t>
             </w:r>
           </w:p>
         </w:tc>
         <w:tc>
           <w:tcPr>
-            <w:tcW w:type="dxa" w:w="576"/>
+            <w:tcW w:type="dxa" w:w="504"/>
+            <w:tcMar>
+              <w:top w:w="80" w:type="dxa"/>
+              <w:bottom w:w="80" w:type="dxa"/>
+              <w:left w:w="100" w:type="dxa"/>
+              <w:right w:w="100" w:type="dxa"/>
+            </w:tcMar>
           </w:tcPr>
           <w:p>
             <w:pPr>
               <w:jc w:val="center"/>
             </w:pPr>
             <w:r>
-              <w:t>[  ]</w:t>
+              <w:t>(  )</w:t>
             </w:r>
           </w:p>
         </w:tc>
@@ -923,7 +1284,13 @@
       <w:tr>
         <w:tc>
           <w:tcPr>
-            <w:tcW w:type="dxa" w:w="1296"/>
+            <w:tcW w:type="dxa" w:w="1152"/>
+            <w:tcMar>
+              <w:top w:w="80" w:type="dxa"/>
+              <w:bottom w:w="80" w:type="dxa"/>
+              <w:left w:w="100" w:type="dxa"/>
+              <w:right w:w="100" w:type="dxa"/>
+            </w:tcMar>
           </w:tcPr>
           <w:p>
             <w:pPr>
@@ -939,9 +1306,19 @@
         </w:tc>
         <w:tc>
           <w:tcPr>
-            <w:tcW w:type="dxa" w:w="6192"/>
+            <w:tcW w:type="dxa" w:w="5904"/>
+            <w:tcMar>
+              <w:top w:w="80" w:type="dxa"/>
+              <w:bottom w:w="80" w:type="dxa"/>
+              <w:left w:w="100" w:type="dxa"/>
+              <w:right w:w="100" w:type="dxa"/>
+            </w:tcMar>
           </w:tcPr>
           <w:p>
+            <w:pPr>
+              <w:spacing w:line="276" w:lineRule="auto"/>
+              <w:jc w:val="both"/>
+            </w:pPr>
             <w:r>
               <w:t>Thủ tục định giá và thế chấp tài sản đảm bảo tại VietinBank được thực hiện nhanh chóng, thuận tiện.</w:t>
             </w:r>
@@ -949,66 +1326,96 @@
         </w:tc>
         <w:tc>
           <w:tcPr>
-            <w:tcW w:type="dxa" w:w="576"/>
+            <w:tcW w:type="dxa" w:w="504"/>
+            <w:tcMar>
+              <w:top w:w="80" w:type="dxa"/>
+              <w:bottom w:w="80" w:type="dxa"/>
+              <w:left w:w="100" w:type="dxa"/>
+              <w:right w:w="100" w:type="dxa"/>
+            </w:tcMar>
           </w:tcPr>
           <w:p>
             <w:pPr>
               <w:jc w:val="center"/>
             </w:pPr>
             <w:r>
-              <w:t>[  ]</w:t>
+              <w:t>(  )</w:t>
             </w:r>
           </w:p>
         </w:tc>
         <w:tc>
           <w:tcPr>
-            <w:tcW w:type="dxa" w:w="576"/>
+            <w:tcW w:type="dxa" w:w="504"/>
+            <w:tcMar>
+              <w:top w:w="80" w:type="dxa"/>
+              <w:bottom w:w="80" w:type="dxa"/>
+              <w:left w:w="100" w:type="dxa"/>
+              <w:right w:w="100" w:type="dxa"/>
+            </w:tcMar>
           </w:tcPr>
           <w:p>
             <w:pPr>
               <w:jc w:val="center"/>
             </w:pPr>
             <w:r>
-              <w:t>[  ]</w:t>
+              <w:t>(  )</w:t>
             </w:r>
           </w:p>
         </w:tc>
         <w:tc>
           <w:tcPr>
-            <w:tcW w:type="dxa" w:w="576"/>
+            <w:tcW w:type="dxa" w:w="504"/>
+            <w:tcMar>
+              <w:top w:w="80" w:type="dxa"/>
+              <w:bottom w:w="80" w:type="dxa"/>
+              <w:left w:w="100" w:type="dxa"/>
+              <w:right w:w="100" w:type="dxa"/>
+            </w:tcMar>
           </w:tcPr>
           <w:p>
             <w:pPr>
               <w:jc w:val="center"/>
             </w:pPr>
             <w:r>
-              <w:t>[  ]</w:t>
+              <w:t>(  )</w:t>
             </w:r>
           </w:p>
         </w:tc>
         <w:tc>
           <w:tcPr>
-            <w:tcW w:type="dxa" w:w="576"/>
+            <w:tcW w:type="dxa" w:w="504"/>
+            <w:tcMar>
+              <w:top w:w="80" w:type="dxa"/>
+              <w:bottom w:w="80" w:type="dxa"/>
+              <w:left w:w="100" w:type="dxa"/>
+              <w:right w:w="100" w:type="dxa"/>
+            </w:tcMar>
           </w:tcPr>
           <w:p>
             <w:pPr>
               <w:jc w:val="center"/>
             </w:pPr>
             <w:r>
-              <w:t>[  ]</w:t>
+              <w:t>(  )</w:t>
             </w:r>
           </w:p>
         </w:tc>
         <w:tc>
           <w:tcPr>
-            <w:tcW w:type="dxa" w:w="576"/>
+            <w:tcW w:type="dxa" w:w="504"/>
+            <w:tcMar>
+              <w:top w:w="80" w:type="dxa"/>
+              <w:bottom w:w="80" w:type="dxa"/>
+              <w:left w:w="100" w:type="dxa"/>
+              <w:right w:w="100" w:type="dxa"/>
+            </w:tcMar>
           </w:tcPr>
           <w:p>
             <w:pPr>
               <w:jc w:val="center"/>
             </w:pPr>
             <w:r>
-              <w:t>[  ]</w:t>
+              <w:t>(  )</w:t>
             </w:r>
           </w:p>
         </w:tc>
@@ -1016,7 +1423,13 @@
       <w:tr>
         <w:tc>
           <w:tcPr>
-            <w:tcW w:type="dxa" w:w="1296"/>
+            <w:tcW w:type="dxa" w:w="1152"/>
+            <w:tcMar>
+              <w:top w:w="80" w:type="dxa"/>
+              <w:bottom w:w="80" w:type="dxa"/>
+              <w:left w:w="120" w:type="dxa"/>
+              <w:right w:w="120" w:type="dxa"/>
+            </w:tcMar>
             <w:shd w:val="clear" w:color="auto" w:fill="F4F4F4"/>
           </w:tcPr>
           <w:p>
@@ -1031,37 +1444,37 @@
         </w:tc>
         <w:tc>
           <w:tcPr>
-            <w:tcW w:type="dxa" w:w="6192"/>
+            <w:tcW w:type="dxa" w:w="5904"/>
           </w:tcPr>
           <w:p/>
         </w:tc>
         <w:tc>
           <w:tcPr>
-            <w:tcW w:type="dxa" w:w="576"/>
+            <w:tcW w:type="dxa" w:w="504"/>
           </w:tcPr>
           <w:p/>
         </w:tc>
         <w:tc>
           <w:tcPr>
-            <w:tcW w:type="dxa" w:w="576"/>
+            <w:tcW w:type="dxa" w:w="504"/>
           </w:tcPr>
           <w:p/>
         </w:tc>
         <w:tc>
           <w:tcPr>
-            <w:tcW w:type="dxa" w:w="576"/>
+            <w:tcW w:type="dxa" w:w="504"/>
           </w:tcPr>
           <w:p/>
         </w:tc>
         <w:tc>
           <w:tcPr>
-            <w:tcW w:type="dxa" w:w="576"/>
+            <w:tcW w:type="dxa" w:w="504"/>
           </w:tcPr>
           <w:p/>
         </w:tc>
         <w:tc>
           <w:tcPr>
-            <w:tcW w:type="dxa" w:w="576"/>
+            <w:tcW w:type="dxa" w:w="504"/>
           </w:tcPr>
           <w:p/>
         </w:tc>
@@ -1069,7 +1482,13 @@
       <w:tr>
         <w:tc>
           <w:tcPr>
-            <w:tcW w:type="dxa" w:w="1296"/>
+            <w:tcW w:type="dxa" w:w="1152"/>
+            <w:tcMar>
+              <w:top w:w="80" w:type="dxa"/>
+              <w:bottom w:w="80" w:type="dxa"/>
+              <w:left w:w="100" w:type="dxa"/>
+              <w:right w:w="100" w:type="dxa"/>
+            </w:tcMar>
           </w:tcPr>
           <w:p>
             <w:pPr>
@@ -1085,9 +1504,19 @@
         </w:tc>
         <w:tc>
           <w:tcPr>
-            <w:tcW w:type="dxa" w:w="6192"/>
+            <w:tcW w:type="dxa" w:w="5904"/>
+            <w:tcMar>
+              <w:top w:w="80" w:type="dxa"/>
+              <w:bottom w:w="80" w:type="dxa"/>
+              <w:left w:w="100" w:type="dxa"/>
+              <w:right w:w="100" w:type="dxa"/>
+            </w:tcMar>
           </w:tcPr>
           <w:p>
+            <w:pPr>
+              <w:spacing w:line="276" w:lineRule="auto"/>
+              <w:jc w:val="both"/>
+            </w:pPr>
             <w:r>
               <w:t>Thời gian thẩm định và phê duyệt hạn mức bảo lãnh tại VietinBank rất nhanh chóng.</w:t>
             </w:r>
@@ -1095,66 +1524,96 @@
         </w:tc>
         <w:tc>
           <w:tcPr>
-            <w:tcW w:type="dxa" w:w="576"/>
+            <w:tcW w:type="dxa" w:w="504"/>
+            <w:tcMar>
+              <w:top w:w="80" w:type="dxa"/>
+              <w:bottom w:w="80" w:type="dxa"/>
+              <w:left w:w="100" w:type="dxa"/>
+              <w:right w:w="100" w:type="dxa"/>
+            </w:tcMar>
           </w:tcPr>
           <w:p>
             <w:pPr>
               <w:jc w:val="center"/>
             </w:pPr>
             <w:r>
-              <w:t>[  ]</w:t>
+              <w:t>(  )</w:t>
             </w:r>
           </w:p>
         </w:tc>
         <w:tc>
           <w:tcPr>
-            <w:tcW w:type="dxa" w:w="576"/>
+            <w:tcW w:type="dxa" w:w="504"/>
+            <w:tcMar>
+              <w:top w:w="80" w:type="dxa"/>
+              <w:bottom w:w="80" w:type="dxa"/>
+              <w:left w:w="100" w:type="dxa"/>
+              <w:right w:w="100" w:type="dxa"/>
+            </w:tcMar>
           </w:tcPr>
           <w:p>
             <w:pPr>
               <w:jc w:val="center"/>
             </w:pPr>
             <w:r>
-              <w:t>[  ]</w:t>
+              <w:t>(  )</w:t>
             </w:r>
           </w:p>
         </w:tc>
         <w:tc>
           <w:tcPr>
-            <w:tcW w:type="dxa" w:w="576"/>
+            <w:tcW w:type="dxa" w:w="504"/>
+            <w:tcMar>
+              <w:top w:w="80" w:type="dxa"/>
+              <w:bottom w:w="80" w:type="dxa"/>
+              <w:left w:w="100" w:type="dxa"/>
+              <w:right w:w="100" w:type="dxa"/>
+            </w:tcMar>
           </w:tcPr>
           <w:p>
             <w:pPr>
               <w:jc w:val="center"/>
             </w:pPr>
             <w:r>
-              <w:t>[  ]</w:t>
+              <w:t>(  )</w:t>
             </w:r>
           </w:p>
         </w:tc>
         <w:tc>
           <w:tcPr>
-            <w:tcW w:type="dxa" w:w="576"/>
+            <w:tcW w:type="dxa" w:w="504"/>
+            <w:tcMar>
+              <w:top w:w="80" w:type="dxa"/>
+              <w:bottom w:w="80" w:type="dxa"/>
+              <w:left w:w="100" w:type="dxa"/>
+              <w:right w:w="100" w:type="dxa"/>
+            </w:tcMar>
           </w:tcPr>
           <w:p>
             <w:pPr>
               <w:jc w:val="center"/>
             </w:pPr>
             <w:r>
-              <w:t>[  ]</w:t>
+              <w:t>(  )</w:t>
             </w:r>
           </w:p>
         </w:tc>
         <w:tc>
           <w:tcPr>
-            <w:tcW w:type="dxa" w:w="576"/>
+            <w:tcW w:type="dxa" w:w="504"/>
+            <w:tcMar>
+              <w:top w:w="80" w:type="dxa"/>
+              <w:bottom w:w="80" w:type="dxa"/>
+              <w:left w:w="100" w:type="dxa"/>
+              <w:right w:w="100" w:type="dxa"/>
+            </w:tcMar>
           </w:tcPr>
           <w:p>
             <w:pPr>
               <w:jc w:val="center"/>
             </w:pPr>
             <w:r>
-              <w:t>[  ]</w:t>
+              <w:t>(  )</w:t>
             </w:r>
           </w:p>
         </w:tc>
@@ -1162,7 +1621,13 @@
       <w:tr>
         <w:tc>
           <w:tcPr>
-            <w:tcW w:type="dxa" w:w="1296"/>
+            <w:tcW w:type="dxa" w:w="1152"/>
+            <w:tcMar>
+              <w:top w:w="80" w:type="dxa"/>
+              <w:bottom w:w="80" w:type="dxa"/>
+              <w:left w:w="100" w:type="dxa"/>
+              <w:right w:w="100" w:type="dxa"/>
+            </w:tcMar>
           </w:tcPr>
           <w:p>
             <w:pPr>
@@ -1178,9 +1643,19 @@
         </w:tc>
         <w:tc>
           <w:tcPr>
-            <w:tcW w:type="dxa" w:w="6192"/>
+            <w:tcW w:type="dxa" w:w="5904"/>
+            <w:tcMar>
+              <w:top w:w="80" w:type="dxa"/>
+              <w:bottom w:w="80" w:type="dxa"/>
+              <w:left w:w="100" w:type="dxa"/>
+              <w:right w:w="100" w:type="dxa"/>
+            </w:tcMar>
           </w:tcPr>
           <w:p>
+            <w:pPr>
+              <w:spacing w:line="276" w:lineRule="auto"/>
+              <w:jc w:val="both"/>
+            </w:pPr>
             <w:r>
               <w:t>Quy trình thủ tục hồ sơ đề nghị cấp bảo lãnh tại VietinBank được đơn giản hóa tối đa.</w:t>
             </w:r>
@@ -1188,66 +1663,96 @@
         </w:tc>
         <w:tc>
           <w:tcPr>
-            <w:tcW w:type="dxa" w:w="576"/>
+            <w:tcW w:type="dxa" w:w="504"/>
+            <w:tcMar>
+              <w:top w:w="80" w:type="dxa"/>
+              <w:bottom w:w="80" w:type="dxa"/>
+              <w:left w:w="100" w:type="dxa"/>
+              <w:right w:w="100" w:type="dxa"/>
+            </w:tcMar>
           </w:tcPr>
           <w:p>
             <w:pPr>
               <w:jc w:val="center"/>
             </w:pPr>
             <w:r>
-              <w:t>[  ]</w:t>
+              <w:t>(  )</w:t>
             </w:r>
           </w:p>
         </w:tc>
         <w:tc>
           <w:tcPr>
-            <w:tcW w:type="dxa" w:w="576"/>
+            <w:tcW w:type="dxa" w:w="504"/>
+            <w:tcMar>
+              <w:top w:w="80" w:type="dxa"/>
+              <w:bottom w:w="80" w:type="dxa"/>
+              <w:left w:w="100" w:type="dxa"/>
+              <w:right w:w="100" w:type="dxa"/>
+            </w:tcMar>
           </w:tcPr>
           <w:p>
             <w:pPr>
               <w:jc w:val="center"/>
             </w:pPr>
             <w:r>
-              <w:t>[  ]</w:t>
+              <w:t>(  )</w:t>
             </w:r>
           </w:p>
         </w:tc>
         <w:tc>
           <w:tcPr>
-            <w:tcW w:type="dxa" w:w="576"/>
+            <w:tcW w:type="dxa" w:w="504"/>
+            <w:tcMar>
+              <w:top w:w="80" w:type="dxa"/>
+              <w:bottom w:w="80" w:type="dxa"/>
+              <w:left w:w="100" w:type="dxa"/>
+              <w:right w:w="100" w:type="dxa"/>
+            </w:tcMar>
           </w:tcPr>
           <w:p>
             <w:pPr>
               <w:jc w:val="center"/>
             </w:pPr>
             <w:r>
-              <w:t>[  ]</w:t>
+              <w:t>(  )</w:t>
             </w:r>
           </w:p>
         </w:tc>
         <w:tc>
           <w:tcPr>
-            <w:tcW w:type="dxa" w:w="576"/>
+            <w:tcW w:type="dxa" w:w="504"/>
+            <w:tcMar>
+              <w:top w:w="80" w:type="dxa"/>
+              <w:bottom w:w="80" w:type="dxa"/>
+              <w:left w:w="100" w:type="dxa"/>
+              <w:right w:w="100" w:type="dxa"/>
+            </w:tcMar>
           </w:tcPr>
           <w:p>
             <w:pPr>
               <w:jc w:val="center"/>
             </w:pPr>
             <w:r>
-              <w:t>[  ]</w:t>
+              <w:t>(  )</w:t>
             </w:r>
           </w:p>
         </w:tc>
         <w:tc>
           <w:tcPr>
-            <w:tcW w:type="dxa" w:w="576"/>
+            <w:tcW w:type="dxa" w:w="504"/>
+            <w:tcMar>
+              <w:top w:w="80" w:type="dxa"/>
+              <w:bottom w:w="80" w:type="dxa"/>
+              <w:left w:w="100" w:type="dxa"/>
+              <w:right w:w="100" w:type="dxa"/>
+            </w:tcMar>
           </w:tcPr>
           <w:p>
             <w:pPr>
               <w:jc w:val="center"/>
             </w:pPr>
             <w:r>
-              <w:t>[  ]</w:t>
+              <w:t>(  )</w:t>
             </w:r>
           </w:p>
         </w:tc>
@@ -1255,7 +1760,13 @@
       <w:tr>
         <w:tc>
           <w:tcPr>
-            <w:tcW w:type="dxa" w:w="1296"/>
+            <w:tcW w:type="dxa" w:w="1152"/>
+            <w:tcMar>
+              <w:top w:w="80" w:type="dxa"/>
+              <w:bottom w:w="80" w:type="dxa"/>
+              <w:left w:w="100" w:type="dxa"/>
+              <w:right w:w="100" w:type="dxa"/>
+            </w:tcMar>
           </w:tcPr>
           <w:p>
             <w:pPr>
@@ -1271,9 +1782,19 @@
         </w:tc>
         <w:tc>
           <w:tcPr>
-            <w:tcW w:type="dxa" w:w="6192"/>
+            <w:tcW w:type="dxa" w:w="5904"/>
+            <w:tcMar>
+              <w:top w:w="80" w:type="dxa"/>
+              <w:bottom w:w="80" w:type="dxa"/>
+              <w:left w:w="100" w:type="dxa"/>
+              <w:right w:w="100" w:type="dxa"/>
+            </w:tcMar>
           </w:tcPr>
           <w:p>
+            <w:pPr>
+              <w:spacing w:line="276" w:lineRule="auto"/>
+              <w:jc w:val="both"/>
+            </w:pPr>
             <w:r>
               <w:t>Thời gian từ khi nộp đủ hồ sơ đến khi nhận Thư bảo lãnh gốc đáp ứng kịp thời tiến độ hợp đồng.</w:t>
             </w:r>
@@ -1281,66 +1802,96 @@
         </w:tc>
         <w:tc>
           <w:tcPr>
-            <w:tcW w:type="dxa" w:w="576"/>
+            <w:tcW w:type="dxa" w:w="504"/>
+            <w:tcMar>
+              <w:top w:w="80" w:type="dxa"/>
+              <w:bottom w:w="80" w:type="dxa"/>
+              <w:left w:w="100" w:type="dxa"/>
+              <w:right w:w="100" w:type="dxa"/>
+            </w:tcMar>
           </w:tcPr>
           <w:p>
             <w:pPr>
               <w:jc w:val="center"/>
             </w:pPr>
             <w:r>
-              <w:t>[  ]</w:t>
+              <w:t>(  )</w:t>
             </w:r>
           </w:p>
         </w:tc>
         <w:tc>
           <w:tcPr>
-            <w:tcW w:type="dxa" w:w="576"/>
+            <w:tcW w:type="dxa" w:w="504"/>
+            <w:tcMar>
+              <w:top w:w="80" w:type="dxa"/>
+              <w:bottom w:w="80" w:type="dxa"/>
+              <w:left w:w="100" w:type="dxa"/>
+              <w:right w:w="100" w:type="dxa"/>
+            </w:tcMar>
           </w:tcPr>
           <w:p>
             <w:pPr>
               <w:jc w:val="center"/>
             </w:pPr>
             <w:r>
-              <w:t>[  ]</w:t>
+              <w:t>(  )</w:t>
             </w:r>
           </w:p>
         </w:tc>
         <w:tc>
           <w:tcPr>
-            <w:tcW w:type="dxa" w:w="576"/>
+            <w:tcW w:type="dxa" w:w="504"/>
+            <w:tcMar>
+              <w:top w:w="80" w:type="dxa"/>
+              <w:bottom w:w="80" w:type="dxa"/>
+              <w:left w:w="100" w:type="dxa"/>
+              <w:right w:w="100" w:type="dxa"/>
+            </w:tcMar>
           </w:tcPr>
           <w:p>
             <w:pPr>
               <w:jc w:val="center"/>
             </w:pPr>
             <w:r>
-              <w:t>[  ]</w:t>
+              <w:t>(  )</w:t>
             </w:r>
           </w:p>
         </w:tc>
         <w:tc>
           <w:tcPr>
-            <w:tcW w:type="dxa" w:w="576"/>
+            <w:tcW w:type="dxa" w:w="504"/>
+            <w:tcMar>
+              <w:top w:w="80" w:type="dxa"/>
+              <w:bottom w:w="80" w:type="dxa"/>
+              <w:left w:w="100" w:type="dxa"/>
+              <w:right w:w="100" w:type="dxa"/>
+            </w:tcMar>
           </w:tcPr>
           <w:p>
             <w:pPr>
               <w:jc w:val="center"/>
             </w:pPr>
             <w:r>
-              <w:t>[  ]</w:t>
+              <w:t>(  )</w:t>
             </w:r>
           </w:p>
         </w:tc>
         <w:tc>
           <w:tcPr>
-            <w:tcW w:type="dxa" w:w="576"/>
+            <w:tcW w:type="dxa" w:w="504"/>
+            <w:tcMar>
+              <w:top w:w="80" w:type="dxa"/>
+              <w:bottom w:w="80" w:type="dxa"/>
+              <w:left w:w="100" w:type="dxa"/>
+              <w:right w:w="100" w:type="dxa"/>
+            </w:tcMar>
           </w:tcPr>
           <w:p>
             <w:pPr>
               <w:jc w:val="center"/>
             </w:pPr>
             <w:r>
-              <w:t>[  ]</w:t>
+              <w:t>(  )</w:t>
             </w:r>
           </w:p>
         </w:tc>
@@ -1348,7 +1899,13 @@
       <w:tr>
         <w:tc>
           <w:tcPr>
-            <w:tcW w:type="dxa" w:w="1296"/>
+            <w:tcW w:type="dxa" w:w="1152"/>
+            <w:tcMar>
+              <w:top w:w="80" w:type="dxa"/>
+              <w:bottom w:w="80" w:type="dxa"/>
+              <w:left w:w="120" w:type="dxa"/>
+              <w:right w:w="120" w:type="dxa"/>
+            </w:tcMar>
             <w:shd w:val="clear" w:color="auto" w:fill="F4F4F4"/>
           </w:tcPr>
           <w:p>
@@ -1363,37 +1920,37 @@
         </w:tc>
         <w:tc>
           <w:tcPr>
-            <w:tcW w:type="dxa" w:w="6192"/>
+            <w:tcW w:type="dxa" w:w="5904"/>
           </w:tcPr>
           <w:p/>
         </w:tc>
         <w:tc>
           <w:tcPr>
-            <w:tcW w:type="dxa" w:w="576"/>
+            <w:tcW w:type="dxa" w:w="504"/>
           </w:tcPr>
           <w:p/>
         </w:tc>
         <w:tc>
           <w:tcPr>
-            <w:tcW w:type="dxa" w:w="576"/>
+            <w:tcW w:type="dxa" w:w="504"/>
           </w:tcPr>
           <w:p/>
         </w:tc>
         <w:tc>
           <w:tcPr>
-            <w:tcW w:type="dxa" w:w="576"/>
+            <w:tcW w:type="dxa" w:w="504"/>
           </w:tcPr>
           <w:p/>
         </w:tc>
         <w:tc>
           <w:tcPr>
-            <w:tcW w:type="dxa" w:w="576"/>
+            <w:tcW w:type="dxa" w:w="504"/>
           </w:tcPr>
           <w:p/>
         </w:tc>
         <w:tc>
           <w:tcPr>
-            <w:tcW w:type="dxa" w:w="576"/>
+            <w:tcW w:type="dxa" w:w="504"/>
           </w:tcPr>
           <w:p/>
         </w:tc>
@@ -1401,7 +1958,13 @@
       <w:tr>
         <w:tc>
           <w:tcPr>
-            <w:tcW w:type="dxa" w:w="1296"/>
+            <w:tcW w:type="dxa" w:w="1152"/>
+            <w:tcMar>
+              <w:top w:w="80" w:type="dxa"/>
+              <w:bottom w:w="80" w:type="dxa"/>
+              <w:left w:w="100" w:type="dxa"/>
+              <w:right w:w="100" w:type="dxa"/>
+            </w:tcMar>
           </w:tcPr>
           <w:p>
             <w:pPr>
@@ -1417,9 +1980,19 @@
         </w:tc>
         <w:tc>
           <w:tcPr>
-            <w:tcW w:type="dxa" w:w="6192"/>
+            <w:tcW w:type="dxa" w:w="5904"/>
+            <w:tcMar>
+              <w:top w:w="80" w:type="dxa"/>
+              <w:bottom w:w="80" w:type="dxa"/>
+              <w:left w:w="100" w:type="dxa"/>
+              <w:right w:w="100" w:type="dxa"/>
+            </w:tcMar>
           </w:tcPr>
           <w:p>
+            <w:pPr>
+              <w:spacing w:line="276" w:lineRule="auto"/>
+              <w:jc w:val="both"/>
+            </w:pPr>
             <w:r>
               <w:t>VietinBank là ngân hàng thương mại lớn, có uy tín và thương hiệu mạnh hàng đầu Việt Nam.</w:t>
             </w:r>
@@ -1427,66 +2000,96 @@
         </w:tc>
         <w:tc>
           <w:tcPr>
-            <w:tcW w:type="dxa" w:w="576"/>
+            <w:tcW w:type="dxa" w:w="504"/>
+            <w:tcMar>
+              <w:top w:w="80" w:type="dxa"/>
+              <w:bottom w:w="80" w:type="dxa"/>
+              <w:left w:w="100" w:type="dxa"/>
+              <w:right w:w="100" w:type="dxa"/>
+            </w:tcMar>
           </w:tcPr>
           <w:p>
             <w:pPr>
               <w:jc w:val="center"/>
             </w:pPr>
             <w:r>
-              <w:t>[  ]</w:t>
+              <w:t>(  )</w:t>
             </w:r>
           </w:p>
         </w:tc>
         <w:tc>
           <w:tcPr>
-            <w:tcW w:type="dxa" w:w="576"/>
+            <w:tcW w:type="dxa" w:w="504"/>
+            <w:tcMar>
+              <w:top w:w="80" w:type="dxa"/>
+              <w:bottom w:w="80" w:type="dxa"/>
+              <w:left w:w="100" w:type="dxa"/>
+              <w:right w:w="100" w:type="dxa"/>
+            </w:tcMar>
           </w:tcPr>
           <w:p>
             <w:pPr>
               <w:jc w:val="center"/>
             </w:pPr>
             <w:r>
-              <w:t>[  ]</w:t>
+              <w:t>(  )</w:t>
             </w:r>
           </w:p>
         </w:tc>
         <w:tc>
           <w:tcPr>
-            <w:tcW w:type="dxa" w:w="576"/>
+            <w:tcW w:type="dxa" w:w="504"/>
+            <w:tcMar>
+              <w:top w:w="80" w:type="dxa"/>
+              <w:bottom w:w="80" w:type="dxa"/>
+              <w:left w:w="100" w:type="dxa"/>
+              <w:right w:w="100" w:type="dxa"/>
+            </w:tcMar>
           </w:tcPr>
           <w:p>
             <w:pPr>
               <w:jc w:val="center"/>
             </w:pPr>
             <w:r>
-              <w:t>[  ]</w:t>
+              <w:t>(  )</w:t>
             </w:r>
           </w:p>
         </w:tc>
         <w:tc>
           <w:tcPr>
-            <w:tcW w:type="dxa" w:w="576"/>
+            <w:tcW w:type="dxa" w:w="504"/>
+            <w:tcMar>
+              <w:top w:w="80" w:type="dxa"/>
+              <w:bottom w:w="80" w:type="dxa"/>
+              <w:left w:w="100" w:type="dxa"/>
+              <w:right w:w="100" w:type="dxa"/>
+            </w:tcMar>
           </w:tcPr>
           <w:p>
             <w:pPr>
               <w:jc w:val="center"/>
             </w:pPr>
             <w:r>
-              <w:t>[  ]</w:t>
+              <w:t>(  )</w:t>
             </w:r>
           </w:p>
         </w:tc>
         <w:tc>
           <w:tcPr>
-            <w:tcW w:type="dxa" w:w="576"/>
+            <w:tcW w:type="dxa" w:w="504"/>
+            <w:tcMar>
+              <w:top w:w="80" w:type="dxa"/>
+              <w:bottom w:w="80" w:type="dxa"/>
+              <w:left w:w="100" w:type="dxa"/>
+              <w:right w:w="100" w:type="dxa"/>
+            </w:tcMar>
           </w:tcPr>
           <w:p>
             <w:pPr>
               <w:jc w:val="center"/>
             </w:pPr>
             <w:r>
-              <w:t>[  ]</w:t>
+              <w:t>(  )</w:t>
             </w:r>
           </w:p>
         </w:tc>
@@ -1494,7 +2097,13 @@
       <w:tr>
         <w:tc>
           <w:tcPr>
-            <w:tcW w:type="dxa" w:w="1296"/>
+            <w:tcW w:type="dxa" w:w="1152"/>
+            <w:tcMar>
+              <w:top w:w="80" w:type="dxa"/>
+              <w:bottom w:w="80" w:type="dxa"/>
+              <w:left w:w="100" w:type="dxa"/>
+              <w:right w:w="100" w:type="dxa"/>
+            </w:tcMar>
           </w:tcPr>
           <w:p>
             <w:pPr>
@@ -1510,9 +2119,19 @@
         </w:tc>
         <w:tc>
           <w:tcPr>
-            <w:tcW w:type="dxa" w:w="6192"/>
+            <w:tcW w:type="dxa" w:w="5904"/>
+            <w:tcMar>
+              <w:top w:w="80" w:type="dxa"/>
+              <w:bottom w:w="80" w:type="dxa"/>
+              <w:left w:w="100" w:type="dxa"/>
+              <w:right w:w="100" w:type="dxa"/>
+            </w:tcMar>
           </w:tcPr>
           <w:p>
+            <w:pPr>
+              <w:spacing w:line="276" w:lineRule="auto"/>
+              <w:jc w:val="both"/>
+            </w:pPr>
             <w:r>
               <w:t>Thư bảo lãnh do VietinBank phát hành luôn được các Chủ đầu tư và Bên mời thầu tin tưởng chấp nhận.</w:t>
             </w:r>
@@ -1520,66 +2139,96 @@
         </w:tc>
         <w:tc>
           <w:tcPr>
-            <w:tcW w:type="dxa" w:w="576"/>
+            <w:tcW w:type="dxa" w:w="504"/>
+            <w:tcMar>
+              <w:top w:w="80" w:type="dxa"/>
+              <w:bottom w:w="80" w:type="dxa"/>
+              <w:left w:w="100" w:type="dxa"/>
+              <w:right w:w="100" w:type="dxa"/>
+            </w:tcMar>
           </w:tcPr>
           <w:p>
             <w:pPr>
               <w:jc w:val="center"/>
             </w:pPr>
             <w:r>
-              <w:t>[  ]</w:t>
+              <w:t>(  )</w:t>
             </w:r>
           </w:p>
         </w:tc>
         <w:tc>
           <w:tcPr>
-            <w:tcW w:type="dxa" w:w="576"/>
+            <w:tcW w:type="dxa" w:w="504"/>
+            <w:tcMar>
+              <w:top w:w="80" w:type="dxa"/>
+              <w:bottom w:w="80" w:type="dxa"/>
+              <w:left w:w="100" w:type="dxa"/>
+              <w:right w:w="100" w:type="dxa"/>
+            </w:tcMar>
           </w:tcPr>
           <w:p>
             <w:pPr>
               <w:jc w:val="center"/>
             </w:pPr>
             <w:r>
-              <w:t>[  ]</w:t>
+              <w:t>(  )</w:t>
             </w:r>
           </w:p>
         </w:tc>
         <w:tc>
           <w:tcPr>
-            <w:tcW w:type="dxa" w:w="576"/>
+            <w:tcW w:type="dxa" w:w="504"/>
+            <w:tcMar>
+              <w:top w:w="80" w:type="dxa"/>
+              <w:bottom w:w="80" w:type="dxa"/>
+              <w:left w:w="100" w:type="dxa"/>
+              <w:right w:w="100" w:type="dxa"/>
+            </w:tcMar>
           </w:tcPr>
           <w:p>
             <w:pPr>
               <w:jc w:val="center"/>
             </w:pPr>
             <w:r>
-              <w:t>[  ]</w:t>
+              <w:t>(  )</w:t>
             </w:r>
           </w:p>
         </w:tc>
         <w:tc>
           <w:tcPr>
-            <w:tcW w:type="dxa" w:w="576"/>
+            <w:tcW w:type="dxa" w:w="504"/>
+            <w:tcMar>
+              <w:top w:w="80" w:type="dxa"/>
+              <w:bottom w:w="80" w:type="dxa"/>
+              <w:left w:w="100" w:type="dxa"/>
+              <w:right w:w="100" w:type="dxa"/>
+            </w:tcMar>
           </w:tcPr>
           <w:p>
             <w:pPr>
               <w:jc w:val="center"/>
             </w:pPr>
             <w:r>
-              <w:t>[  ]</w:t>
+              <w:t>(  )</w:t>
             </w:r>
           </w:p>
         </w:tc>
         <w:tc>
           <w:tcPr>
-            <w:tcW w:type="dxa" w:w="576"/>
+            <w:tcW w:type="dxa" w:w="504"/>
+            <w:tcMar>
+              <w:top w:w="80" w:type="dxa"/>
+              <w:bottom w:w="80" w:type="dxa"/>
+              <w:left w:w="100" w:type="dxa"/>
+              <w:right w:w="100" w:type="dxa"/>
+            </w:tcMar>
           </w:tcPr>
           <w:p>
             <w:pPr>
               <w:jc w:val="center"/>
             </w:pPr>
             <w:r>
-              <w:t>[  ]</w:t>
+              <w:t>(  )</w:t>
             </w:r>
           </w:p>
         </w:tc>
@@ -1587,7 +2236,13 @@
       <w:tr>
         <w:tc>
           <w:tcPr>
-            <w:tcW w:type="dxa" w:w="1296"/>
+            <w:tcW w:type="dxa" w:w="1152"/>
+            <w:tcMar>
+              <w:top w:w="80" w:type="dxa"/>
+              <w:bottom w:w="80" w:type="dxa"/>
+              <w:left w:w="100" w:type="dxa"/>
+              <w:right w:w="100" w:type="dxa"/>
+            </w:tcMar>
           </w:tcPr>
           <w:p>
             <w:pPr>
@@ -1603,9 +2258,19 @@
         </w:tc>
         <w:tc>
           <w:tcPr>
-            <w:tcW w:type="dxa" w:w="6192"/>
+            <w:tcW w:type="dxa" w:w="5904"/>
+            <w:tcMar>
+              <w:top w:w="80" w:type="dxa"/>
+              <w:bottom w:w="80" w:type="dxa"/>
+              <w:left w:w="100" w:type="dxa"/>
+              <w:right w:w="100" w:type="dxa"/>
+            </w:tcMar>
           </w:tcPr>
           <w:p>
+            <w:pPr>
+              <w:spacing w:line="276" w:lineRule="auto"/>
+              <w:jc w:val="both"/>
+            </w:pPr>
             <w:r>
               <w:t>Năng lực tài chính vững mạnh của VietinBank giúp gia tăng uy tín cho doanh nghiệp khi giao dịch.</w:t>
             </w:r>
@@ -1613,66 +2278,96 @@
         </w:tc>
         <w:tc>
           <w:tcPr>
-            <w:tcW w:type="dxa" w:w="576"/>
+            <w:tcW w:type="dxa" w:w="504"/>
+            <w:tcMar>
+              <w:top w:w="80" w:type="dxa"/>
+              <w:bottom w:w="80" w:type="dxa"/>
+              <w:left w:w="100" w:type="dxa"/>
+              <w:right w:w="100" w:type="dxa"/>
+            </w:tcMar>
           </w:tcPr>
           <w:p>
             <w:pPr>
               <w:jc w:val="center"/>
             </w:pPr>
             <w:r>
-              <w:t>[  ]</w:t>
+              <w:t>(  )</w:t>
             </w:r>
           </w:p>
         </w:tc>
         <w:tc>
           <w:tcPr>
-            <w:tcW w:type="dxa" w:w="576"/>
+            <w:tcW w:type="dxa" w:w="504"/>
+            <w:tcMar>
+              <w:top w:w="80" w:type="dxa"/>
+              <w:bottom w:w="80" w:type="dxa"/>
+              <w:left w:w="100" w:type="dxa"/>
+              <w:right w:w="100" w:type="dxa"/>
+            </w:tcMar>
           </w:tcPr>
           <w:p>
             <w:pPr>
               <w:jc w:val="center"/>
             </w:pPr>
             <w:r>
-              <w:t>[  ]</w:t>
+              <w:t>(  )</w:t>
             </w:r>
           </w:p>
         </w:tc>
         <w:tc>
           <w:tcPr>
-            <w:tcW w:type="dxa" w:w="576"/>
+            <w:tcW w:type="dxa" w:w="504"/>
+            <w:tcMar>
+              <w:top w:w="80" w:type="dxa"/>
+              <w:bottom w:w="80" w:type="dxa"/>
+              <w:left w:w="100" w:type="dxa"/>
+              <w:right w:w="100" w:type="dxa"/>
+            </w:tcMar>
           </w:tcPr>
           <w:p>
             <w:pPr>
               <w:jc w:val="center"/>
             </w:pPr>
             <w:r>
-              <w:t>[  ]</w:t>
+              <w:t>(  )</w:t>
             </w:r>
           </w:p>
         </w:tc>
         <w:tc>
           <w:tcPr>
-            <w:tcW w:type="dxa" w:w="576"/>
+            <w:tcW w:type="dxa" w:w="504"/>
+            <w:tcMar>
+              <w:top w:w="80" w:type="dxa"/>
+              <w:bottom w:w="80" w:type="dxa"/>
+              <w:left w:w="100" w:type="dxa"/>
+              <w:right w:w="100" w:type="dxa"/>
+            </w:tcMar>
           </w:tcPr>
           <w:p>
             <w:pPr>
               <w:jc w:val="center"/>
             </w:pPr>
             <w:r>
-              <w:t>[  ]</w:t>
+              <w:t>(  )</w:t>
             </w:r>
           </w:p>
         </w:tc>
         <w:tc>
           <w:tcPr>
-            <w:tcW w:type="dxa" w:w="576"/>
+            <w:tcW w:type="dxa" w:w="504"/>
+            <w:tcMar>
+              <w:top w:w="80" w:type="dxa"/>
+              <w:bottom w:w="80" w:type="dxa"/>
+              <w:left w:w="100" w:type="dxa"/>
+              <w:right w:w="100" w:type="dxa"/>
+            </w:tcMar>
           </w:tcPr>
           <w:p>
             <w:pPr>
               <w:jc w:val="center"/>
             </w:pPr>
             <w:r>
-              <w:t>[  ]</w:t>
+              <w:t>(  )</w:t>
             </w:r>
           </w:p>
         </w:tc>
@@ -1680,7 +2375,13 @@
       <w:tr>
         <w:tc>
           <w:tcPr>
-            <w:tcW w:type="dxa" w:w="1296"/>
+            <w:tcW w:type="dxa" w:w="1152"/>
+            <w:tcMar>
+              <w:top w:w="80" w:type="dxa"/>
+              <w:bottom w:w="80" w:type="dxa"/>
+              <w:left w:w="120" w:type="dxa"/>
+              <w:right w:w="120" w:type="dxa"/>
+            </w:tcMar>
             <w:shd w:val="clear" w:color="auto" w:fill="F4F4F4"/>
           </w:tcPr>
           <w:p>
@@ -1695,37 +2396,37 @@
         </w:tc>
         <w:tc>
           <w:tcPr>
-            <w:tcW w:type="dxa" w:w="6192"/>
+            <w:tcW w:type="dxa" w:w="5904"/>
           </w:tcPr>
           <w:p/>
         </w:tc>
         <w:tc>
           <w:tcPr>
-            <w:tcW w:type="dxa" w:w="576"/>
+            <w:tcW w:type="dxa" w:w="504"/>
           </w:tcPr>
           <w:p/>
         </w:tc>
         <w:tc>
           <w:tcPr>
-            <w:tcW w:type="dxa" w:w="576"/>
+            <w:tcW w:type="dxa" w:w="504"/>
           </w:tcPr>
           <w:p/>
         </w:tc>
         <w:tc>
           <w:tcPr>
-            <w:tcW w:type="dxa" w:w="576"/>
+            <w:tcW w:type="dxa" w:w="504"/>
           </w:tcPr>
           <w:p/>
         </w:tc>
         <w:tc>
           <w:tcPr>
-            <w:tcW w:type="dxa" w:w="576"/>
+            <w:tcW w:type="dxa" w:w="504"/>
           </w:tcPr>
           <w:p/>
         </w:tc>
         <w:tc>
           <w:tcPr>
-            <w:tcW w:type="dxa" w:w="576"/>
+            <w:tcW w:type="dxa" w:w="504"/>
           </w:tcPr>
           <w:p/>
         </w:tc>
@@ -1733,7 +2434,13 @@
       <w:tr>
         <w:tc>
           <w:tcPr>
-            <w:tcW w:type="dxa" w:w="1296"/>
+            <w:tcW w:type="dxa" w:w="1152"/>
+            <w:tcMar>
+              <w:top w:w="80" w:type="dxa"/>
+              <w:bottom w:w="80" w:type="dxa"/>
+              <w:left w:w="100" w:type="dxa"/>
+              <w:right w:w="100" w:type="dxa"/>
+            </w:tcMar>
           </w:tcPr>
           <w:p>
             <w:pPr>
@@ -1749,9 +2456,19 @@
         </w:tc>
         <w:tc>
           <w:tcPr>
-            <w:tcW w:type="dxa" w:w="6192"/>
+            <w:tcW w:type="dxa" w:w="5904"/>
+            <w:tcMar>
+              <w:top w:w="80" w:type="dxa"/>
+              <w:bottom w:w="80" w:type="dxa"/>
+              <w:left w:w="100" w:type="dxa"/>
+              <w:right w:w="100" w:type="dxa"/>
+            </w:tcMar>
           </w:tcPr>
           <w:p>
+            <w:pPr>
+              <w:spacing w:line="276" w:lineRule="auto"/>
+              <w:jc w:val="both"/>
+            </w:pPr>
             <w:r>
               <w:t>Cán bộ quan hệ khách hàng (RM) VietinBank có năng lực chuyên môn sâu về nghiệp vụ bảo lãnh.</w:t>
             </w:r>
@@ -1759,66 +2476,96 @@
         </w:tc>
         <w:tc>
           <w:tcPr>
-            <w:tcW w:type="dxa" w:w="576"/>
+            <w:tcW w:type="dxa" w:w="504"/>
+            <w:tcMar>
+              <w:top w:w="80" w:type="dxa"/>
+              <w:bottom w:w="80" w:type="dxa"/>
+              <w:left w:w="100" w:type="dxa"/>
+              <w:right w:w="100" w:type="dxa"/>
+            </w:tcMar>
           </w:tcPr>
           <w:p>
             <w:pPr>
               <w:jc w:val="center"/>
             </w:pPr>
             <w:r>
-              <w:t>[  ]</w:t>
+              <w:t>(  )</w:t>
             </w:r>
           </w:p>
         </w:tc>
         <w:tc>
           <w:tcPr>
-            <w:tcW w:type="dxa" w:w="576"/>
+            <w:tcW w:type="dxa" w:w="504"/>
+            <w:tcMar>
+              <w:top w:w="80" w:type="dxa"/>
+              <w:bottom w:w="80" w:type="dxa"/>
+              <w:left w:w="100" w:type="dxa"/>
+              <w:right w:w="100" w:type="dxa"/>
+            </w:tcMar>
           </w:tcPr>
           <w:p>
             <w:pPr>
               <w:jc w:val="center"/>
             </w:pPr>
             <w:r>
-              <w:t>[  ]</w:t>
+              <w:t>(  )</w:t>
             </w:r>
           </w:p>
         </w:tc>
         <w:tc>
           <w:tcPr>
-            <w:tcW w:type="dxa" w:w="576"/>
+            <w:tcW w:type="dxa" w:w="504"/>
+            <w:tcMar>
+              <w:top w:w="80" w:type="dxa"/>
+              <w:bottom w:w="80" w:type="dxa"/>
+              <w:left w:w="100" w:type="dxa"/>
+              <w:right w:w="100" w:type="dxa"/>
+            </w:tcMar>
           </w:tcPr>
           <w:p>
             <w:pPr>
               <w:jc w:val="center"/>
             </w:pPr>
             <w:r>
-              <w:t>[  ]</w:t>
+              <w:t>(  )</w:t>
             </w:r>
           </w:p>
         </w:tc>
         <w:tc>
           <w:tcPr>
-            <w:tcW w:type="dxa" w:w="576"/>
+            <w:tcW w:type="dxa" w:w="504"/>
+            <w:tcMar>
+              <w:top w:w="80" w:type="dxa"/>
+              <w:bottom w:w="80" w:type="dxa"/>
+              <w:left w:w="100" w:type="dxa"/>
+              <w:right w:w="100" w:type="dxa"/>
+            </w:tcMar>
           </w:tcPr>
           <w:p>
             <w:pPr>
               <w:jc w:val="center"/>
             </w:pPr>
             <w:r>
-              <w:t>[  ]</w:t>
+              <w:t>(  )</w:t>
             </w:r>
           </w:p>
         </w:tc>
         <w:tc>
           <w:tcPr>
-            <w:tcW w:type="dxa" w:w="576"/>
+            <w:tcW w:type="dxa" w:w="504"/>
+            <w:tcMar>
+              <w:top w:w="80" w:type="dxa"/>
+              <w:bottom w:w="80" w:type="dxa"/>
+              <w:left w:w="100" w:type="dxa"/>
+              <w:right w:w="100" w:type="dxa"/>
+            </w:tcMar>
           </w:tcPr>
           <w:p>
             <w:pPr>
               <w:jc w:val="center"/>
             </w:pPr>
             <w:r>
-              <w:t>[  ]</w:t>
+              <w:t>(  )</w:t>
             </w:r>
           </w:p>
         </w:tc>
@@ -1826,7 +2573,13 @@
       <w:tr>
         <w:tc>
           <w:tcPr>
-            <w:tcW w:type="dxa" w:w="1296"/>
+            <w:tcW w:type="dxa" w:w="1152"/>
+            <w:tcMar>
+              <w:top w:w="80" w:type="dxa"/>
+              <w:bottom w:w="80" w:type="dxa"/>
+              <w:left w:w="100" w:type="dxa"/>
+              <w:right w:w="100" w:type="dxa"/>
+            </w:tcMar>
           </w:tcPr>
           <w:p>
             <w:pPr>
@@ -1842,9 +2595,19 @@
         </w:tc>
         <w:tc>
           <w:tcPr>
-            <w:tcW w:type="dxa" w:w="6192"/>
+            <w:tcW w:type="dxa" w:w="5904"/>
+            <w:tcMar>
+              <w:top w:w="80" w:type="dxa"/>
+              <w:bottom w:w="80" w:type="dxa"/>
+              <w:left w:w="100" w:type="dxa"/>
+              <w:right w:w="100" w:type="dxa"/>
+            </w:tcMar>
           </w:tcPr>
           <w:p>
+            <w:pPr>
+              <w:spacing w:line="276" w:lineRule="auto"/>
+              <w:jc w:val="both"/>
+            </w:pPr>
             <w:r>
               <w:t>Cán bộ VietinBank am hiểu đặc thù ngành nghề kinh doanh và luôn tư vấn giải pháp phù hợp.</w:t>
             </w:r>
@@ -1852,66 +2615,96 @@
         </w:tc>
         <w:tc>
           <w:tcPr>
-            <w:tcW w:type="dxa" w:w="576"/>
+            <w:tcW w:type="dxa" w:w="504"/>
+            <w:tcMar>
+              <w:top w:w="80" w:type="dxa"/>
+              <w:bottom w:w="80" w:type="dxa"/>
+              <w:left w:w="100" w:type="dxa"/>
+              <w:right w:w="100" w:type="dxa"/>
+            </w:tcMar>
           </w:tcPr>
           <w:p>
             <w:pPr>
               <w:jc w:val="center"/>
             </w:pPr>
             <w:r>
-              <w:t>[  ]</w:t>
+              <w:t>(  )</w:t>
             </w:r>
           </w:p>
         </w:tc>
         <w:tc>
           <w:tcPr>
-            <w:tcW w:type="dxa" w:w="576"/>
+            <w:tcW w:type="dxa" w:w="504"/>
+            <w:tcMar>
+              <w:top w:w="80" w:type="dxa"/>
+              <w:bottom w:w="80" w:type="dxa"/>
+              <w:left w:w="100" w:type="dxa"/>
+              <w:right w:w="100" w:type="dxa"/>
+            </w:tcMar>
           </w:tcPr>
           <w:p>
             <w:pPr>
               <w:jc w:val="center"/>
             </w:pPr>
             <w:r>
-              <w:t>[  ]</w:t>
+              <w:t>(  )</w:t>
             </w:r>
           </w:p>
         </w:tc>
         <w:tc>
           <w:tcPr>
-            <w:tcW w:type="dxa" w:w="576"/>
+            <w:tcW w:type="dxa" w:w="504"/>
+            <w:tcMar>
+              <w:top w:w="80" w:type="dxa"/>
+              <w:bottom w:w="80" w:type="dxa"/>
+              <w:left w:w="100" w:type="dxa"/>
+              <w:right w:w="100" w:type="dxa"/>
+            </w:tcMar>
           </w:tcPr>
           <w:p>
             <w:pPr>
               <w:jc w:val="center"/>
             </w:pPr>
             <w:r>
-              <w:t>[  ]</w:t>
+              <w:t>(  )</w:t>
             </w:r>
           </w:p>
         </w:tc>
         <w:tc>
           <w:tcPr>
-            <w:tcW w:type="dxa" w:w="576"/>
+            <w:tcW w:type="dxa" w:w="504"/>
+            <w:tcMar>
+              <w:top w:w="80" w:type="dxa"/>
+              <w:bottom w:w="80" w:type="dxa"/>
+              <w:left w:w="100" w:type="dxa"/>
+              <w:right w:w="100" w:type="dxa"/>
+            </w:tcMar>
           </w:tcPr>
           <w:p>
             <w:pPr>
               <w:jc w:val="center"/>
             </w:pPr>
             <w:r>
-              <w:t>[  ]</w:t>
+              <w:t>(  )</w:t>
             </w:r>
           </w:p>
         </w:tc>
         <w:tc>
           <w:tcPr>
-            <w:tcW w:type="dxa" w:w="576"/>
+            <w:tcW w:type="dxa" w:w="504"/>
+            <w:tcMar>
+              <w:top w:w="80" w:type="dxa"/>
+              <w:bottom w:w="80" w:type="dxa"/>
+              <w:left w:w="100" w:type="dxa"/>
+              <w:right w:w="100" w:type="dxa"/>
+            </w:tcMar>
           </w:tcPr>
           <w:p>
             <w:pPr>
               <w:jc w:val="center"/>
             </w:pPr>
             <w:r>
-              <w:t>[  ]</w:t>
+              <w:t>(  )</w:t>
             </w:r>
           </w:p>
         </w:tc>
@@ -1919,7 +2712,13 @@
       <w:tr>
         <w:tc>
           <w:tcPr>
-            <w:tcW w:type="dxa" w:w="1296"/>
+            <w:tcW w:type="dxa" w:w="1152"/>
+            <w:tcMar>
+              <w:top w:w="80" w:type="dxa"/>
+              <w:bottom w:w="80" w:type="dxa"/>
+              <w:left w:w="100" w:type="dxa"/>
+              <w:right w:w="100" w:type="dxa"/>
+            </w:tcMar>
           </w:tcPr>
           <w:p>
             <w:pPr>
@@ -1935,9 +2734,19 @@
         </w:tc>
         <w:tc>
           <w:tcPr>
-            <w:tcW w:type="dxa" w:w="6192"/>
+            <w:tcW w:type="dxa" w:w="5904"/>
+            <w:tcMar>
+              <w:top w:w="80" w:type="dxa"/>
+              <w:bottom w:w="80" w:type="dxa"/>
+              <w:left w:w="100" w:type="dxa"/>
+              <w:right w:w="100" w:type="dxa"/>
+            </w:tcMar>
           </w:tcPr>
           <w:p>
+            <w:pPr>
+              <w:spacing w:line="276" w:lineRule="auto"/>
+              <w:jc w:val="both"/>
+            </w:pPr>
             <w:r>
               <w:t>Thái độ phục vụ của nhân viên VietinBank luôn tận tình, chuyên nghiệp và hỗ trợ kịp thời.</w:t>
             </w:r>
@@ -1945,66 +2754,96 @@
         </w:tc>
         <w:tc>
           <w:tcPr>
-            <w:tcW w:type="dxa" w:w="576"/>
+            <w:tcW w:type="dxa" w:w="504"/>
+            <w:tcMar>
+              <w:top w:w="80" w:type="dxa"/>
+              <w:bottom w:w="80" w:type="dxa"/>
+              <w:left w:w="100" w:type="dxa"/>
+              <w:right w:w="100" w:type="dxa"/>
+            </w:tcMar>
           </w:tcPr>
           <w:p>
             <w:pPr>
               <w:jc w:val="center"/>
             </w:pPr>
             <w:r>
-              <w:t>[  ]</w:t>
+              <w:t>(  )</w:t>
             </w:r>
           </w:p>
         </w:tc>
         <w:tc>
           <w:tcPr>
-            <w:tcW w:type="dxa" w:w="576"/>
+            <w:tcW w:type="dxa" w:w="504"/>
+            <w:tcMar>
+              <w:top w:w="80" w:type="dxa"/>
+              <w:bottom w:w="80" w:type="dxa"/>
+              <w:left w:w="100" w:type="dxa"/>
+              <w:right w:w="100" w:type="dxa"/>
+            </w:tcMar>
           </w:tcPr>
           <w:p>
             <w:pPr>
               <w:jc w:val="center"/>
             </w:pPr>
             <w:r>
-              <w:t>[  ]</w:t>
+              <w:t>(  )</w:t>
             </w:r>
           </w:p>
         </w:tc>
         <w:tc>
           <w:tcPr>
-            <w:tcW w:type="dxa" w:w="576"/>
+            <w:tcW w:type="dxa" w:w="504"/>
+            <w:tcMar>
+              <w:top w:w="80" w:type="dxa"/>
+              <w:bottom w:w="80" w:type="dxa"/>
+              <w:left w:w="100" w:type="dxa"/>
+              <w:right w:w="100" w:type="dxa"/>
+            </w:tcMar>
           </w:tcPr>
           <w:p>
             <w:pPr>
               <w:jc w:val="center"/>
             </w:pPr>
             <w:r>
-              <w:t>[  ]</w:t>
+              <w:t>(  )</w:t>
             </w:r>
           </w:p>
         </w:tc>
         <w:tc>
           <w:tcPr>
-            <w:tcW w:type="dxa" w:w="576"/>
+            <w:tcW w:type="dxa" w:w="504"/>
+            <w:tcMar>
+              <w:top w:w="80" w:type="dxa"/>
+              <w:bottom w:w="80" w:type="dxa"/>
+              <w:left w:w="100" w:type="dxa"/>
+              <w:right w:w="100" w:type="dxa"/>
+            </w:tcMar>
           </w:tcPr>
           <w:p>
             <w:pPr>
               <w:jc w:val="center"/>
             </w:pPr>
             <w:r>
-              <w:t>[  ]</w:t>
+              <w:t>(  )</w:t>
             </w:r>
           </w:p>
         </w:tc>
         <w:tc>
           <w:tcPr>
-            <w:tcW w:type="dxa" w:w="576"/>
+            <w:tcW w:type="dxa" w:w="504"/>
+            <w:tcMar>
+              <w:top w:w="80" w:type="dxa"/>
+              <w:bottom w:w="80" w:type="dxa"/>
+              <w:left w:w="100" w:type="dxa"/>
+              <w:right w:w="100" w:type="dxa"/>
+            </w:tcMar>
           </w:tcPr>
           <w:p>
             <w:pPr>
               <w:jc w:val="center"/>
             </w:pPr>
             <w:r>
-              <w:t>[  ]</w:t>
+              <w:t>(  )</w:t>
             </w:r>
           </w:p>
         </w:tc>
@@ -2012,7 +2851,13 @@
       <w:tr>
         <w:tc>
           <w:tcPr>
-            <w:tcW w:type="dxa" w:w="1296"/>
+            <w:tcW w:type="dxa" w:w="1152"/>
+            <w:tcMar>
+              <w:top w:w="80" w:type="dxa"/>
+              <w:bottom w:w="80" w:type="dxa"/>
+              <w:left w:w="120" w:type="dxa"/>
+              <w:right w:w="120" w:type="dxa"/>
+            </w:tcMar>
             <w:shd w:val="clear" w:color="auto" w:fill="F4F4F4"/>
           </w:tcPr>
           <w:p>
@@ -2027,37 +2872,37 @@
         </w:tc>
         <w:tc>
           <w:tcPr>
-            <w:tcW w:type="dxa" w:w="6192"/>
+            <w:tcW w:type="dxa" w:w="5904"/>
           </w:tcPr>
           <w:p/>
         </w:tc>
         <w:tc>
           <w:tcPr>
-            <w:tcW w:type="dxa" w:w="576"/>
+            <w:tcW w:type="dxa" w:w="504"/>
           </w:tcPr>
           <w:p/>
         </w:tc>
         <w:tc>
           <w:tcPr>
-            <w:tcW w:type="dxa" w:w="576"/>
+            <w:tcW w:type="dxa" w:w="504"/>
           </w:tcPr>
           <w:p/>
         </w:tc>
         <w:tc>
           <w:tcPr>
-            <w:tcW w:type="dxa" w:w="576"/>
+            <w:tcW w:type="dxa" w:w="504"/>
           </w:tcPr>
           <w:p/>
         </w:tc>
         <w:tc>
           <w:tcPr>
-            <w:tcW w:type="dxa" w:w="576"/>
+            <w:tcW w:type="dxa" w:w="504"/>
           </w:tcPr>
           <w:p/>
         </w:tc>
         <w:tc>
           <w:tcPr>
-            <w:tcW w:type="dxa" w:w="576"/>
+            <w:tcW w:type="dxa" w:w="504"/>
           </w:tcPr>
           <w:p/>
         </w:tc>
@@ -2065,7 +2910,13 @@
       <w:tr>
         <w:tc>
           <w:tcPr>
-            <w:tcW w:type="dxa" w:w="1296"/>
+            <w:tcW w:type="dxa" w:w="1152"/>
+            <w:tcMar>
+              <w:top w:w="80" w:type="dxa"/>
+              <w:bottom w:w="80" w:type="dxa"/>
+              <w:left w:w="100" w:type="dxa"/>
+              <w:right w:w="100" w:type="dxa"/>
+            </w:tcMar>
           </w:tcPr>
           <w:p>
             <w:pPr>
@@ -2081,9 +2932,19 @@
         </w:tc>
         <w:tc>
           <w:tcPr>
-            <w:tcW w:type="dxa" w:w="6192"/>
+            <w:tcW w:type="dxa" w:w="5904"/>
+            <w:tcMar>
+              <w:top w:w="80" w:type="dxa"/>
+              <w:bottom w:w="80" w:type="dxa"/>
+              <w:left w:w="100" w:type="dxa"/>
+              <w:right w:w="100" w:type="dxa"/>
+            </w:tcMar>
           </w:tcPr>
           <w:p>
+            <w:pPr>
+              <w:spacing w:line="276" w:lineRule="auto"/>
+              <w:jc w:val="both"/>
+            </w:pPr>
             <w:r>
               <w:t>Doanh nghiệp có lịch sử tín dụng tốt và mối quan hệ gắn kết lâu năm với VietinBank.</w:t>
             </w:r>
@@ -2091,66 +2952,96 @@
         </w:tc>
         <w:tc>
           <w:tcPr>
-            <w:tcW w:type="dxa" w:w="576"/>
+            <w:tcW w:type="dxa" w:w="504"/>
+            <w:tcMar>
+              <w:top w:w="80" w:type="dxa"/>
+              <w:bottom w:w="80" w:type="dxa"/>
+              <w:left w:w="100" w:type="dxa"/>
+              <w:right w:w="100" w:type="dxa"/>
+            </w:tcMar>
           </w:tcPr>
           <w:p>
             <w:pPr>
               <w:jc w:val="center"/>
             </w:pPr>
             <w:r>
-              <w:t>[  ]</w:t>
+              <w:t>(  )</w:t>
             </w:r>
           </w:p>
         </w:tc>
         <w:tc>
           <w:tcPr>
-            <w:tcW w:type="dxa" w:w="576"/>
+            <w:tcW w:type="dxa" w:w="504"/>
+            <w:tcMar>
+              <w:top w:w="80" w:type="dxa"/>
+              <w:bottom w:w="80" w:type="dxa"/>
+              <w:left w:w="100" w:type="dxa"/>
+              <w:right w:w="100" w:type="dxa"/>
+            </w:tcMar>
           </w:tcPr>
           <w:p>
             <w:pPr>
               <w:jc w:val="center"/>
             </w:pPr>
             <w:r>
-              <w:t>[  ]</w:t>
+              <w:t>(  )</w:t>
             </w:r>
           </w:p>
         </w:tc>
         <w:tc>
           <w:tcPr>
-            <w:tcW w:type="dxa" w:w="576"/>
+            <w:tcW w:type="dxa" w:w="504"/>
+            <w:tcMar>
+              <w:top w:w="80" w:type="dxa"/>
+              <w:bottom w:w="80" w:type="dxa"/>
+              <w:left w:w="100" w:type="dxa"/>
+              <w:right w:w="100" w:type="dxa"/>
+            </w:tcMar>
           </w:tcPr>
           <w:p>
             <w:pPr>
               <w:jc w:val="center"/>
             </w:pPr>
             <w:r>
-              <w:t>[  ]</w:t>
+              <w:t>(  )</w:t>
             </w:r>
           </w:p>
         </w:tc>
         <w:tc>
           <w:tcPr>
-            <w:tcW w:type="dxa" w:w="576"/>
+            <w:tcW w:type="dxa" w:w="504"/>
+            <w:tcMar>
+              <w:top w:w="80" w:type="dxa"/>
+              <w:bottom w:w="80" w:type="dxa"/>
+              <w:left w:w="100" w:type="dxa"/>
+              <w:right w:w="100" w:type="dxa"/>
+            </w:tcMar>
           </w:tcPr>
           <w:p>
             <w:pPr>
               <w:jc w:val="center"/>
             </w:pPr>
             <w:r>
-              <w:t>[  ]</w:t>
+              <w:t>(  )</w:t>
             </w:r>
           </w:p>
         </w:tc>
         <w:tc>
           <w:tcPr>
-            <w:tcW w:type="dxa" w:w="576"/>
+            <w:tcW w:type="dxa" w:w="504"/>
+            <w:tcMar>
+              <w:top w:w="80" w:type="dxa"/>
+              <w:bottom w:w="80" w:type="dxa"/>
+              <w:left w:w="100" w:type="dxa"/>
+              <w:right w:w="100" w:type="dxa"/>
+            </w:tcMar>
           </w:tcPr>
           <w:p>
             <w:pPr>
               <w:jc w:val="center"/>
             </w:pPr>
             <w:r>
-              <w:t>[  ]</w:t>
+              <w:t>(  )</w:t>
             </w:r>
           </w:p>
         </w:tc>
@@ -2158,7 +3049,13 @@
       <w:tr>
         <w:tc>
           <w:tcPr>
-            <w:tcW w:type="dxa" w:w="1296"/>
+            <w:tcW w:type="dxa" w:w="1152"/>
+            <w:tcMar>
+              <w:top w:w="80" w:type="dxa"/>
+              <w:bottom w:w="80" w:type="dxa"/>
+              <w:left w:w="100" w:type="dxa"/>
+              <w:right w:w="100" w:type="dxa"/>
+            </w:tcMar>
           </w:tcPr>
           <w:p>
             <w:pPr>
@@ -2174,9 +3071,19 @@
         </w:tc>
         <w:tc>
           <w:tcPr>
-            <w:tcW w:type="dxa" w:w="6192"/>
+            <w:tcW w:type="dxa" w:w="5904"/>
+            <w:tcMar>
+              <w:top w:w="80" w:type="dxa"/>
+              <w:bottom w:w="80" w:type="dxa"/>
+              <w:left w:w="100" w:type="dxa"/>
+              <w:right w:w="100" w:type="dxa"/>
+            </w:tcMar>
           </w:tcPr>
           <w:p>
+            <w:pPr>
+              <w:spacing w:line="276" w:lineRule="auto"/>
+              <w:jc w:val="both"/>
+            </w:pPr>
             <w:r>
               <w:t>Việc đang mở tài khoản thanh toán / trả lương tại VietinBank giúp thủ tục bảo lãnh thuận lợi hơn.</w:t>
             </w:r>
@@ -2184,66 +3091,96 @@
         </w:tc>
         <w:tc>
           <w:tcPr>
-            <w:tcW w:type="dxa" w:w="576"/>
+            <w:tcW w:type="dxa" w:w="504"/>
+            <w:tcMar>
+              <w:top w:w="80" w:type="dxa"/>
+              <w:bottom w:w="80" w:type="dxa"/>
+              <w:left w:w="100" w:type="dxa"/>
+              <w:right w:w="100" w:type="dxa"/>
+            </w:tcMar>
           </w:tcPr>
           <w:p>
             <w:pPr>
               <w:jc w:val="center"/>
             </w:pPr>
             <w:r>
-              <w:t>[  ]</w:t>
+              <w:t>(  )</w:t>
             </w:r>
           </w:p>
         </w:tc>
         <w:tc>
           <w:tcPr>
-            <w:tcW w:type="dxa" w:w="576"/>
+            <w:tcW w:type="dxa" w:w="504"/>
+            <w:tcMar>
+              <w:top w:w="80" w:type="dxa"/>
+              <w:bottom w:w="80" w:type="dxa"/>
+              <w:left w:w="100" w:type="dxa"/>
+              <w:right w:w="100" w:type="dxa"/>
+            </w:tcMar>
           </w:tcPr>
           <w:p>
             <w:pPr>
               <w:jc w:val="center"/>
             </w:pPr>
             <w:r>
-              <w:t>[  ]</w:t>
+              <w:t>(  )</w:t>
             </w:r>
           </w:p>
         </w:tc>
         <w:tc>
           <w:tcPr>
-            <w:tcW w:type="dxa" w:w="576"/>
+            <w:tcW w:type="dxa" w:w="504"/>
+            <w:tcMar>
+              <w:top w:w="80" w:type="dxa"/>
+              <w:bottom w:w="80" w:type="dxa"/>
+              <w:left w:w="100" w:type="dxa"/>
+              <w:right w:w="100" w:type="dxa"/>
+            </w:tcMar>
           </w:tcPr>
           <w:p>
             <w:pPr>
               <w:jc w:val="center"/>
             </w:pPr>
             <w:r>
-              <w:t>[  ]</w:t>
+              <w:t>(  )</w:t>
             </w:r>
           </w:p>
         </w:tc>
         <w:tc>
           <w:tcPr>
-            <w:tcW w:type="dxa" w:w="576"/>
+            <w:tcW w:type="dxa" w:w="504"/>
+            <w:tcMar>
+              <w:top w:w="80" w:type="dxa"/>
+              <w:bottom w:w="80" w:type="dxa"/>
+              <w:left w:w="100" w:type="dxa"/>
+              <w:right w:w="100" w:type="dxa"/>
+            </w:tcMar>
           </w:tcPr>
           <w:p>
             <w:pPr>
               <w:jc w:val="center"/>
             </w:pPr>
             <w:r>
-              <w:t>[  ]</w:t>
+              <w:t>(  )</w:t>
             </w:r>
           </w:p>
         </w:tc>
         <w:tc>
           <w:tcPr>
-            <w:tcW w:type="dxa" w:w="576"/>
+            <w:tcW w:type="dxa" w:w="504"/>
+            <w:tcMar>
+              <w:top w:w="80" w:type="dxa"/>
+              <w:bottom w:w="80" w:type="dxa"/>
+              <w:left w:w="100" w:type="dxa"/>
+              <w:right w:w="100" w:type="dxa"/>
+            </w:tcMar>
           </w:tcPr>
           <w:p>
             <w:pPr>
               <w:jc w:val="center"/>
             </w:pPr>
             <w:r>
-              <w:t>[  ]</w:t>
+              <w:t>(  )</w:t>
             </w:r>
           </w:p>
         </w:tc>
@@ -2251,7 +3188,13 @@
       <w:tr>
         <w:tc>
           <w:tcPr>
-            <w:tcW w:type="dxa" w:w="1296"/>
+            <w:tcW w:type="dxa" w:w="1152"/>
+            <w:tcMar>
+              <w:top w:w="80" w:type="dxa"/>
+              <w:bottom w:w="80" w:type="dxa"/>
+              <w:left w:w="100" w:type="dxa"/>
+              <w:right w:w="100" w:type="dxa"/>
+            </w:tcMar>
           </w:tcPr>
           <w:p>
             <w:pPr>
@@ -2267,9 +3210,19 @@
         </w:tc>
         <w:tc>
           <w:tcPr>
-            <w:tcW w:type="dxa" w:w="6192"/>
+            <w:tcW w:type="dxa" w:w="5904"/>
+            <w:tcMar>
+              <w:top w:w="80" w:type="dxa"/>
+              <w:bottom w:w="80" w:type="dxa"/>
+              <w:left w:w="100" w:type="dxa"/>
+              <w:right w:w="100" w:type="dxa"/>
+            </w:tcMar>
           </w:tcPr>
           <w:p>
+            <w:pPr>
+              <w:spacing w:line="276" w:lineRule="auto"/>
+              <w:jc w:val="both"/>
+            </w:pPr>
             <w:r>
               <w:t>Doanh nghiệp dễ dàng được cấp hạn mức bảo lãnh nhờ đã từng sử dụng các dịch vụ tài trợ khác.</w:t>
             </w:r>
@@ -2277,66 +3230,96 @@
         </w:tc>
         <w:tc>
           <w:tcPr>
-            <w:tcW w:type="dxa" w:w="576"/>
+            <w:tcW w:type="dxa" w:w="504"/>
+            <w:tcMar>
+              <w:top w:w="80" w:type="dxa"/>
+              <w:bottom w:w="80" w:type="dxa"/>
+              <w:left w:w="100" w:type="dxa"/>
+              <w:right w:w="100" w:type="dxa"/>
+            </w:tcMar>
           </w:tcPr>
           <w:p>
             <w:pPr>
               <w:jc w:val="center"/>
             </w:pPr>
             <w:r>
-              <w:t>[  ]</w:t>
+              <w:t>(  )</w:t>
             </w:r>
           </w:p>
         </w:tc>
         <w:tc>
           <w:tcPr>
-            <w:tcW w:type="dxa" w:w="576"/>
+            <w:tcW w:type="dxa" w:w="504"/>
+            <w:tcMar>
+              <w:top w:w="80" w:type="dxa"/>
+              <w:bottom w:w="80" w:type="dxa"/>
+              <w:left w:w="100" w:type="dxa"/>
+              <w:right w:w="100" w:type="dxa"/>
+            </w:tcMar>
           </w:tcPr>
           <w:p>
             <w:pPr>
               <w:jc w:val="center"/>
             </w:pPr>
             <w:r>
-              <w:t>[  ]</w:t>
+              <w:t>(  )</w:t>
             </w:r>
           </w:p>
         </w:tc>
         <w:tc>
           <w:tcPr>
-            <w:tcW w:type="dxa" w:w="576"/>
+            <w:tcW w:type="dxa" w:w="504"/>
+            <w:tcMar>
+              <w:top w:w="80" w:type="dxa"/>
+              <w:bottom w:w="80" w:type="dxa"/>
+              <w:left w:w="100" w:type="dxa"/>
+              <w:right w:w="100" w:type="dxa"/>
+            </w:tcMar>
           </w:tcPr>
           <w:p>
             <w:pPr>
               <w:jc w:val="center"/>
             </w:pPr>
             <w:r>
-              <w:t>[  ]</w:t>
+              <w:t>(  )</w:t>
             </w:r>
           </w:p>
         </w:tc>
         <w:tc>
           <w:tcPr>
-            <w:tcW w:type="dxa" w:w="576"/>
+            <w:tcW w:type="dxa" w:w="504"/>
+            <w:tcMar>
+              <w:top w:w="80" w:type="dxa"/>
+              <w:bottom w:w="80" w:type="dxa"/>
+              <w:left w:w="100" w:type="dxa"/>
+              <w:right w:w="100" w:type="dxa"/>
+            </w:tcMar>
           </w:tcPr>
           <w:p>
             <w:pPr>
               <w:jc w:val="center"/>
             </w:pPr>
             <w:r>
-              <w:t>[  ]</w:t>
+              <w:t>(  )</w:t>
             </w:r>
           </w:p>
         </w:tc>
         <w:tc>
           <w:tcPr>
-            <w:tcW w:type="dxa" w:w="576"/>
+            <w:tcW w:type="dxa" w:w="504"/>
+            <w:tcMar>
+              <w:top w:w="80" w:type="dxa"/>
+              <w:bottom w:w="80" w:type="dxa"/>
+              <w:left w:w="100" w:type="dxa"/>
+              <w:right w:w="100" w:type="dxa"/>
+            </w:tcMar>
           </w:tcPr>
           <w:p>
             <w:pPr>
               <w:jc w:val="center"/>
             </w:pPr>
             <w:r>
-              <w:t>[  ]</w:t>
+              <w:t>(  )</w:t>
             </w:r>
           </w:p>
         </w:tc>
@@ -2344,7 +3327,13 @@
       <w:tr>
         <w:tc>
           <w:tcPr>
-            <w:tcW w:type="dxa" w:w="1296"/>
+            <w:tcW w:type="dxa" w:w="1152"/>
+            <w:tcMar>
+              <w:top w:w="80" w:type="dxa"/>
+              <w:bottom w:w="80" w:type="dxa"/>
+              <w:left w:w="120" w:type="dxa"/>
+              <w:right w:w="120" w:type="dxa"/>
+            </w:tcMar>
             <w:shd w:val="clear" w:color="auto" w:fill="F4F4F4"/>
           </w:tcPr>
           <w:p>
@@ -2359,37 +3348,37 @@
         </w:tc>
         <w:tc>
           <w:tcPr>
-            <w:tcW w:type="dxa" w:w="6192"/>
+            <w:tcW w:type="dxa" w:w="5904"/>
           </w:tcPr>
           <w:p/>
         </w:tc>
         <w:tc>
           <w:tcPr>
-            <w:tcW w:type="dxa" w:w="576"/>
+            <w:tcW w:type="dxa" w:w="504"/>
           </w:tcPr>
           <w:p/>
         </w:tc>
         <w:tc>
           <w:tcPr>
-            <w:tcW w:type="dxa" w:w="576"/>
+            <w:tcW w:type="dxa" w:w="504"/>
           </w:tcPr>
           <w:p/>
         </w:tc>
         <w:tc>
           <w:tcPr>
-            <w:tcW w:type="dxa" w:w="576"/>
+            <w:tcW w:type="dxa" w:w="504"/>
           </w:tcPr>
           <w:p/>
         </w:tc>
         <w:tc>
           <w:tcPr>
-            <w:tcW w:type="dxa" w:w="576"/>
+            <w:tcW w:type="dxa" w:w="504"/>
           </w:tcPr>
           <w:p/>
         </w:tc>
         <w:tc>
           <w:tcPr>
-            <w:tcW w:type="dxa" w:w="576"/>
+            <w:tcW w:type="dxa" w:w="504"/>
           </w:tcPr>
           <w:p/>
         </w:tc>
@@ -2397,7 +3386,13 @@
       <w:tr>
         <w:tc>
           <w:tcPr>
-            <w:tcW w:type="dxa" w:w="1296"/>
+            <w:tcW w:type="dxa" w:w="1152"/>
+            <w:tcMar>
+              <w:top w:w="80" w:type="dxa"/>
+              <w:bottom w:w="80" w:type="dxa"/>
+              <w:left w:w="100" w:type="dxa"/>
+              <w:right w:w="100" w:type="dxa"/>
+            </w:tcMar>
           </w:tcPr>
           <w:p>
             <w:pPr>
@@ -2413,9 +3408,19 @@
         </w:tc>
         <w:tc>
           <w:tcPr>
-            <w:tcW w:type="dxa" w:w="6192"/>
+            <w:tcW w:type="dxa" w:w="5904"/>
+            <w:tcMar>
+              <w:top w:w="80" w:type="dxa"/>
+              <w:bottom w:w="80" w:type="dxa"/>
+              <w:left w:w="100" w:type="dxa"/>
+              <w:right w:w="100" w:type="dxa"/>
+            </w:tcMar>
           </w:tcPr>
           <w:p>
+            <w:pPr>
+              <w:spacing w:line="276" w:lineRule="auto"/>
+              <w:jc w:val="both"/>
+            </w:pPr>
             <w:r>
               <w:t>Doanh nghiệp có thể dễ dàng nộp đề nghị cấp bảo lãnh online 24/7 qua VietinBank eFAST.</w:t>
             </w:r>
@@ -2423,66 +3428,96 @@
         </w:tc>
         <w:tc>
           <w:tcPr>
-            <w:tcW w:type="dxa" w:w="576"/>
+            <w:tcW w:type="dxa" w:w="504"/>
+            <w:tcMar>
+              <w:top w:w="80" w:type="dxa"/>
+              <w:bottom w:w="80" w:type="dxa"/>
+              <w:left w:w="100" w:type="dxa"/>
+              <w:right w:w="100" w:type="dxa"/>
+            </w:tcMar>
           </w:tcPr>
           <w:p>
             <w:pPr>
               <w:jc w:val="center"/>
             </w:pPr>
             <w:r>
-              <w:t>[  ]</w:t>
+              <w:t>(  )</w:t>
             </w:r>
           </w:p>
         </w:tc>
         <w:tc>
           <w:tcPr>
-            <w:tcW w:type="dxa" w:w="576"/>
+            <w:tcW w:type="dxa" w:w="504"/>
+            <w:tcMar>
+              <w:top w:w="80" w:type="dxa"/>
+              <w:bottom w:w="80" w:type="dxa"/>
+              <w:left w:w="100" w:type="dxa"/>
+              <w:right w:w="100" w:type="dxa"/>
+            </w:tcMar>
           </w:tcPr>
           <w:p>
             <w:pPr>
               <w:jc w:val="center"/>
             </w:pPr>
             <w:r>
-              <w:t>[  ]</w:t>
+              <w:t>(  )</w:t>
             </w:r>
           </w:p>
         </w:tc>
         <w:tc>
           <w:tcPr>
-            <w:tcW w:type="dxa" w:w="576"/>
+            <w:tcW w:type="dxa" w:w="504"/>
+            <w:tcMar>
+              <w:top w:w="80" w:type="dxa"/>
+              <w:bottom w:w="80" w:type="dxa"/>
+              <w:left w:w="100" w:type="dxa"/>
+              <w:right w:w="100" w:type="dxa"/>
+            </w:tcMar>
           </w:tcPr>
           <w:p>
             <w:pPr>
               <w:jc w:val="center"/>
             </w:pPr>
             <w:r>
-              <w:t>[  ]</w:t>
+              <w:t>(  )</w:t>
             </w:r>
           </w:p>
         </w:tc>
         <w:tc>
           <w:tcPr>
-            <w:tcW w:type="dxa" w:w="576"/>
+            <w:tcW w:type="dxa" w:w="504"/>
+            <w:tcMar>
+              <w:top w:w="80" w:type="dxa"/>
+              <w:bottom w:w="80" w:type="dxa"/>
+              <w:left w:w="100" w:type="dxa"/>
+              <w:right w:w="100" w:type="dxa"/>
+            </w:tcMar>
           </w:tcPr>
           <w:p>
             <w:pPr>
               <w:jc w:val="center"/>
             </w:pPr>
             <w:r>
-              <w:t>[  ]</w:t>
+              <w:t>(  )</w:t>
             </w:r>
           </w:p>
         </w:tc>
         <w:tc>
           <w:tcPr>
-            <w:tcW w:type="dxa" w:w="576"/>
+            <w:tcW w:type="dxa" w:w="504"/>
+            <w:tcMar>
+              <w:top w:w="80" w:type="dxa"/>
+              <w:bottom w:w="80" w:type="dxa"/>
+              <w:left w:w="100" w:type="dxa"/>
+              <w:right w:w="100" w:type="dxa"/>
+            </w:tcMar>
           </w:tcPr>
           <w:p>
             <w:pPr>
               <w:jc w:val="center"/>
             </w:pPr>
             <w:r>
-              <w:t>[  ]</w:t>
+              <w:t>(  )</w:t>
             </w:r>
           </w:p>
         </w:tc>
@@ -2490,7 +3525,13 @@
       <w:tr>
         <w:tc>
           <w:tcPr>
-            <w:tcW w:type="dxa" w:w="1296"/>
+            <w:tcW w:type="dxa" w:w="1152"/>
+            <w:tcMar>
+              <w:top w:w="80" w:type="dxa"/>
+              <w:bottom w:w="80" w:type="dxa"/>
+              <w:left w:w="100" w:type="dxa"/>
+              <w:right w:w="100" w:type="dxa"/>
+            </w:tcMar>
           </w:tcPr>
           <w:p>
             <w:pPr>
@@ -2506,9 +3547,19 @@
         </w:tc>
         <w:tc>
           <w:tcPr>
-            <w:tcW w:type="dxa" w:w="6192"/>
+            <w:tcW w:type="dxa" w:w="5904"/>
+            <w:tcMar>
+              <w:top w:w="80" w:type="dxa"/>
+              <w:bottom w:w="80" w:type="dxa"/>
+              <w:left w:w="100" w:type="dxa"/>
+              <w:right w:w="100" w:type="dxa"/>
+            </w:tcMar>
           </w:tcPr>
           <w:p>
+            <w:pPr>
+              <w:spacing w:line="276" w:lineRule="auto"/>
+              <w:jc w:val="both"/>
+            </w:pPr>
             <w:r>
               <w:t>VietinBank phát hành Thư bảo lãnh điện tử ứng dụng chữ ký số CA nhanh chóng, không cần bản giấy.</w:t>
             </w:r>
@@ -2516,66 +3567,96 @@
         </w:tc>
         <w:tc>
           <w:tcPr>
-            <w:tcW w:type="dxa" w:w="576"/>
+            <w:tcW w:type="dxa" w:w="504"/>
+            <w:tcMar>
+              <w:top w:w="80" w:type="dxa"/>
+              <w:bottom w:w="80" w:type="dxa"/>
+              <w:left w:w="100" w:type="dxa"/>
+              <w:right w:w="100" w:type="dxa"/>
+            </w:tcMar>
           </w:tcPr>
           <w:p>
             <w:pPr>
               <w:jc w:val="center"/>
             </w:pPr>
             <w:r>
-              <w:t>[  ]</w:t>
+              <w:t>(  )</w:t>
             </w:r>
           </w:p>
         </w:tc>
         <w:tc>
           <w:tcPr>
-            <w:tcW w:type="dxa" w:w="576"/>
+            <w:tcW w:type="dxa" w:w="504"/>
+            <w:tcMar>
+              <w:top w:w="80" w:type="dxa"/>
+              <w:bottom w:w="80" w:type="dxa"/>
+              <w:left w:w="100" w:type="dxa"/>
+              <w:right w:w="100" w:type="dxa"/>
+            </w:tcMar>
           </w:tcPr>
           <w:p>
             <w:pPr>
               <w:jc w:val="center"/>
             </w:pPr>
             <w:r>
-              <w:t>[  ]</w:t>
+              <w:t>(  )</w:t>
             </w:r>
           </w:p>
         </w:tc>
         <w:tc>
           <w:tcPr>
-            <w:tcW w:type="dxa" w:w="576"/>
+            <w:tcW w:type="dxa" w:w="504"/>
+            <w:tcMar>
+              <w:top w:w="80" w:type="dxa"/>
+              <w:bottom w:w="80" w:type="dxa"/>
+              <w:left w:w="100" w:type="dxa"/>
+              <w:right w:w="100" w:type="dxa"/>
+            </w:tcMar>
           </w:tcPr>
           <w:p>
             <w:pPr>
               <w:jc w:val="center"/>
             </w:pPr>
             <w:r>
-              <w:t>[  ]</w:t>
+              <w:t>(  )</w:t>
             </w:r>
           </w:p>
         </w:tc>
         <w:tc>
           <w:tcPr>
-            <w:tcW w:type="dxa" w:w="576"/>
+            <w:tcW w:type="dxa" w:w="504"/>
+            <w:tcMar>
+              <w:top w:w="80" w:type="dxa"/>
+              <w:bottom w:w="80" w:type="dxa"/>
+              <w:left w:w="100" w:type="dxa"/>
+              <w:right w:w="100" w:type="dxa"/>
+            </w:tcMar>
           </w:tcPr>
           <w:p>
             <w:pPr>
               <w:jc w:val="center"/>
             </w:pPr>
             <w:r>
-              <w:t>[  ]</w:t>
+              <w:t>(  )</w:t>
             </w:r>
           </w:p>
         </w:tc>
         <w:tc>
           <w:tcPr>
-            <w:tcW w:type="dxa" w:w="576"/>
+            <w:tcW w:type="dxa" w:w="504"/>
+            <w:tcMar>
+              <w:top w:w="80" w:type="dxa"/>
+              <w:bottom w:w="80" w:type="dxa"/>
+              <w:left w:w="100" w:type="dxa"/>
+              <w:right w:w="100" w:type="dxa"/>
+            </w:tcMar>
           </w:tcPr>
           <w:p>
             <w:pPr>
               <w:jc w:val="center"/>
             </w:pPr>
             <w:r>
-              <w:t>[  ]</w:t>
+              <w:t>(  )</w:t>
             </w:r>
           </w:p>
         </w:tc>
@@ -2583,7 +3664,13 @@
       <w:tr>
         <w:tc>
           <w:tcPr>
-            <w:tcW w:type="dxa" w:w="1296"/>
+            <w:tcW w:type="dxa" w:w="1152"/>
+            <w:tcMar>
+              <w:top w:w="80" w:type="dxa"/>
+              <w:bottom w:w="80" w:type="dxa"/>
+              <w:left w:w="100" w:type="dxa"/>
+              <w:right w:w="100" w:type="dxa"/>
+            </w:tcMar>
           </w:tcPr>
           <w:p>
             <w:pPr>
@@ -2599,9 +3686,19 @@
         </w:tc>
         <w:tc>
           <w:tcPr>
-            <w:tcW w:type="dxa" w:w="6192"/>
+            <w:tcW w:type="dxa" w:w="5904"/>
+            <w:tcMar>
+              <w:top w:w="80" w:type="dxa"/>
+              <w:bottom w:w="80" w:type="dxa"/>
+              <w:left w:w="100" w:type="dxa"/>
+              <w:right w:w="100" w:type="dxa"/>
+            </w:tcMar>
           </w:tcPr>
           <w:p>
+            <w:pPr>
+              <w:spacing w:line="276" w:lineRule="auto"/>
+              <w:jc w:val="both"/>
+            </w:pPr>
             <w:r>
               <w:t>Tính năng tra cứu mã QR xác thực Thư bảo lãnh thật/giả online trên hệ thống rất tiện ích và an toàn.</w:t>
             </w:r>
@@ -2609,66 +3706,96 @@
         </w:tc>
         <w:tc>
           <w:tcPr>
-            <w:tcW w:type="dxa" w:w="576"/>
+            <w:tcW w:type="dxa" w:w="504"/>
+            <w:tcMar>
+              <w:top w:w="80" w:type="dxa"/>
+              <w:bottom w:w="80" w:type="dxa"/>
+              <w:left w:w="100" w:type="dxa"/>
+              <w:right w:w="100" w:type="dxa"/>
+            </w:tcMar>
           </w:tcPr>
           <w:p>
             <w:pPr>
               <w:jc w:val="center"/>
             </w:pPr>
             <w:r>
-              <w:t>[  ]</w:t>
+              <w:t>(  )</w:t>
             </w:r>
           </w:p>
         </w:tc>
         <w:tc>
           <w:tcPr>
-            <w:tcW w:type="dxa" w:w="576"/>
+            <w:tcW w:type="dxa" w:w="504"/>
+            <w:tcMar>
+              <w:top w:w="80" w:type="dxa"/>
+              <w:bottom w:w="80" w:type="dxa"/>
+              <w:left w:w="100" w:type="dxa"/>
+              <w:right w:w="100" w:type="dxa"/>
+            </w:tcMar>
           </w:tcPr>
           <w:p>
             <w:pPr>
               <w:jc w:val="center"/>
             </w:pPr>
             <w:r>
-              <w:t>[  ]</w:t>
+              <w:t>(  )</w:t>
             </w:r>
           </w:p>
         </w:tc>
         <w:tc>
           <w:tcPr>
-            <w:tcW w:type="dxa" w:w="576"/>
+            <w:tcW w:type="dxa" w:w="504"/>
+            <w:tcMar>
+              <w:top w:w="80" w:type="dxa"/>
+              <w:bottom w:w="80" w:type="dxa"/>
+              <w:left w:w="100" w:type="dxa"/>
+              <w:right w:w="100" w:type="dxa"/>
+            </w:tcMar>
           </w:tcPr>
           <w:p>
             <w:pPr>
               <w:jc w:val="center"/>
             </w:pPr>
             <w:r>
-              <w:t>[  ]</w:t>
+              <w:t>(  )</w:t>
             </w:r>
           </w:p>
         </w:tc>
         <w:tc>
           <w:tcPr>
-            <w:tcW w:type="dxa" w:w="576"/>
+            <w:tcW w:type="dxa" w:w="504"/>
+            <w:tcMar>
+              <w:top w:w="80" w:type="dxa"/>
+              <w:bottom w:w="80" w:type="dxa"/>
+              <w:left w:w="100" w:type="dxa"/>
+              <w:right w:w="100" w:type="dxa"/>
+            </w:tcMar>
           </w:tcPr>
           <w:p>
             <w:pPr>
               <w:jc w:val="center"/>
             </w:pPr>
             <w:r>
-              <w:t>[  ]</w:t>
+              <w:t>(  )</w:t>
             </w:r>
           </w:p>
         </w:tc>
         <w:tc>
           <w:tcPr>
-            <w:tcW w:type="dxa" w:w="576"/>
+            <w:tcW w:type="dxa" w:w="504"/>
+            <w:tcMar>
+              <w:top w:w="80" w:type="dxa"/>
+              <w:bottom w:w="80" w:type="dxa"/>
+              <w:left w:w="100" w:type="dxa"/>
+              <w:right w:w="100" w:type="dxa"/>
+            </w:tcMar>
           </w:tcPr>
           <w:p>
             <w:pPr>
               <w:jc w:val="center"/>
             </w:pPr>
             <w:r>
-              <w:t>[  ]</w:t>
+              <w:t>(  )</w:t>
             </w:r>
           </w:p>
         </w:tc>
@@ -2676,7 +3803,13 @@
       <w:tr>
         <w:tc>
           <w:tcPr>
-            <w:tcW w:type="dxa" w:w="1296"/>
+            <w:tcW w:type="dxa" w:w="1152"/>
+            <w:tcMar>
+              <w:top w:w="80" w:type="dxa"/>
+              <w:bottom w:w="80" w:type="dxa"/>
+              <w:left w:w="120" w:type="dxa"/>
+              <w:right w:w="120" w:type="dxa"/>
+            </w:tcMar>
             <w:shd w:val="clear" w:color="auto" w:fill="F4F4F4"/>
           </w:tcPr>
           <w:p>
@@ -2691,37 +3824,37 @@
         </w:tc>
         <w:tc>
           <w:tcPr>
-            <w:tcW w:type="dxa" w:w="6192"/>
+            <w:tcW w:type="dxa" w:w="5904"/>
           </w:tcPr>
           <w:p/>
         </w:tc>
         <w:tc>
           <w:tcPr>
-            <w:tcW w:type="dxa" w:w="576"/>
+            <w:tcW w:type="dxa" w:w="504"/>
           </w:tcPr>
           <w:p/>
         </w:tc>
         <w:tc>
           <w:tcPr>
-            <w:tcW w:type="dxa" w:w="576"/>
+            <w:tcW w:type="dxa" w:w="504"/>
           </w:tcPr>
           <w:p/>
         </w:tc>
         <w:tc>
           <w:tcPr>
-            <w:tcW w:type="dxa" w:w="576"/>
+            <w:tcW w:type="dxa" w:w="504"/>
           </w:tcPr>
           <w:p/>
         </w:tc>
         <w:tc>
           <w:tcPr>
-            <w:tcW w:type="dxa" w:w="576"/>
+            <w:tcW w:type="dxa" w:w="504"/>
           </w:tcPr>
           <w:p/>
         </w:tc>
         <w:tc>
           <w:tcPr>
-            <w:tcW w:type="dxa" w:w="576"/>
+            <w:tcW w:type="dxa" w:w="504"/>
           </w:tcPr>
           <w:p/>
         </w:tc>
@@ -2729,7 +3862,13 @@
       <w:tr>
         <w:tc>
           <w:tcPr>
-            <w:tcW w:type="dxa" w:w="1296"/>
+            <w:tcW w:type="dxa" w:w="1152"/>
+            <w:tcMar>
+              <w:top w:w="80" w:type="dxa"/>
+              <w:bottom w:w="80" w:type="dxa"/>
+              <w:left w:w="100" w:type="dxa"/>
+              <w:right w:w="100" w:type="dxa"/>
+            </w:tcMar>
           </w:tcPr>
           <w:p>
             <w:pPr>
@@ -2745,9 +3884,19 @@
         </w:tc>
         <w:tc>
           <w:tcPr>
-            <w:tcW w:type="dxa" w:w="6192"/>
+            <w:tcW w:type="dxa" w:w="5904"/>
+            <w:tcMar>
+              <w:top w:w="80" w:type="dxa"/>
+              <w:bottom w:w="80" w:type="dxa"/>
+              <w:left w:w="100" w:type="dxa"/>
+              <w:right w:w="100" w:type="dxa"/>
+            </w:tcMar>
           </w:tcPr>
           <w:p>
+            <w:pPr>
+              <w:spacing w:line="276" w:lineRule="auto"/>
+              <w:jc w:val="both"/>
+            </w:pPr>
             <w:r>
               <w:t>VietinBank có khả năng thiết kế linh hoạt mẫu thư bảo lãnh theo yêu cầu riêng của Chủ đầu tư.</w:t>
             </w:r>
@@ -2755,66 +3904,96 @@
         </w:tc>
         <w:tc>
           <w:tcPr>
-            <w:tcW w:type="dxa" w:w="576"/>
+            <w:tcW w:type="dxa" w:w="504"/>
+            <w:tcMar>
+              <w:top w:w="80" w:type="dxa"/>
+              <w:bottom w:w="80" w:type="dxa"/>
+              <w:left w:w="100" w:type="dxa"/>
+              <w:right w:w="100" w:type="dxa"/>
+            </w:tcMar>
           </w:tcPr>
           <w:p>
             <w:pPr>
               <w:jc w:val="center"/>
             </w:pPr>
             <w:r>
-              <w:t>[  ]</w:t>
+              <w:t>(  )</w:t>
             </w:r>
           </w:p>
         </w:tc>
         <w:tc>
           <w:tcPr>
-            <w:tcW w:type="dxa" w:w="576"/>
+            <w:tcW w:type="dxa" w:w="504"/>
+            <w:tcMar>
+              <w:top w:w="80" w:type="dxa"/>
+              <w:bottom w:w="80" w:type="dxa"/>
+              <w:left w:w="100" w:type="dxa"/>
+              <w:right w:w="100" w:type="dxa"/>
+            </w:tcMar>
           </w:tcPr>
           <w:p>
             <w:pPr>
               <w:jc w:val="center"/>
             </w:pPr>
             <w:r>
-              <w:t>[  ]</w:t>
+              <w:t>(  )</w:t>
             </w:r>
           </w:p>
         </w:tc>
         <w:tc>
           <w:tcPr>
-            <w:tcW w:type="dxa" w:w="576"/>
+            <w:tcW w:type="dxa" w:w="504"/>
+            <w:tcMar>
+              <w:top w:w="80" w:type="dxa"/>
+              <w:bottom w:w="80" w:type="dxa"/>
+              <w:left w:w="100" w:type="dxa"/>
+              <w:right w:w="100" w:type="dxa"/>
+            </w:tcMar>
           </w:tcPr>
           <w:p>
             <w:pPr>
               <w:jc w:val="center"/>
             </w:pPr>
             <w:r>
-              <w:t>[  ]</w:t>
+              <w:t>(  )</w:t>
             </w:r>
           </w:p>
         </w:tc>
         <w:tc>
           <w:tcPr>
-            <w:tcW w:type="dxa" w:w="576"/>
+            <w:tcW w:type="dxa" w:w="504"/>
+            <w:tcMar>
+              <w:top w:w="80" w:type="dxa"/>
+              <w:bottom w:w="80" w:type="dxa"/>
+              <w:left w:w="100" w:type="dxa"/>
+              <w:right w:w="100" w:type="dxa"/>
+            </w:tcMar>
           </w:tcPr>
           <w:p>
             <w:pPr>
               <w:jc w:val="center"/>
             </w:pPr>
             <w:r>
-              <w:t>[  ]</w:t>
+              <w:t>(  )</w:t>
             </w:r>
           </w:p>
         </w:tc>
         <w:tc>
           <w:tcPr>
-            <w:tcW w:type="dxa" w:w="576"/>
+            <w:tcW w:type="dxa" w:w="504"/>
+            <w:tcMar>
+              <w:top w:w="80" w:type="dxa"/>
+              <w:bottom w:w="80" w:type="dxa"/>
+              <w:left w:w="100" w:type="dxa"/>
+              <w:right w:w="100" w:type="dxa"/>
+            </w:tcMar>
           </w:tcPr>
           <w:p>
             <w:pPr>
               <w:jc w:val="center"/>
             </w:pPr>
             <w:r>
-              <w:t>[  ]</w:t>
+              <w:t>(  )</w:t>
             </w:r>
           </w:p>
         </w:tc>
@@ -2822,7 +4001,13 @@
       <w:tr>
         <w:tc>
           <w:tcPr>
-            <w:tcW w:type="dxa" w:w="1296"/>
+            <w:tcW w:type="dxa" w:w="1152"/>
+            <w:tcMar>
+              <w:top w:w="80" w:type="dxa"/>
+              <w:bottom w:w="80" w:type="dxa"/>
+              <w:left w:w="100" w:type="dxa"/>
+              <w:right w:w="100" w:type="dxa"/>
+            </w:tcMar>
           </w:tcPr>
           <w:p>
             <w:pPr>
@@ -2838,9 +4023,19 @@
         </w:tc>
         <w:tc>
           <w:tcPr>
-            <w:tcW w:type="dxa" w:w="6192"/>
+            <w:tcW w:type="dxa" w:w="5904"/>
+            <w:tcMar>
+              <w:top w:w="80" w:type="dxa"/>
+              <w:bottom w:w="80" w:type="dxa"/>
+              <w:left w:w="100" w:type="dxa"/>
+              <w:right w:w="100" w:type="dxa"/>
+            </w:tcMar>
           </w:tcPr>
           <w:p>
+            <w:pPr>
+              <w:spacing w:line="276" w:lineRule="auto"/>
+              <w:jc w:val="both"/>
+            </w:pPr>
             <w:r>
               <w:t>VietinBank cung cấp cấu trúc bảo lãnh đa dạng (bảo lãnh tạm ứng, bảo lãnh thanh toán, đối ứng...).</w:t>
             </w:r>
@@ -2848,66 +4043,96 @@
         </w:tc>
         <w:tc>
           <w:tcPr>
-            <w:tcW w:type="dxa" w:w="576"/>
+            <w:tcW w:type="dxa" w:w="504"/>
+            <w:tcMar>
+              <w:top w:w="80" w:type="dxa"/>
+              <w:bottom w:w="80" w:type="dxa"/>
+              <w:left w:w="100" w:type="dxa"/>
+              <w:right w:w="100" w:type="dxa"/>
+            </w:tcMar>
           </w:tcPr>
           <w:p>
             <w:pPr>
               <w:jc w:val="center"/>
             </w:pPr>
             <w:r>
-              <w:t>[  ]</w:t>
+              <w:t>(  )</w:t>
             </w:r>
           </w:p>
         </w:tc>
         <w:tc>
           <w:tcPr>
-            <w:tcW w:type="dxa" w:w="576"/>
+            <w:tcW w:type="dxa" w:w="504"/>
+            <w:tcMar>
+              <w:top w:w="80" w:type="dxa"/>
+              <w:bottom w:w="80" w:type="dxa"/>
+              <w:left w:w="100" w:type="dxa"/>
+              <w:right w:w="100" w:type="dxa"/>
+            </w:tcMar>
           </w:tcPr>
           <w:p>
             <w:pPr>
               <w:jc w:val="center"/>
             </w:pPr>
             <w:r>
-              <w:t>[  ]</w:t>
+              <w:t>(  )</w:t>
             </w:r>
           </w:p>
         </w:tc>
         <w:tc>
           <w:tcPr>
-            <w:tcW w:type="dxa" w:w="576"/>
+            <w:tcW w:type="dxa" w:w="504"/>
+            <w:tcMar>
+              <w:top w:w="80" w:type="dxa"/>
+              <w:bottom w:w="80" w:type="dxa"/>
+              <w:left w:w="100" w:type="dxa"/>
+              <w:right w:w="100" w:type="dxa"/>
+            </w:tcMar>
           </w:tcPr>
           <w:p>
             <w:pPr>
               <w:jc w:val="center"/>
             </w:pPr>
             <w:r>
-              <w:t>[  ]</w:t>
+              <w:t>(  )</w:t>
             </w:r>
           </w:p>
         </w:tc>
         <w:tc>
           <w:tcPr>
-            <w:tcW w:type="dxa" w:w="576"/>
+            <w:tcW w:type="dxa" w:w="504"/>
+            <w:tcMar>
+              <w:top w:w="80" w:type="dxa"/>
+              <w:bottom w:w="80" w:type="dxa"/>
+              <w:left w:w="100" w:type="dxa"/>
+              <w:right w:w="100" w:type="dxa"/>
+            </w:tcMar>
           </w:tcPr>
           <w:p>
             <w:pPr>
               <w:jc w:val="center"/>
             </w:pPr>
             <w:r>
-              <w:t>[  ]</w:t>
+              <w:t>(  )</w:t>
             </w:r>
           </w:p>
         </w:tc>
         <w:tc>
           <w:tcPr>
-            <w:tcW w:type="dxa" w:w="576"/>
+            <w:tcW w:type="dxa" w:w="504"/>
+            <w:tcMar>
+              <w:top w:w="80" w:type="dxa"/>
+              <w:bottom w:w="80" w:type="dxa"/>
+              <w:left w:w="100" w:type="dxa"/>
+              <w:right w:w="100" w:type="dxa"/>
+            </w:tcMar>
           </w:tcPr>
           <w:p>
             <w:pPr>
               <w:jc w:val="center"/>
             </w:pPr>
             <w:r>
-              <w:t>[  ]</w:t>
+              <w:t>(  )</w:t>
             </w:r>
           </w:p>
         </w:tc>
@@ -2915,7 +4140,13 @@
       <w:tr>
         <w:tc>
           <w:tcPr>
-            <w:tcW w:type="dxa" w:w="1296"/>
+            <w:tcW w:type="dxa" w:w="1152"/>
+            <w:tcMar>
+              <w:top w:w="80" w:type="dxa"/>
+              <w:bottom w:w="80" w:type="dxa"/>
+              <w:left w:w="100" w:type="dxa"/>
+              <w:right w:w="100" w:type="dxa"/>
+            </w:tcMar>
           </w:tcPr>
           <w:p>
             <w:pPr>
@@ -2931,9 +4162,19 @@
         </w:tc>
         <w:tc>
           <w:tcPr>
-            <w:tcW w:type="dxa" w:w="6192"/>
+            <w:tcW w:type="dxa" w:w="5904"/>
+            <w:tcMar>
+              <w:top w:w="80" w:type="dxa"/>
+              <w:bottom w:w="80" w:type="dxa"/>
+              <w:left w:w="100" w:type="dxa"/>
+              <w:right w:w="100" w:type="dxa"/>
+            </w:tcMar>
           </w:tcPr>
           <w:p>
+            <w:pPr>
+              <w:spacing w:line="276" w:lineRule="auto"/>
+              <w:jc w:val="both"/>
+            </w:pPr>
             <w:r>
               <w:t>Ngân hàng sẵn sàng điều chỉnh các điều khoản bảo lãnh phù hợp với tiến độ thi công thực tế.</w:t>
             </w:r>
@@ -2941,66 +4182,96 @@
         </w:tc>
         <w:tc>
           <w:tcPr>
-            <w:tcW w:type="dxa" w:w="576"/>
+            <w:tcW w:type="dxa" w:w="504"/>
+            <w:tcMar>
+              <w:top w:w="80" w:type="dxa"/>
+              <w:bottom w:w="80" w:type="dxa"/>
+              <w:left w:w="100" w:type="dxa"/>
+              <w:right w:w="100" w:type="dxa"/>
+            </w:tcMar>
           </w:tcPr>
           <w:p>
             <w:pPr>
               <w:jc w:val="center"/>
             </w:pPr>
             <w:r>
-              <w:t>[  ]</w:t>
+              <w:t>(  )</w:t>
             </w:r>
           </w:p>
         </w:tc>
         <w:tc>
           <w:tcPr>
-            <w:tcW w:type="dxa" w:w="576"/>
+            <w:tcW w:type="dxa" w:w="504"/>
+            <w:tcMar>
+              <w:top w:w="80" w:type="dxa"/>
+              <w:bottom w:w="80" w:type="dxa"/>
+              <w:left w:w="100" w:type="dxa"/>
+              <w:right w:w="100" w:type="dxa"/>
+            </w:tcMar>
           </w:tcPr>
           <w:p>
             <w:pPr>
               <w:jc w:val="center"/>
             </w:pPr>
             <w:r>
-              <w:t>[  ]</w:t>
+              <w:t>(  )</w:t>
             </w:r>
           </w:p>
         </w:tc>
         <w:tc>
           <w:tcPr>
-            <w:tcW w:type="dxa" w:w="576"/>
+            <w:tcW w:type="dxa" w:w="504"/>
+            <w:tcMar>
+              <w:top w:w="80" w:type="dxa"/>
+              <w:bottom w:w="80" w:type="dxa"/>
+              <w:left w:w="100" w:type="dxa"/>
+              <w:right w:w="100" w:type="dxa"/>
+            </w:tcMar>
           </w:tcPr>
           <w:p>
             <w:pPr>
               <w:jc w:val="center"/>
             </w:pPr>
             <w:r>
-              <w:t>[  ]</w:t>
+              <w:t>(  )</w:t>
             </w:r>
           </w:p>
         </w:tc>
         <w:tc>
           <w:tcPr>
-            <w:tcW w:type="dxa" w:w="576"/>
+            <w:tcW w:type="dxa" w:w="504"/>
+            <w:tcMar>
+              <w:top w:w="80" w:type="dxa"/>
+              <w:bottom w:w="80" w:type="dxa"/>
+              <w:left w:w="100" w:type="dxa"/>
+              <w:right w:w="100" w:type="dxa"/>
+            </w:tcMar>
           </w:tcPr>
           <w:p>
             <w:pPr>
               <w:jc w:val="center"/>
             </w:pPr>
             <w:r>
-              <w:t>[  ]</w:t>
+              <w:t>(  )</w:t>
             </w:r>
           </w:p>
         </w:tc>
         <w:tc>
           <w:tcPr>
-            <w:tcW w:type="dxa" w:w="576"/>
+            <w:tcW w:type="dxa" w:w="504"/>
+            <w:tcMar>
+              <w:top w:w="80" w:type="dxa"/>
+              <w:bottom w:w="80" w:type="dxa"/>
+              <w:left w:w="100" w:type="dxa"/>
+              <w:right w:w="100" w:type="dxa"/>
+            </w:tcMar>
           </w:tcPr>
           <w:p>
             <w:pPr>
               <w:jc w:val="center"/>
             </w:pPr>
             <w:r>
-              <w:t>[  ]</w:t>
+              <w:t>(  )</w:t>
             </w:r>
           </w:p>
         </w:tc>
@@ -3008,7 +4279,13 @@
       <w:tr>
         <w:tc>
           <w:tcPr>
-            <w:tcW w:type="dxa" w:w="1296"/>
+            <w:tcW w:type="dxa" w:w="1152"/>
+            <w:tcMar>
+              <w:top w:w="80" w:type="dxa"/>
+              <w:bottom w:w="80" w:type="dxa"/>
+              <w:left w:w="120" w:type="dxa"/>
+              <w:right w:w="120" w:type="dxa"/>
+            </w:tcMar>
             <w:shd w:val="clear" w:color="auto" w:fill="F4F4F4"/>
           </w:tcPr>
           <w:p>
@@ -3023,37 +4300,37 @@
         </w:tc>
         <w:tc>
           <w:tcPr>
-            <w:tcW w:type="dxa" w:w="6192"/>
+            <w:tcW w:type="dxa" w:w="5904"/>
           </w:tcPr>
           <w:p/>
         </w:tc>
         <w:tc>
           <w:tcPr>
-            <w:tcW w:type="dxa" w:w="576"/>
+            <w:tcW w:type="dxa" w:w="504"/>
           </w:tcPr>
           <w:p/>
         </w:tc>
         <w:tc>
           <w:tcPr>
-            <w:tcW w:type="dxa" w:w="576"/>
+            <w:tcW w:type="dxa" w:w="504"/>
           </w:tcPr>
           <w:p/>
         </w:tc>
         <w:tc>
           <w:tcPr>
-            <w:tcW w:type="dxa" w:w="576"/>
+            <w:tcW w:type="dxa" w:w="504"/>
           </w:tcPr>
           <w:p/>
         </w:tc>
         <w:tc>
           <w:tcPr>
-            <w:tcW w:type="dxa" w:w="576"/>
+            <w:tcW w:type="dxa" w:w="504"/>
           </w:tcPr>
           <w:p/>
         </w:tc>
         <w:tc>
           <w:tcPr>
-            <w:tcW w:type="dxa" w:w="576"/>
+            <w:tcW w:type="dxa" w:w="504"/>
           </w:tcPr>
           <w:p/>
         </w:tc>
@@ -3061,7 +4338,13 @@
       <w:tr>
         <w:tc>
           <w:tcPr>
-            <w:tcW w:type="dxa" w:w="1296"/>
+            <w:tcW w:type="dxa" w:w="1152"/>
+            <w:tcMar>
+              <w:top w:w="80" w:type="dxa"/>
+              <w:bottom w:w="80" w:type="dxa"/>
+              <w:left w:w="100" w:type="dxa"/>
+              <w:right w:w="100" w:type="dxa"/>
+            </w:tcMar>
           </w:tcPr>
           <w:p>
             <w:pPr>
@@ -3077,9 +4360,19 @@
         </w:tc>
         <w:tc>
           <w:tcPr>
-            <w:tcW w:type="dxa" w:w="6192"/>
+            <w:tcW w:type="dxa" w:w="5904"/>
+            <w:tcMar>
+              <w:top w:w="80" w:type="dxa"/>
+              <w:bottom w:w="80" w:type="dxa"/>
+              <w:left w:w="100" w:type="dxa"/>
+              <w:right w:w="100" w:type="dxa"/>
+            </w:tcMar>
           </w:tcPr>
           <w:p>
+            <w:pPr>
+              <w:spacing w:line="276" w:lineRule="auto"/>
+              <w:jc w:val="both"/>
+            </w:pPr>
             <w:r>
               <w:t>VietinBank hỗ trợ tư vấn rà soát tính pháp lý của hợp đồng gốc trước khi phát hành bảo lãnh.</w:t>
             </w:r>
@@ -3087,66 +4380,96 @@
         </w:tc>
         <w:tc>
           <w:tcPr>
-            <w:tcW w:type="dxa" w:w="576"/>
+            <w:tcW w:type="dxa" w:w="504"/>
+            <w:tcMar>
+              <w:top w:w="80" w:type="dxa"/>
+              <w:bottom w:w="80" w:type="dxa"/>
+              <w:left w:w="100" w:type="dxa"/>
+              <w:right w:w="100" w:type="dxa"/>
+            </w:tcMar>
           </w:tcPr>
           <w:p>
             <w:pPr>
               <w:jc w:val="center"/>
             </w:pPr>
             <w:r>
-              <w:t>[  ]</w:t>
+              <w:t>(  )</w:t>
             </w:r>
           </w:p>
         </w:tc>
         <w:tc>
           <w:tcPr>
-            <w:tcW w:type="dxa" w:w="576"/>
+            <w:tcW w:type="dxa" w:w="504"/>
+            <w:tcMar>
+              <w:top w:w="80" w:type="dxa"/>
+              <w:bottom w:w="80" w:type="dxa"/>
+              <w:left w:w="100" w:type="dxa"/>
+              <w:right w:w="100" w:type="dxa"/>
+            </w:tcMar>
           </w:tcPr>
           <w:p>
             <w:pPr>
               <w:jc w:val="center"/>
             </w:pPr>
             <w:r>
-              <w:t>[  ]</w:t>
+              <w:t>(  )</w:t>
             </w:r>
           </w:p>
         </w:tc>
         <w:tc>
           <w:tcPr>
-            <w:tcW w:type="dxa" w:w="576"/>
+            <w:tcW w:type="dxa" w:w="504"/>
+            <w:tcMar>
+              <w:top w:w="80" w:type="dxa"/>
+              <w:bottom w:w="80" w:type="dxa"/>
+              <w:left w:w="100" w:type="dxa"/>
+              <w:right w:w="100" w:type="dxa"/>
+            </w:tcMar>
           </w:tcPr>
           <w:p>
             <w:pPr>
               <w:jc w:val="center"/>
             </w:pPr>
             <w:r>
-              <w:t>[  ]</w:t>
+              <w:t>(  )</w:t>
             </w:r>
           </w:p>
         </w:tc>
         <w:tc>
           <w:tcPr>
-            <w:tcW w:type="dxa" w:w="576"/>
+            <w:tcW w:type="dxa" w:w="504"/>
+            <w:tcMar>
+              <w:top w:w="80" w:type="dxa"/>
+              <w:bottom w:w="80" w:type="dxa"/>
+              <w:left w:w="100" w:type="dxa"/>
+              <w:right w:w="100" w:type="dxa"/>
+            </w:tcMar>
           </w:tcPr>
           <w:p>
             <w:pPr>
               <w:jc w:val="center"/>
             </w:pPr>
             <w:r>
-              <w:t>[  ]</w:t>
+              <w:t>(  )</w:t>
             </w:r>
           </w:p>
         </w:tc>
         <w:tc>
           <w:tcPr>
-            <w:tcW w:type="dxa" w:w="576"/>
+            <w:tcW w:type="dxa" w:w="504"/>
+            <w:tcMar>
+              <w:top w:w="80" w:type="dxa"/>
+              <w:bottom w:w="80" w:type="dxa"/>
+              <w:left w:w="100" w:type="dxa"/>
+              <w:right w:w="100" w:type="dxa"/>
+            </w:tcMar>
           </w:tcPr>
           <w:p>
             <w:pPr>
               <w:jc w:val="center"/>
             </w:pPr>
             <w:r>
-              <w:t>[  ]</w:t>
+              <w:t>(  )</w:t>
             </w:r>
           </w:p>
         </w:tc>
@@ -3154,7 +4477,13 @@
       <w:tr>
         <w:tc>
           <w:tcPr>
-            <w:tcW w:type="dxa" w:w="1296"/>
+            <w:tcW w:type="dxa" w:w="1152"/>
+            <w:tcMar>
+              <w:top w:w="80" w:type="dxa"/>
+              <w:bottom w:w="80" w:type="dxa"/>
+              <w:left w:w="100" w:type="dxa"/>
+              <w:right w:w="100" w:type="dxa"/>
+            </w:tcMar>
           </w:tcPr>
           <w:p>
             <w:pPr>
@@ -3170,9 +4499,19 @@
         </w:tc>
         <w:tc>
           <w:tcPr>
-            <w:tcW w:type="dxa" w:w="6192"/>
+            <w:tcW w:type="dxa" w:w="5904"/>
+            <w:tcMar>
+              <w:top w:w="80" w:type="dxa"/>
+              <w:bottom w:w="80" w:type="dxa"/>
+              <w:left w:w="100" w:type="dxa"/>
+              <w:right w:w="100" w:type="dxa"/>
+            </w:tcMar>
           </w:tcPr>
           <w:p>
+            <w:pPr>
+              <w:spacing w:line="276" w:lineRule="auto"/>
+              <w:jc w:val="both"/>
+            </w:pPr>
             <w:r>
               <w:t>Cán bộ VietinBank tư vấn cấu trúc điều khoản bảo lãnh giúp phòng ngừa rủi ro bị tịch thu vô lý.</w:t>
             </w:r>
@@ -3180,66 +4519,96 @@
         </w:tc>
         <w:tc>
           <w:tcPr>
-            <w:tcW w:type="dxa" w:w="576"/>
+            <w:tcW w:type="dxa" w:w="504"/>
+            <w:tcMar>
+              <w:top w:w="80" w:type="dxa"/>
+              <w:bottom w:w="80" w:type="dxa"/>
+              <w:left w:w="100" w:type="dxa"/>
+              <w:right w:w="100" w:type="dxa"/>
+            </w:tcMar>
           </w:tcPr>
           <w:p>
             <w:pPr>
               <w:jc w:val="center"/>
             </w:pPr>
             <w:r>
-              <w:t>[  ]</w:t>
+              <w:t>(  )</w:t>
             </w:r>
           </w:p>
         </w:tc>
         <w:tc>
           <w:tcPr>
-            <w:tcW w:type="dxa" w:w="576"/>
+            <w:tcW w:type="dxa" w:w="504"/>
+            <w:tcMar>
+              <w:top w:w="80" w:type="dxa"/>
+              <w:bottom w:w="80" w:type="dxa"/>
+              <w:left w:w="100" w:type="dxa"/>
+              <w:right w:w="100" w:type="dxa"/>
+            </w:tcMar>
           </w:tcPr>
           <w:p>
             <w:pPr>
               <w:jc w:val="center"/>
             </w:pPr>
             <w:r>
-              <w:t>[  ]</w:t>
+              <w:t>(  )</w:t>
             </w:r>
           </w:p>
         </w:tc>
         <w:tc>
           <w:tcPr>
-            <w:tcW w:type="dxa" w:w="576"/>
+            <w:tcW w:type="dxa" w:w="504"/>
+            <w:tcMar>
+              <w:top w:w="80" w:type="dxa"/>
+              <w:bottom w:w="80" w:type="dxa"/>
+              <w:left w:w="100" w:type="dxa"/>
+              <w:right w:w="100" w:type="dxa"/>
+            </w:tcMar>
           </w:tcPr>
           <w:p>
             <w:pPr>
               <w:jc w:val="center"/>
             </w:pPr>
             <w:r>
-              <w:t>[  ]</w:t>
+              <w:t>(  )</w:t>
             </w:r>
           </w:p>
         </w:tc>
         <w:tc>
           <w:tcPr>
-            <w:tcW w:type="dxa" w:w="576"/>
+            <w:tcW w:type="dxa" w:w="504"/>
+            <w:tcMar>
+              <w:top w:w="80" w:type="dxa"/>
+              <w:bottom w:w="80" w:type="dxa"/>
+              <w:left w:w="100" w:type="dxa"/>
+              <w:right w:w="100" w:type="dxa"/>
+            </w:tcMar>
           </w:tcPr>
           <w:p>
             <w:pPr>
               <w:jc w:val="center"/>
             </w:pPr>
             <w:r>
-              <w:t>[  ]</w:t>
+              <w:t>(  )</w:t>
             </w:r>
           </w:p>
         </w:tc>
         <w:tc>
           <w:tcPr>
-            <w:tcW w:type="dxa" w:w="576"/>
+            <w:tcW w:type="dxa" w:w="504"/>
+            <w:tcMar>
+              <w:top w:w="80" w:type="dxa"/>
+              <w:bottom w:w="80" w:type="dxa"/>
+              <w:left w:w="100" w:type="dxa"/>
+              <w:right w:w="100" w:type="dxa"/>
+            </w:tcMar>
           </w:tcPr>
           <w:p>
             <w:pPr>
               <w:jc w:val="center"/>
             </w:pPr>
             <w:r>
-              <w:t>[  ]</w:t>
+              <w:t>(  )</w:t>
             </w:r>
           </w:p>
         </w:tc>
@@ -3247,7 +4616,13 @@
       <w:tr>
         <w:tc>
           <w:tcPr>
-            <w:tcW w:type="dxa" w:w="1296"/>
+            <w:tcW w:type="dxa" w:w="1152"/>
+            <w:tcMar>
+              <w:top w:w="80" w:type="dxa"/>
+              <w:bottom w:w="80" w:type="dxa"/>
+              <w:left w:w="100" w:type="dxa"/>
+              <w:right w:w="100" w:type="dxa"/>
+            </w:tcMar>
           </w:tcPr>
           <w:p>
             <w:pPr>
@@ -3263,9 +4638,19 @@
         </w:tc>
         <w:tc>
           <w:tcPr>
-            <w:tcW w:type="dxa" w:w="6192"/>
+            <w:tcW w:type="dxa" w:w="5904"/>
+            <w:tcMar>
+              <w:top w:w="80" w:type="dxa"/>
+              <w:bottom w:w="80" w:type="dxa"/>
+              <w:left w:w="100" w:type="dxa"/>
+              <w:right w:w="100" w:type="dxa"/>
+            </w:tcMar>
           </w:tcPr>
           <w:p>
+            <w:pPr>
+              <w:spacing w:line="276" w:lineRule="auto"/>
+              <w:jc w:val="both"/>
+            </w:pPr>
             <w:r>
               <w:t>VietinBank áp dụng tốt các tập quán bảo lãnh quốc tế (URDG 758) giúp bảo vệ quyền lợi doanh nghiệp.</w:t>
             </w:r>
@@ -3273,66 +4658,96 @@
         </w:tc>
         <w:tc>
           <w:tcPr>
-            <w:tcW w:type="dxa" w:w="576"/>
+            <w:tcW w:type="dxa" w:w="504"/>
+            <w:tcMar>
+              <w:top w:w="80" w:type="dxa"/>
+              <w:bottom w:w="80" w:type="dxa"/>
+              <w:left w:w="100" w:type="dxa"/>
+              <w:right w:w="100" w:type="dxa"/>
+            </w:tcMar>
           </w:tcPr>
           <w:p>
             <w:pPr>
               <w:jc w:val="center"/>
             </w:pPr>
             <w:r>
-              <w:t>[  ]</w:t>
+              <w:t>(  )</w:t>
             </w:r>
           </w:p>
         </w:tc>
         <w:tc>
           <w:tcPr>
-            <w:tcW w:type="dxa" w:w="576"/>
+            <w:tcW w:type="dxa" w:w="504"/>
+            <w:tcMar>
+              <w:top w:w="80" w:type="dxa"/>
+              <w:bottom w:w="80" w:type="dxa"/>
+              <w:left w:w="100" w:type="dxa"/>
+              <w:right w:w="100" w:type="dxa"/>
+            </w:tcMar>
           </w:tcPr>
           <w:p>
             <w:pPr>
               <w:jc w:val="center"/>
             </w:pPr>
             <w:r>
-              <w:t>[  ]</w:t>
+              <w:t>(  )</w:t>
             </w:r>
           </w:p>
         </w:tc>
         <w:tc>
           <w:tcPr>
-            <w:tcW w:type="dxa" w:w="576"/>
+            <w:tcW w:type="dxa" w:w="504"/>
+            <w:tcMar>
+              <w:top w:w="80" w:type="dxa"/>
+              <w:bottom w:w="80" w:type="dxa"/>
+              <w:left w:w="100" w:type="dxa"/>
+              <w:right w:w="100" w:type="dxa"/>
+            </w:tcMar>
           </w:tcPr>
           <w:p>
             <w:pPr>
               <w:jc w:val="center"/>
             </w:pPr>
             <w:r>
-              <w:t>[  ]</w:t>
+              <w:t>(  )</w:t>
             </w:r>
           </w:p>
         </w:tc>
         <w:tc>
           <w:tcPr>
-            <w:tcW w:type="dxa" w:w="576"/>
+            <w:tcW w:type="dxa" w:w="504"/>
+            <w:tcMar>
+              <w:top w:w="80" w:type="dxa"/>
+              <w:bottom w:w="80" w:type="dxa"/>
+              <w:left w:w="100" w:type="dxa"/>
+              <w:right w:w="100" w:type="dxa"/>
+            </w:tcMar>
           </w:tcPr>
           <w:p>
             <w:pPr>
               <w:jc w:val="center"/>
             </w:pPr>
             <w:r>
-              <w:t>[  ]</w:t>
+              <w:t>(  )</w:t>
             </w:r>
           </w:p>
         </w:tc>
         <w:tc>
           <w:tcPr>
-            <w:tcW w:type="dxa" w:w="576"/>
+            <w:tcW w:type="dxa" w:w="504"/>
+            <w:tcMar>
+              <w:top w:w="80" w:type="dxa"/>
+              <w:bottom w:w="80" w:type="dxa"/>
+              <w:left w:w="100" w:type="dxa"/>
+              <w:right w:w="100" w:type="dxa"/>
+            </w:tcMar>
           </w:tcPr>
           <w:p>
             <w:pPr>
               <w:jc w:val="center"/>
             </w:pPr>
             <w:r>
-              <w:t>[  ]</w:t>
+              <w:t>(  )</w:t>
             </w:r>
           </w:p>
         </w:tc>
@@ -3340,7 +4755,13 @@
       <w:tr>
         <w:tc>
           <w:tcPr>
-            <w:tcW w:type="dxa" w:w="1296"/>
+            <w:tcW w:type="dxa" w:w="1152"/>
+            <w:tcMar>
+              <w:top w:w="80" w:type="dxa"/>
+              <w:bottom w:w="80" w:type="dxa"/>
+              <w:left w:w="120" w:type="dxa"/>
+              <w:right w:w="120" w:type="dxa"/>
+            </w:tcMar>
             <w:shd w:val="clear" w:color="auto" w:fill="F4F4F4"/>
           </w:tcPr>
           <w:p>
@@ -3355,37 +4776,37 @@
         </w:tc>
         <w:tc>
           <w:tcPr>
-            <w:tcW w:type="dxa" w:w="6192"/>
+            <w:tcW w:type="dxa" w:w="5904"/>
           </w:tcPr>
           <w:p/>
         </w:tc>
         <w:tc>
           <w:tcPr>
-            <w:tcW w:type="dxa" w:w="576"/>
+            <w:tcW w:type="dxa" w:w="504"/>
           </w:tcPr>
           <w:p/>
         </w:tc>
         <w:tc>
           <w:tcPr>
-            <w:tcW w:type="dxa" w:w="576"/>
+            <w:tcW w:type="dxa" w:w="504"/>
           </w:tcPr>
           <w:p/>
         </w:tc>
         <w:tc>
           <w:tcPr>
-            <w:tcW w:type="dxa" w:w="576"/>
+            <w:tcW w:type="dxa" w:w="504"/>
           </w:tcPr>
           <w:p/>
         </w:tc>
         <w:tc>
           <w:tcPr>
-            <w:tcW w:type="dxa" w:w="576"/>
+            <w:tcW w:type="dxa" w:w="504"/>
           </w:tcPr>
           <w:p/>
         </w:tc>
         <w:tc>
           <w:tcPr>
-            <w:tcW w:type="dxa" w:w="576"/>
+            <w:tcW w:type="dxa" w:w="504"/>
           </w:tcPr>
           <w:p/>
         </w:tc>
@@ -3393,7 +4814,13 @@
       <w:tr>
         <w:tc>
           <w:tcPr>
-            <w:tcW w:type="dxa" w:w="1296"/>
+            <w:tcW w:type="dxa" w:w="1152"/>
+            <w:tcMar>
+              <w:top w:w="80" w:type="dxa"/>
+              <w:bottom w:w="80" w:type="dxa"/>
+              <w:left w:w="100" w:type="dxa"/>
+              <w:right w:w="100" w:type="dxa"/>
+            </w:tcMar>
           </w:tcPr>
           <w:p>
             <w:pPr>
@@ -3409,9 +4836,19 @@
         </w:tc>
         <w:tc>
           <w:tcPr>
-            <w:tcW w:type="dxa" w:w="6192"/>
+            <w:tcW w:type="dxa" w:w="5904"/>
+            <w:tcMar>
+              <w:top w:w="80" w:type="dxa"/>
+              <w:bottom w:w="80" w:type="dxa"/>
+              <w:left w:w="100" w:type="dxa"/>
+              <w:right w:w="100" w:type="dxa"/>
+            </w:tcMar>
           </w:tcPr>
           <w:p>
+            <w:pPr>
+              <w:spacing w:line="276" w:lineRule="auto"/>
+              <w:jc w:val="both"/>
+            </w:pPr>
             <w:r>
               <w:t>VietinBank có mạng lưới ngân hàng đại lý rộng khắp toàn cầu, hỗ trợ tốt cho giao dịch quốc tế.</w:t>
             </w:r>
@@ -3419,66 +4856,96 @@
         </w:tc>
         <w:tc>
           <w:tcPr>
-            <w:tcW w:type="dxa" w:w="576"/>
+            <w:tcW w:type="dxa" w:w="504"/>
+            <w:tcMar>
+              <w:top w:w="80" w:type="dxa"/>
+              <w:bottom w:w="80" w:type="dxa"/>
+              <w:left w:w="100" w:type="dxa"/>
+              <w:right w:w="100" w:type="dxa"/>
+            </w:tcMar>
           </w:tcPr>
           <w:p>
             <w:pPr>
               <w:jc w:val="center"/>
             </w:pPr>
             <w:r>
-              <w:t>[  ]</w:t>
+              <w:t>(  )</w:t>
             </w:r>
           </w:p>
         </w:tc>
         <w:tc>
           <w:tcPr>
-            <w:tcW w:type="dxa" w:w="576"/>
+            <w:tcW w:type="dxa" w:w="504"/>
+            <w:tcMar>
+              <w:top w:w="80" w:type="dxa"/>
+              <w:bottom w:w="80" w:type="dxa"/>
+              <w:left w:w="100" w:type="dxa"/>
+              <w:right w:w="100" w:type="dxa"/>
+            </w:tcMar>
           </w:tcPr>
           <w:p>
             <w:pPr>
               <w:jc w:val="center"/>
             </w:pPr>
             <w:r>
-              <w:t>[  ]</w:t>
+              <w:t>(  )</w:t>
             </w:r>
           </w:p>
         </w:tc>
         <w:tc>
           <w:tcPr>
-            <w:tcW w:type="dxa" w:w="576"/>
+            <w:tcW w:type="dxa" w:w="504"/>
+            <w:tcMar>
+              <w:top w:w="80" w:type="dxa"/>
+              <w:bottom w:w="80" w:type="dxa"/>
+              <w:left w:w="100" w:type="dxa"/>
+              <w:right w:w="100" w:type="dxa"/>
+            </w:tcMar>
           </w:tcPr>
           <w:p>
             <w:pPr>
               <w:jc w:val="center"/>
             </w:pPr>
             <w:r>
-              <w:t>[  ]</w:t>
+              <w:t>(  )</w:t>
             </w:r>
           </w:p>
         </w:tc>
         <w:tc>
           <w:tcPr>
-            <w:tcW w:type="dxa" w:w="576"/>
+            <w:tcW w:type="dxa" w:w="504"/>
+            <w:tcMar>
+              <w:top w:w="80" w:type="dxa"/>
+              <w:bottom w:w="80" w:type="dxa"/>
+              <w:left w:w="100" w:type="dxa"/>
+              <w:right w:w="100" w:type="dxa"/>
+            </w:tcMar>
           </w:tcPr>
           <w:p>
             <w:pPr>
               <w:jc w:val="center"/>
             </w:pPr>
             <w:r>
-              <w:t>[  ]</w:t>
+              <w:t>(  )</w:t>
             </w:r>
           </w:p>
         </w:tc>
         <w:tc>
           <w:tcPr>
-            <w:tcW w:type="dxa" w:w="576"/>
+            <w:tcW w:type="dxa" w:w="504"/>
+            <w:tcMar>
+              <w:top w:w="80" w:type="dxa"/>
+              <w:bottom w:w="80" w:type="dxa"/>
+              <w:left w:w="100" w:type="dxa"/>
+              <w:right w:w="100" w:type="dxa"/>
+            </w:tcMar>
           </w:tcPr>
           <w:p>
             <w:pPr>
               <w:jc w:val="center"/>
             </w:pPr>
             <w:r>
-              <w:t>[  ]</w:t>
+              <w:t>(  )</w:t>
             </w:r>
           </w:p>
         </w:tc>
@@ -3486,7 +4953,13 @@
       <w:tr>
         <w:tc>
           <w:tcPr>
-            <w:tcW w:type="dxa" w:w="1296"/>
+            <w:tcW w:type="dxa" w:w="1152"/>
+            <w:tcMar>
+              <w:top w:w="80" w:type="dxa"/>
+              <w:bottom w:w="80" w:type="dxa"/>
+              <w:left w:w="100" w:type="dxa"/>
+              <w:right w:w="100" w:type="dxa"/>
+            </w:tcMar>
           </w:tcPr>
           <w:p>
             <w:pPr>
@@ -3502,9 +4975,19 @@
         </w:tc>
         <w:tc>
           <w:tcPr>
-            <w:tcW w:type="dxa" w:w="6192"/>
+            <w:tcW w:type="dxa" w:w="5904"/>
+            <w:tcMar>
+              <w:top w:w="80" w:type="dxa"/>
+              <w:bottom w:w="80" w:type="dxa"/>
+              <w:left w:w="100" w:type="dxa"/>
+              <w:right w:w="100" w:type="dxa"/>
+            </w:tcMar>
           </w:tcPr>
           <w:p>
+            <w:pPr>
+              <w:spacing w:line="276" w:lineRule="auto"/>
+              <w:jc w:val="both"/>
+            </w:pPr>
             <w:r>
               <w:t>Thư bảo lãnh đối ứng (Counter-Guarantee) của VietinBank dễ dàng được các đối tác nước ngoài chấp nhận.</w:t>
             </w:r>
@@ -3512,66 +4995,96 @@
         </w:tc>
         <w:tc>
           <w:tcPr>
-            <w:tcW w:type="dxa" w:w="576"/>
+            <w:tcW w:type="dxa" w:w="504"/>
+            <w:tcMar>
+              <w:top w:w="80" w:type="dxa"/>
+              <w:bottom w:w="80" w:type="dxa"/>
+              <w:left w:w="100" w:type="dxa"/>
+              <w:right w:w="100" w:type="dxa"/>
+            </w:tcMar>
           </w:tcPr>
           <w:p>
             <w:pPr>
               <w:jc w:val="center"/>
             </w:pPr>
             <w:r>
-              <w:t>[  ]</w:t>
+              <w:t>(  )</w:t>
             </w:r>
           </w:p>
         </w:tc>
         <w:tc>
           <w:tcPr>
-            <w:tcW w:type="dxa" w:w="576"/>
+            <w:tcW w:type="dxa" w:w="504"/>
+            <w:tcMar>
+              <w:top w:w="80" w:type="dxa"/>
+              <w:bottom w:w="80" w:type="dxa"/>
+              <w:left w:w="100" w:type="dxa"/>
+              <w:right w:w="100" w:type="dxa"/>
+            </w:tcMar>
           </w:tcPr>
           <w:p>
             <w:pPr>
               <w:jc w:val="center"/>
             </w:pPr>
             <w:r>
-              <w:t>[  ]</w:t>
+              <w:t>(  )</w:t>
             </w:r>
           </w:p>
         </w:tc>
         <w:tc>
           <w:tcPr>
-            <w:tcW w:type="dxa" w:w="576"/>
+            <w:tcW w:type="dxa" w:w="504"/>
+            <w:tcMar>
+              <w:top w:w="80" w:type="dxa"/>
+              <w:bottom w:w="80" w:type="dxa"/>
+              <w:left w:w="100" w:type="dxa"/>
+              <w:right w:w="100" w:type="dxa"/>
+            </w:tcMar>
           </w:tcPr>
           <w:p>
             <w:pPr>
               <w:jc w:val="center"/>
             </w:pPr>
             <w:r>
-              <w:t>[  ]</w:t>
+              <w:t>(  )</w:t>
             </w:r>
           </w:p>
         </w:tc>
         <w:tc>
           <w:tcPr>
-            <w:tcW w:type="dxa" w:w="576"/>
+            <w:tcW w:type="dxa" w:w="504"/>
+            <w:tcMar>
+              <w:top w:w="80" w:type="dxa"/>
+              <w:bottom w:w="80" w:type="dxa"/>
+              <w:left w:w="100" w:type="dxa"/>
+              <w:right w:w="100" w:type="dxa"/>
+            </w:tcMar>
           </w:tcPr>
           <w:p>
             <w:pPr>
               <w:jc w:val="center"/>
             </w:pPr>
             <w:r>
-              <w:t>[  ]</w:t>
+              <w:t>(  )</w:t>
             </w:r>
           </w:p>
         </w:tc>
         <w:tc>
           <w:tcPr>
-            <w:tcW w:type="dxa" w:w="576"/>
+            <w:tcW w:type="dxa" w:w="504"/>
+            <w:tcMar>
+              <w:top w:w="80" w:type="dxa"/>
+              <w:bottom w:w="80" w:type="dxa"/>
+              <w:left w:w="100" w:type="dxa"/>
+              <w:right w:w="100" w:type="dxa"/>
+            </w:tcMar>
           </w:tcPr>
           <w:p>
             <w:pPr>
               <w:jc w:val="center"/>
             </w:pPr>
             <w:r>
-              <w:t>[  ]</w:t>
+              <w:t>(  )</w:t>
             </w:r>
           </w:p>
         </w:tc>
@@ -3579,7 +5092,13 @@
       <w:tr>
         <w:tc>
           <w:tcPr>
-            <w:tcW w:type="dxa" w:w="1296"/>
+            <w:tcW w:type="dxa" w:w="1152"/>
+            <w:tcMar>
+              <w:top w:w="80" w:type="dxa"/>
+              <w:bottom w:w="80" w:type="dxa"/>
+              <w:left w:w="100" w:type="dxa"/>
+              <w:right w:w="100" w:type="dxa"/>
+            </w:tcMar>
           </w:tcPr>
           <w:p>
             <w:pPr>
@@ -3595,9 +5114,19 @@
         </w:tc>
         <w:tc>
           <w:tcPr>
-            <w:tcW w:type="dxa" w:w="6192"/>
+            <w:tcW w:type="dxa" w:w="5904"/>
+            <w:tcMar>
+              <w:top w:w="80" w:type="dxa"/>
+              <w:bottom w:w="80" w:type="dxa"/>
+              <w:left w:w="100" w:type="dxa"/>
+              <w:right w:w="100" w:type="dxa"/>
+            </w:tcMar>
           </w:tcPr>
           <w:p>
+            <w:pPr>
+              <w:spacing w:line="276" w:lineRule="auto"/>
+              <w:jc w:val="both"/>
+            </w:pPr>
             <w:r>
               <w:t>VietinBank hỗ trợ hiệu quả các thủ tục bảo lãnh bằng ngoại tệ đối với các hợp đồng xuất nhập khẩu.</w:t>
             </w:r>
@@ -3605,66 +5134,96 @@
         </w:tc>
         <w:tc>
           <w:tcPr>
-            <w:tcW w:type="dxa" w:w="576"/>
+            <w:tcW w:type="dxa" w:w="504"/>
+            <w:tcMar>
+              <w:top w:w="80" w:type="dxa"/>
+              <w:bottom w:w="80" w:type="dxa"/>
+              <w:left w:w="100" w:type="dxa"/>
+              <w:right w:w="100" w:type="dxa"/>
+            </w:tcMar>
           </w:tcPr>
           <w:p>
             <w:pPr>
               <w:jc w:val="center"/>
             </w:pPr>
             <w:r>
-              <w:t>[  ]</w:t>
+              <w:t>(  )</w:t>
             </w:r>
           </w:p>
         </w:tc>
         <w:tc>
           <w:tcPr>
-            <w:tcW w:type="dxa" w:w="576"/>
+            <w:tcW w:type="dxa" w:w="504"/>
+            <w:tcMar>
+              <w:top w:w="80" w:type="dxa"/>
+              <w:bottom w:w="80" w:type="dxa"/>
+              <w:left w:w="100" w:type="dxa"/>
+              <w:right w:w="100" w:type="dxa"/>
+            </w:tcMar>
           </w:tcPr>
           <w:p>
             <w:pPr>
               <w:jc w:val="center"/>
             </w:pPr>
             <w:r>
-              <w:t>[  ]</w:t>
+              <w:t>(  )</w:t>
             </w:r>
           </w:p>
         </w:tc>
         <w:tc>
           <w:tcPr>
-            <w:tcW w:type="dxa" w:w="576"/>
+            <w:tcW w:type="dxa" w:w="504"/>
+            <w:tcMar>
+              <w:top w:w="80" w:type="dxa"/>
+              <w:bottom w:w="80" w:type="dxa"/>
+              <w:left w:w="100" w:type="dxa"/>
+              <w:right w:w="100" w:type="dxa"/>
+            </w:tcMar>
           </w:tcPr>
           <w:p>
             <w:pPr>
               <w:jc w:val="center"/>
             </w:pPr>
             <w:r>
-              <w:t>[  ]</w:t>
+              <w:t>(  )</w:t>
             </w:r>
           </w:p>
         </w:tc>
         <w:tc>
           <w:tcPr>
-            <w:tcW w:type="dxa" w:w="576"/>
+            <w:tcW w:type="dxa" w:w="504"/>
+            <w:tcMar>
+              <w:top w:w="80" w:type="dxa"/>
+              <w:bottom w:w="80" w:type="dxa"/>
+              <w:left w:w="100" w:type="dxa"/>
+              <w:right w:w="100" w:type="dxa"/>
+            </w:tcMar>
           </w:tcPr>
           <w:p>
             <w:pPr>
               <w:jc w:val="center"/>
             </w:pPr>
             <w:r>
-              <w:t>[  ]</w:t>
+              <w:t>(  )</w:t>
             </w:r>
           </w:p>
         </w:tc>
         <w:tc>
           <w:tcPr>
-            <w:tcW w:type="dxa" w:w="576"/>
+            <w:tcW w:type="dxa" w:w="504"/>
+            <w:tcMar>
+              <w:top w:w="80" w:type="dxa"/>
+              <w:bottom w:w="80" w:type="dxa"/>
+              <w:left w:w="100" w:type="dxa"/>
+              <w:right w:w="100" w:type="dxa"/>
+            </w:tcMar>
           </w:tcPr>
           <w:p>
             <w:pPr>
               <w:jc w:val="center"/>
             </w:pPr>
             <w:r>
-              <w:t>[  ]</w:t>
+              <w:t>(  )</w:t>
             </w:r>
           </w:p>
         </w:tc>
@@ -3672,7 +5231,13 @@
       <w:tr>
         <w:tc>
           <w:tcPr>
-            <w:tcW w:type="dxa" w:w="1296"/>
+            <w:tcW w:type="dxa" w:w="1152"/>
+            <w:tcMar>
+              <w:top w:w="100" w:type="dxa"/>
+              <w:bottom w:w="100" w:type="dxa"/>
+              <w:left w:w="120" w:type="dxa"/>
+              <w:right w:w="120" w:type="dxa"/>
+            </w:tcMar>
             <w:shd w:val="clear" w:color="auto" w:fill="E6F0FA"/>
           </w:tcPr>
           <w:p>
@@ -3688,37 +5253,37 @@
         </w:tc>
         <w:tc>
           <w:tcPr>
-            <w:tcW w:type="dxa" w:w="6192"/>
+            <w:tcW w:type="dxa" w:w="5904"/>
           </w:tcPr>
           <w:p/>
         </w:tc>
         <w:tc>
           <w:tcPr>
-            <w:tcW w:type="dxa" w:w="576"/>
+            <w:tcW w:type="dxa" w:w="504"/>
           </w:tcPr>
           <w:p/>
         </w:tc>
         <w:tc>
           <w:tcPr>
-            <w:tcW w:type="dxa" w:w="576"/>
+            <w:tcW w:type="dxa" w:w="504"/>
           </w:tcPr>
           <w:p/>
         </w:tc>
         <w:tc>
           <w:tcPr>
-            <w:tcW w:type="dxa" w:w="576"/>
+            <w:tcW w:type="dxa" w:w="504"/>
           </w:tcPr>
           <w:p/>
         </w:tc>
         <w:tc>
           <w:tcPr>
-            <w:tcW w:type="dxa" w:w="576"/>
+            <w:tcW w:type="dxa" w:w="504"/>
           </w:tcPr>
           <w:p/>
         </w:tc>
         <w:tc>
           <w:tcPr>
-            <w:tcW w:type="dxa" w:w="576"/>
+            <w:tcW w:type="dxa" w:w="504"/>
           </w:tcPr>
           <w:p/>
         </w:tc>
@@ -3726,7 +5291,13 @@
       <w:tr>
         <w:tc>
           <w:tcPr>
-            <w:tcW w:type="dxa" w:w="1296"/>
+            <w:tcW w:type="dxa" w:w="1152"/>
+            <w:tcMar>
+              <w:top w:w="80" w:type="dxa"/>
+              <w:bottom w:w="80" w:type="dxa"/>
+              <w:left w:w="120" w:type="dxa"/>
+              <w:right w:w="120" w:type="dxa"/>
+            </w:tcMar>
             <w:shd w:val="clear" w:color="auto" w:fill="F4F4F4"/>
           </w:tcPr>
           <w:p>
@@ -3741,37 +5312,37 @@
         </w:tc>
         <w:tc>
           <w:tcPr>
-            <w:tcW w:type="dxa" w:w="6192"/>
+            <w:tcW w:type="dxa" w:w="5904"/>
           </w:tcPr>
           <w:p/>
         </w:tc>
         <w:tc>
           <w:tcPr>
-            <w:tcW w:type="dxa" w:w="576"/>
+            <w:tcW w:type="dxa" w:w="504"/>
           </w:tcPr>
           <w:p/>
         </w:tc>
         <w:tc>
           <w:tcPr>
-            <w:tcW w:type="dxa" w:w="576"/>
+            <w:tcW w:type="dxa" w:w="504"/>
           </w:tcPr>
           <w:p/>
         </w:tc>
         <w:tc>
           <w:tcPr>
-            <w:tcW w:type="dxa" w:w="576"/>
+            <w:tcW w:type="dxa" w:w="504"/>
           </w:tcPr>
           <w:p/>
         </w:tc>
         <w:tc>
           <w:tcPr>
-            <w:tcW w:type="dxa" w:w="576"/>
+            <w:tcW w:type="dxa" w:w="504"/>
           </w:tcPr>
           <w:p/>
         </w:tc>
         <w:tc>
           <w:tcPr>
-            <w:tcW w:type="dxa" w:w="576"/>
+            <w:tcW w:type="dxa" w:w="504"/>
           </w:tcPr>
           <w:p/>
         </w:tc>
@@ -3779,7 +5350,13 @@
       <w:tr>
         <w:tc>
           <w:tcPr>
-            <w:tcW w:type="dxa" w:w="1296"/>
+            <w:tcW w:type="dxa" w:w="1152"/>
+            <w:tcMar>
+              <w:top w:w="80" w:type="dxa"/>
+              <w:bottom w:w="80" w:type="dxa"/>
+              <w:left w:w="100" w:type="dxa"/>
+              <w:right w:w="100" w:type="dxa"/>
+            </w:tcMar>
           </w:tcPr>
           <w:p>
             <w:pPr>
@@ -3795,9 +5372,19 @@
         </w:tc>
         <w:tc>
           <w:tcPr>
-            <w:tcW w:type="dxa" w:w="6192"/>
+            <w:tcW w:type="dxa" w:w="5904"/>
+            <w:tcMar>
+              <w:top w:w="80" w:type="dxa"/>
+              <w:bottom w:w="80" w:type="dxa"/>
+              <w:left w:w="100" w:type="dxa"/>
+              <w:right w:w="100" w:type="dxa"/>
+            </w:tcMar>
           </w:tcPr>
           <w:p>
+            <w:pPr>
+              <w:spacing w:line="276" w:lineRule="auto"/>
+              <w:jc w:val="both"/>
+            </w:pPr>
             <w:r>
               <w:t>Doanh nghiệp của bạn luôn ưu tiên lựa chọn VietinBank để phát hành các thư bảo lãnh.</w:t>
             </w:r>
@@ -3805,66 +5392,96 @@
         </w:tc>
         <w:tc>
           <w:tcPr>
-            <w:tcW w:type="dxa" w:w="576"/>
+            <w:tcW w:type="dxa" w:w="504"/>
+            <w:tcMar>
+              <w:top w:w="80" w:type="dxa"/>
+              <w:bottom w:w="80" w:type="dxa"/>
+              <w:left w:w="100" w:type="dxa"/>
+              <w:right w:w="100" w:type="dxa"/>
+            </w:tcMar>
           </w:tcPr>
           <w:p>
             <w:pPr>
               <w:jc w:val="center"/>
             </w:pPr>
             <w:r>
-              <w:t>[  ]</w:t>
+              <w:t>(  )</w:t>
             </w:r>
           </w:p>
         </w:tc>
         <w:tc>
           <w:tcPr>
-            <w:tcW w:type="dxa" w:w="576"/>
+            <w:tcW w:type="dxa" w:w="504"/>
+            <w:tcMar>
+              <w:top w:w="80" w:type="dxa"/>
+              <w:bottom w:w="80" w:type="dxa"/>
+              <w:left w:w="100" w:type="dxa"/>
+              <w:right w:w="100" w:type="dxa"/>
+            </w:tcMar>
           </w:tcPr>
           <w:p>
             <w:pPr>
               <w:jc w:val="center"/>
             </w:pPr>
             <w:r>
-              <w:t>[  ]</w:t>
+              <w:t>(  )</w:t>
             </w:r>
           </w:p>
         </w:tc>
         <w:tc>
           <w:tcPr>
-            <w:tcW w:type="dxa" w:w="576"/>
+            <w:tcW w:type="dxa" w:w="504"/>
+            <w:tcMar>
+              <w:top w:w="80" w:type="dxa"/>
+              <w:bottom w:w="80" w:type="dxa"/>
+              <w:left w:w="100" w:type="dxa"/>
+              <w:right w:w="100" w:type="dxa"/>
+            </w:tcMar>
           </w:tcPr>
           <w:p>
             <w:pPr>
               <w:jc w:val="center"/>
             </w:pPr>
             <w:r>
-              <w:t>[  ]</w:t>
+              <w:t>(  )</w:t>
             </w:r>
           </w:p>
         </w:tc>
         <w:tc>
           <w:tcPr>
-            <w:tcW w:type="dxa" w:w="576"/>
+            <w:tcW w:type="dxa" w:w="504"/>
+            <w:tcMar>
+              <w:top w:w="80" w:type="dxa"/>
+              <w:bottom w:w="80" w:type="dxa"/>
+              <w:left w:w="100" w:type="dxa"/>
+              <w:right w:w="100" w:type="dxa"/>
+            </w:tcMar>
           </w:tcPr>
           <w:p>
             <w:pPr>
               <w:jc w:val="center"/>
             </w:pPr>
             <w:r>
-              <w:t>[  ]</w:t>
+              <w:t>(  )</w:t>
             </w:r>
           </w:p>
         </w:tc>
         <w:tc>
           <w:tcPr>
-            <w:tcW w:type="dxa" w:w="576"/>
+            <w:tcW w:type="dxa" w:w="504"/>
+            <w:tcMar>
+              <w:top w:w="80" w:type="dxa"/>
+              <w:bottom w:w="80" w:type="dxa"/>
+              <w:left w:w="100" w:type="dxa"/>
+              <w:right w:w="100" w:type="dxa"/>
+            </w:tcMar>
           </w:tcPr>
           <w:p>
             <w:pPr>
               <w:jc w:val="center"/>
             </w:pPr>
             <w:r>
-              <w:t>[  ]</w:t>
+              <w:t>(  )</w:t>
             </w:r>
           </w:p>
         </w:tc>
@@ -3872,7 +5489,13 @@
       <w:tr>
         <w:tc>
           <w:tcPr>
-            <w:tcW w:type="dxa" w:w="1296"/>
+            <w:tcW w:type="dxa" w:w="1152"/>
+            <w:tcMar>
+              <w:top w:w="80" w:type="dxa"/>
+              <w:bottom w:w="80" w:type="dxa"/>
+              <w:left w:w="100" w:type="dxa"/>
+              <w:right w:w="100" w:type="dxa"/>
+            </w:tcMar>
           </w:tcPr>
           <w:p>
             <w:pPr>
@@ -3888,9 +5511,19 @@
         </w:tc>
         <w:tc>
           <w:tcPr>
-            <w:tcW w:type="dxa" w:w="6192"/>
+            <w:tcW w:type="dxa" w:w="5904"/>
+            <w:tcMar>
+              <w:top w:w="80" w:type="dxa"/>
+              <w:bottom w:w="80" w:type="dxa"/>
+              <w:left w:w="100" w:type="dxa"/>
+              <w:right w:w="100" w:type="dxa"/>
+            </w:tcMar>
           </w:tcPr>
           <w:p>
+            <w:pPr>
+              <w:spacing w:line="276" w:lineRule="auto"/>
+              <w:jc w:val="both"/>
+            </w:pPr>
             <w:r>
               <w:t>Doanh nghiệp sẵn sàng tăng quy mô và tần suất sử dụng dịch vụ bảo lãnh tại VietinBank trong tương lai.</w:t>
             </w:r>
@@ -3898,66 +5531,96 @@
         </w:tc>
         <w:tc>
           <w:tcPr>
-            <w:tcW w:type="dxa" w:w="576"/>
+            <w:tcW w:type="dxa" w:w="504"/>
+            <w:tcMar>
+              <w:top w:w="80" w:type="dxa"/>
+              <w:bottom w:w="80" w:type="dxa"/>
+              <w:left w:w="100" w:type="dxa"/>
+              <w:right w:w="100" w:type="dxa"/>
+            </w:tcMar>
           </w:tcPr>
           <w:p>
             <w:pPr>
               <w:jc w:val="center"/>
             </w:pPr>
             <w:r>
-              <w:t>[  ]</w:t>
+              <w:t>(  )</w:t>
             </w:r>
           </w:p>
         </w:tc>
         <w:tc>
           <w:tcPr>
-            <w:tcW w:type="dxa" w:w="576"/>
+            <w:tcW w:type="dxa" w:w="504"/>
+            <w:tcMar>
+              <w:top w:w="80" w:type="dxa"/>
+              <w:bottom w:w="80" w:type="dxa"/>
+              <w:left w:w="100" w:type="dxa"/>
+              <w:right w:w="100" w:type="dxa"/>
+            </w:tcMar>
           </w:tcPr>
           <w:p>
             <w:pPr>
               <w:jc w:val="center"/>
             </w:pPr>
             <w:r>
-              <w:t>[  ]</w:t>
+              <w:t>(  )</w:t>
             </w:r>
           </w:p>
         </w:tc>
         <w:tc>
           <w:tcPr>
-            <w:tcW w:type="dxa" w:w="576"/>
+            <w:tcW w:type="dxa" w:w="504"/>
+            <w:tcMar>
+              <w:top w:w="80" w:type="dxa"/>
+              <w:bottom w:w="80" w:type="dxa"/>
+              <w:left w:w="100" w:type="dxa"/>
+              <w:right w:w="100" w:type="dxa"/>
+            </w:tcMar>
           </w:tcPr>
           <w:p>
             <w:pPr>
               <w:jc w:val="center"/>
             </w:pPr>
             <w:r>
-              <w:t>[  ]</w:t>
+              <w:t>(  )</w:t>
             </w:r>
           </w:p>
         </w:tc>
         <w:tc>
           <w:tcPr>
-            <w:tcW w:type="dxa" w:w="576"/>
+            <w:tcW w:type="dxa" w:w="504"/>
+            <w:tcMar>
+              <w:top w:w="80" w:type="dxa"/>
+              <w:bottom w:w="80" w:type="dxa"/>
+              <w:left w:w="100" w:type="dxa"/>
+              <w:right w:w="100" w:type="dxa"/>
+            </w:tcMar>
           </w:tcPr>
           <w:p>
             <w:pPr>
               <w:jc w:val="center"/>
             </w:pPr>
             <w:r>
-              <w:t>[  ]</w:t>
+              <w:t>(  )</w:t>
             </w:r>
           </w:p>
         </w:tc>
         <w:tc>
           <w:tcPr>
-            <w:tcW w:type="dxa" w:w="576"/>
+            <w:tcW w:type="dxa" w:w="504"/>
+            <w:tcMar>
+              <w:top w:w="80" w:type="dxa"/>
+              <w:bottom w:w="80" w:type="dxa"/>
+              <w:left w:w="100" w:type="dxa"/>
+              <w:right w:w="100" w:type="dxa"/>
+            </w:tcMar>
           </w:tcPr>
           <w:p>
             <w:pPr>
               <w:jc w:val="center"/>
             </w:pPr>
             <w:r>
-              <w:t>[  ]</w:t>
+              <w:t>(  )</w:t>
             </w:r>
           </w:p>
         </w:tc>
@@ -3965,7 +5628,13 @@
       <w:tr>
         <w:tc>
           <w:tcPr>
-            <w:tcW w:type="dxa" w:w="1296"/>
+            <w:tcW w:type="dxa" w:w="1152"/>
+            <w:tcMar>
+              <w:top w:w="80" w:type="dxa"/>
+              <w:bottom w:w="80" w:type="dxa"/>
+              <w:left w:w="100" w:type="dxa"/>
+              <w:right w:w="100" w:type="dxa"/>
+            </w:tcMar>
           </w:tcPr>
           <w:p>
             <w:pPr>
@@ -3981,9 +5650,19 @@
         </w:tc>
         <w:tc>
           <w:tcPr>
-            <w:tcW w:type="dxa" w:w="6192"/>
+            <w:tcW w:type="dxa" w:w="5904"/>
+            <w:tcMar>
+              <w:top w:w="80" w:type="dxa"/>
+              <w:bottom w:w="80" w:type="dxa"/>
+              <w:left w:w="100" w:type="dxa"/>
+              <w:right w:w="100" w:type="dxa"/>
+            </w:tcMar>
           </w:tcPr>
           <w:p>
+            <w:pPr>
+              <w:spacing w:line="276" w:lineRule="auto"/>
+              <w:jc w:val="both"/>
+            </w:pPr>
             <w:r>
               <w:t>Doanh nghiệp sẵn sàng giới thiệu dịch vụ bảo lãnh của VietinBank cho các đối tác, khách hàng khác.</w:t>
             </w:r>
@@ -3991,66 +5670,96 @@
         </w:tc>
         <w:tc>
           <w:tcPr>
-            <w:tcW w:type="dxa" w:w="576"/>
+            <w:tcW w:type="dxa" w:w="504"/>
+            <w:tcMar>
+              <w:top w:w="80" w:type="dxa"/>
+              <w:bottom w:w="80" w:type="dxa"/>
+              <w:left w:w="100" w:type="dxa"/>
+              <w:right w:w="100" w:type="dxa"/>
+            </w:tcMar>
           </w:tcPr>
           <w:p>
             <w:pPr>
               <w:jc w:val="center"/>
             </w:pPr>
             <w:r>
-              <w:t>[  ]</w:t>
+              <w:t>(  )</w:t>
             </w:r>
           </w:p>
         </w:tc>
         <w:tc>
           <w:tcPr>
-            <w:tcW w:type="dxa" w:w="576"/>
+            <w:tcW w:type="dxa" w:w="504"/>
+            <w:tcMar>
+              <w:top w:w="80" w:type="dxa"/>
+              <w:bottom w:w="80" w:type="dxa"/>
+              <w:left w:w="100" w:type="dxa"/>
+              <w:right w:w="100" w:type="dxa"/>
+            </w:tcMar>
           </w:tcPr>
           <w:p>
             <w:pPr>
               <w:jc w:val="center"/>
             </w:pPr>
             <w:r>
-              <w:t>[  ]</w:t>
+              <w:t>(  )</w:t>
             </w:r>
           </w:p>
         </w:tc>
         <w:tc>
           <w:tcPr>
-            <w:tcW w:type="dxa" w:w="576"/>
+            <w:tcW w:type="dxa" w:w="504"/>
+            <w:tcMar>
+              <w:top w:w="80" w:type="dxa"/>
+              <w:bottom w:w="80" w:type="dxa"/>
+              <w:left w:w="100" w:type="dxa"/>
+              <w:right w:w="100" w:type="dxa"/>
+            </w:tcMar>
           </w:tcPr>
           <w:p>
             <w:pPr>
               <w:jc w:val="center"/>
             </w:pPr>
             <w:r>
-              <w:t>[  ]</w:t>
+              <w:t>(  )</w:t>
             </w:r>
           </w:p>
         </w:tc>
         <w:tc>
           <w:tcPr>
-            <w:tcW w:type="dxa" w:w="576"/>
+            <w:tcW w:type="dxa" w:w="504"/>
+            <w:tcMar>
+              <w:top w:w="80" w:type="dxa"/>
+              <w:bottom w:w="80" w:type="dxa"/>
+              <w:left w:w="100" w:type="dxa"/>
+              <w:right w:w="100" w:type="dxa"/>
+            </w:tcMar>
           </w:tcPr>
           <w:p>
             <w:pPr>
               <w:jc w:val="center"/>
             </w:pPr>
             <w:r>
-              <w:t>[  ]</w:t>
+              <w:t>(  )</w:t>
             </w:r>
           </w:p>
         </w:tc>
         <w:tc>
           <w:tcPr>
-            <w:tcW w:type="dxa" w:w="576"/>
+            <w:tcW w:type="dxa" w:w="504"/>
+            <w:tcMar>
+              <w:top w:w="80" w:type="dxa"/>
+              <w:bottom w:w="80" w:type="dxa"/>
+              <w:left w:w="100" w:type="dxa"/>
+              <w:right w:w="100" w:type="dxa"/>
+            </w:tcMar>
           </w:tcPr>
           <w:p>
             <w:pPr>
               <w:jc w:val="center"/>
             </w:pPr>
             <w:r>
-              <w:t>[  ]</w:t>
+              <w:t>(  )</w:t>
             </w:r>
           </w:p>
         </w:tc>
@@ -4058,7 +5767,13 @@
       <w:tr>
         <w:tc>
           <w:tcPr>
-            <w:tcW w:type="dxa" w:w="1296"/>
+            <w:tcW w:type="dxa" w:w="1152"/>
+            <w:tcMar>
+              <w:top w:w="80" w:type="dxa"/>
+              <w:bottom w:w="80" w:type="dxa"/>
+              <w:left w:w="100" w:type="dxa"/>
+              <w:right w:w="100" w:type="dxa"/>
+            </w:tcMar>
           </w:tcPr>
           <w:p>
             <w:pPr>
@@ -4074,9 +5789,19 @@
         </w:tc>
         <w:tc>
           <w:tcPr>
-            <w:tcW w:type="dxa" w:w="6192"/>
+            <w:tcW w:type="dxa" w:w="5904"/>
+            <w:tcMar>
+              <w:top w:w="80" w:type="dxa"/>
+              <w:bottom w:w="80" w:type="dxa"/>
+              <w:left w:w="100" w:type="dxa"/>
+              <w:right w:w="100" w:type="dxa"/>
+            </w:tcMar>
           </w:tcPr>
           <w:p>
+            <w:pPr>
+              <w:spacing w:line="276" w:lineRule="auto"/>
+              <w:jc w:val="both"/>
+            </w:pPr>
             <w:r>
               <w:t>Nhìn chung, VietinBank là lựa chọn tối ưu nhất của doanh nghiệp khi phát sinh nhu cầu bảo lãnh.</w:t>
             </w:r>
@@ -4084,66 +5809,96 @@
         </w:tc>
         <w:tc>
           <w:tcPr>
-            <w:tcW w:type="dxa" w:w="576"/>
+            <w:tcW w:type="dxa" w:w="504"/>
+            <w:tcMar>
+              <w:top w:w="80" w:type="dxa"/>
+              <w:bottom w:w="80" w:type="dxa"/>
+              <w:left w:w="100" w:type="dxa"/>
+              <w:right w:w="100" w:type="dxa"/>
+            </w:tcMar>
           </w:tcPr>
           <w:p>
             <w:pPr>
               <w:jc w:val="center"/>
             </w:pPr>
             <w:r>
-              <w:t>[  ]</w:t>
+              <w:t>(  )</w:t>
             </w:r>
           </w:p>
         </w:tc>
         <w:tc>
           <w:tcPr>
-            <w:tcW w:type="dxa" w:w="576"/>
+            <w:tcW w:type="dxa" w:w="504"/>
+            <w:tcMar>
+              <w:top w:w="80" w:type="dxa"/>
+              <w:bottom w:w="80" w:type="dxa"/>
+              <w:left w:w="100" w:type="dxa"/>
+              <w:right w:w="100" w:type="dxa"/>
+            </w:tcMar>
           </w:tcPr>
           <w:p>
             <w:pPr>
               <w:jc w:val="center"/>
             </w:pPr>
             <w:r>
-              <w:t>[  ]</w:t>
+              <w:t>(  )</w:t>
             </w:r>
           </w:p>
         </w:tc>
         <w:tc>
           <w:tcPr>
-            <w:tcW w:type="dxa" w:w="576"/>
+            <w:tcW w:type="dxa" w:w="504"/>
+            <w:tcMar>
+              <w:top w:w="80" w:type="dxa"/>
+              <w:bottom w:w="80" w:type="dxa"/>
+              <w:left w:w="100" w:type="dxa"/>
+              <w:right w:w="100" w:type="dxa"/>
+            </w:tcMar>
           </w:tcPr>
           <w:p>
             <w:pPr>
               <w:jc w:val="center"/>
             </w:pPr>
             <w:r>
-              <w:t>[  ]</w:t>
+              <w:t>(  )</w:t>
             </w:r>
           </w:p>
         </w:tc>
         <w:tc>
           <w:tcPr>
-            <w:tcW w:type="dxa" w:w="576"/>
+            <w:tcW w:type="dxa" w:w="504"/>
+            <w:tcMar>
+              <w:top w:w="80" w:type="dxa"/>
+              <w:bottom w:w="80" w:type="dxa"/>
+              <w:left w:w="100" w:type="dxa"/>
+              <w:right w:w="100" w:type="dxa"/>
+            </w:tcMar>
           </w:tcPr>
           <w:p>
             <w:pPr>
               <w:jc w:val="center"/>
             </w:pPr>
             <w:r>
-              <w:t>[  ]</w:t>
+              <w:t>(  )</w:t>
             </w:r>
           </w:p>
         </w:tc>
         <w:tc>
           <w:tcPr>
-            <w:tcW w:type="dxa" w:w="576"/>
+            <w:tcW w:type="dxa" w:w="504"/>
+            <w:tcMar>
+              <w:top w:w="80" w:type="dxa"/>
+              <w:bottom w:w="80" w:type="dxa"/>
+              <w:left w:w="100" w:type="dxa"/>
+              <w:right w:w="100" w:type="dxa"/>
+            </w:tcMar>
           </w:tcPr>
           <w:p>
             <w:pPr>
               <w:jc w:val="center"/>
             </w:pPr>
             <w:r>
-              <w:t>[  ]</w:t>
+              <w:t>(  )</w:t>
             </w:r>
           </w:p>
         </w:tc>
@@ -4152,6 +5907,7 @@
     <w:p/>
     <w:p>
       <w:pPr>
+        <w:spacing w:before="240"/>
         <w:jc w:val="center"/>
       </w:pPr>
       <w:r>
@@ -4165,7 +5921,7 @@
     </w:p>
     <w:sectPr>
       <w:pgSz w:w="12240" w:h="15840"/>
-      <w:pgMar w:top="1152" w:right="1152" w:bottom="1152" w:left="1152" w:header="720" w:footer="720" w:gutter="0"/>
+      <w:pgMar w:top="1440" w:right="1440" w:bottom="1440" w:left="1440" w:header="720" w:footer="720" w:gutter="0"/>
       <w:cols w:space="720"/>
       <w:docGrid w:linePitch="360"/>
     </w:sectPr>
@@ -4536,6 +6292,9 @@
     <w:name w:val="Normal"/>
     <w:qFormat/>
     <w:rsid w:val="00FC693F"/>
+    <w:pPr>
+      <w:spacing w:line="276" w:lineRule="auto" w:after="80"/>
+    </w:pPr>
     <w:rPr>
       <w:rFonts w:ascii="Times New Roman" w:hAnsi="Times New Roman"/>
       <w:color w:val="222222"/>

--- a/Phieu_Khao_Sat_Chinh_Thuc_VietinBank.docx
+++ b/Phieu_Khao_Sat_Chinh_Thuc_VietinBank.docx
@@ -64,21 +64,49 @@
     </w:p>
     <w:p>
       <w:pPr>
-        <w:spacing w:line="276" w:lineRule="auto" w:after="280"/>
-        <w:ind w:left="288" w:right="288"/>
+        <w:spacing w:after="80"/>
+      </w:pPr>
+      <w:r>
+        <w:rPr>
+          <w:b/>
+          <w:i/>
+        </w:rPr>
+        <w:t>Kính gửi: Quý Doanh nghiệp,</w:t>
+      </w:r>
+    </w:p>
+    <w:p>
+      <w:pPr>
+        <w:spacing w:line="276" w:lineRule="auto" w:after="80"/>
         <w:jc w:val="both"/>
       </w:pPr>
       <w:r>
         <w:rPr>
           <w:i/>
-          <w:sz w:val="21"/>
         </w:rPr>
-        <w:t>Kính gửi: Quý Doanh nghiệp,</w:t>
-        <w:br/>
         <w:t>Nhằm nâng cao chất lượng dịch vụ, tối ưu hóa quy trình và thiết kế các gói sản phẩm bảo lãnh đáp ứng tốt nhất nhu cầu của Quý Doanh nghiệp, VietinBank tiến hành cuộc khảo sát này. Kính mong Quý Doanh nghiệp dành chút thời gian quý báu để đưa ra những đánh giá khách quan.</w:t>
-        <w:br/>
+      </w:r>
+    </w:p>
+    <w:p>
+      <w:pPr>
+        <w:spacing w:line="276" w:lineRule="auto" w:after="80"/>
+        <w:jc w:val="both"/>
+      </w:pPr>
+      <w:r>
+        <w:rPr>
+          <w:i/>
+        </w:rPr>
         <w:t>VietinBank cam kết toàn bộ thông tin do Quý Doanh nghiệp cung cấp sẽ được giữ bí mật tuyệt đối và chỉ sử dụng cho mục đích phân tích tổng hợp.</w:t>
-        <w:br/>
+      </w:r>
+    </w:p>
+    <w:p>
+      <w:pPr>
+        <w:spacing w:after="280"/>
+      </w:pPr>
+      <w:r>
+        <w:rPr>
+          <w:b/>
+          <w:i/>
+        </w:rPr>
         <w:t>Xin chân thành cảm ơn sự hợp tác của Quý Doanh nghiệp!</w:t>
       </w:r>
     </w:p>
@@ -411,7 +439,8 @@
       <w:tr>
         <w:tc>
           <w:tcPr>
-            <w:tcW w:type="dxa" w:w="1152"/>
+            <w:tcW w:type="dxa" w:w="9359"/>
+            <w:gridSpan w:val="7"/>
             <w:tcMar>
               <w:top w:w="100" w:type="dxa"/>
               <w:bottom w:w="100" w:type="dxa"/>
@@ -431,47 +460,12 @@
             </w:r>
           </w:p>
         </w:tc>
-        <w:tc>
-          <w:tcPr>
-            <w:tcW w:type="dxa" w:w="5904"/>
-          </w:tcPr>
-          <w:p/>
-        </w:tc>
-        <w:tc>
-          <w:tcPr>
-            <w:tcW w:type="dxa" w:w="504"/>
-          </w:tcPr>
-          <w:p/>
-        </w:tc>
-        <w:tc>
-          <w:tcPr>
-            <w:tcW w:type="dxa" w:w="504"/>
-          </w:tcPr>
-          <w:p/>
-        </w:tc>
-        <w:tc>
-          <w:tcPr>
-            <w:tcW w:type="dxa" w:w="504"/>
-          </w:tcPr>
-          <w:p/>
-        </w:tc>
-        <w:tc>
-          <w:tcPr>
-            <w:tcW w:type="dxa" w:w="504"/>
-          </w:tcPr>
-          <w:p/>
-        </w:tc>
-        <w:tc>
-          <w:tcPr>
-            <w:tcW w:type="dxa" w:w="504"/>
-          </w:tcPr>
-          <w:p/>
-        </w:tc>
       </w:tr>
       <w:tr>
         <w:tc>
           <w:tcPr>
-            <w:tcW w:type="dxa" w:w="1152"/>
+            <w:tcW w:type="dxa" w:w="9359"/>
+            <w:gridSpan w:val="7"/>
             <w:tcMar>
               <w:top w:w="80" w:type="dxa"/>
               <w:bottom w:w="80" w:type="dxa"/>
@@ -489,42 +483,6 @@
               <w:t>I. Chi phí &amp; Biểu phí bảo lãnh (COST)</w:t>
             </w:r>
           </w:p>
-        </w:tc>
-        <w:tc>
-          <w:tcPr>
-            <w:tcW w:type="dxa" w:w="5904"/>
-          </w:tcPr>
-          <w:p/>
-        </w:tc>
-        <w:tc>
-          <w:tcPr>
-            <w:tcW w:type="dxa" w:w="504"/>
-          </w:tcPr>
-          <w:p/>
-        </w:tc>
-        <w:tc>
-          <w:tcPr>
-            <w:tcW w:type="dxa" w:w="504"/>
-          </w:tcPr>
-          <w:p/>
-        </w:tc>
-        <w:tc>
-          <w:tcPr>
-            <w:tcW w:type="dxa" w:w="504"/>
-          </w:tcPr>
-          <w:p/>
-        </w:tc>
-        <w:tc>
-          <w:tcPr>
-            <w:tcW w:type="dxa" w:w="504"/>
-          </w:tcPr>
-          <w:p/>
-        </w:tc>
-        <w:tc>
-          <w:tcPr>
-            <w:tcW w:type="dxa" w:w="504"/>
-          </w:tcPr>
-          <w:p/>
         </w:tc>
       </w:tr>
       <w:tr>
@@ -947,7 +905,8 @@
       <w:tr>
         <w:tc>
           <w:tcPr>
-            <w:tcW w:type="dxa" w:w="1152"/>
+            <w:tcW w:type="dxa" w:w="9359"/>
+            <w:gridSpan w:val="7"/>
             <w:tcMar>
               <w:top w:w="80" w:type="dxa"/>
               <w:bottom w:w="80" w:type="dxa"/>
@@ -965,42 +924,6 @@
               <w:t>II. Yêu cầu Tài sản đảm bảo &amp; Tỷ lệ Ký quỹ (COL)</w:t>
             </w:r>
           </w:p>
-        </w:tc>
-        <w:tc>
-          <w:tcPr>
-            <w:tcW w:type="dxa" w:w="5904"/>
-          </w:tcPr>
-          <w:p/>
-        </w:tc>
-        <w:tc>
-          <w:tcPr>
-            <w:tcW w:type="dxa" w:w="504"/>
-          </w:tcPr>
-          <w:p/>
-        </w:tc>
-        <w:tc>
-          <w:tcPr>
-            <w:tcW w:type="dxa" w:w="504"/>
-          </w:tcPr>
-          <w:p/>
-        </w:tc>
-        <w:tc>
-          <w:tcPr>
-            <w:tcW w:type="dxa" w:w="504"/>
-          </w:tcPr>
-          <w:p/>
-        </w:tc>
-        <w:tc>
-          <w:tcPr>
-            <w:tcW w:type="dxa" w:w="504"/>
-          </w:tcPr>
-          <w:p/>
-        </w:tc>
-        <w:tc>
-          <w:tcPr>
-            <w:tcW w:type="dxa" w:w="504"/>
-          </w:tcPr>
-          <w:p/>
         </w:tc>
       </w:tr>
       <w:tr>
@@ -1423,7 +1346,8 @@
       <w:tr>
         <w:tc>
           <w:tcPr>
-            <w:tcW w:type="dxa" w:w="1152"/>
+            <w:tcW w:type="dxa" w:w="9359"/>
+            <w:gridSpan w:val="7"/>
             <w:tcMar>
               <w:top w:w="80" w:type="dxa"/>
               <w:bottom w:w="80" w:type="dxa"/>
@@ -1441,42 +1365,6 @@
               <w:t>III. Thời gian &amp; Tốc độ xử lý hồ sơ (SPE)</w:t>
             </w:r>
           </w:p>
-        </w:tc>
-        <w:tc>
-          <w:tcPr>
-            <w:tcW w:type="dxa" w:w="5904"/>
-          </w:tcPr>
-          <w:p/>
-        </w:tc>
-        <w:tc>
-          <w:tcPr>
-            <w:tcW w:type="dxa" w:w="504"/>
-          </w:tcPr>
-          <w:p/>
-        </w:tc>
-        <w:tc>
-          <w:tcPr>
-            <w:tcW w:type="dxa" w:w="504"/>
-          </w:tcPr>
-          <w:p/>
-        </w:tc>
-        <w:tc>
-          <w:tcPr>
-            <w:tcW w:type="dxa" w:w="504"/>
-          </w:tcPr>
-          <w:p/>
-        </w:tc>
-        <w:tc>
-          <w:tcPr>
-            <w:tcW w:type="dxa" w:w="504"/>
-          </w:tcPr>
-          <w:p/>
-        </w:tc>
-        <w:tc>
-          <w:tcPr>
-            <w:tcW w:type="dxa" w:w="504"/>
-          </w:tcPr>
-          <w:p/>
         </w:tc>
       </w:tr>
       <w:tr>
@@ -1899,7 +1787,8 @@
       <w:tr>
         <w:tc>
           <w:tcPr>
-            <w:tcW w:type="dxa" w:w="1152"/>
+            <w:tcW w:type="dxa" w:w="9359"/>
+            <w:gridSpan w:val="7"/>
             <w:tcMar>
               <w:top w:w="80" w:type="dxa"/>
               <w:bottom w:w="80" w:type="dxa"/>
@@ -1917,42 +1806,6 @@
               <w:t>IV. Uy tín &amp; Thương hiệu VietinBank (REP)</w:t>
             </w:r>
           </w:p>
-        </w:tc>
-        <w:tc>
-          <w:tcPr>
-            <w:tcW w:type="dxa" w:w="5904"/>
-          </w:tcPr>
-          <w:p/>
-        </w:tc>
-        <w:tc>
-          <w:tcPr>
-            <w:tcW w:type="dxa" w:w="504"/>
-          </w:tcPr>
-          <w:p/>
-        </w:tc>
-        <w:tc>
-          <w:tcPr>
-            <w:tcW w:type="dxa" w:w="504"/>
-          </w:tcPr>
-          <w:p/>
-        </w:tc>
-        <w:tc>
-          <w:tcPr>
-            <w:tcW w:type="dxa" w:w="504"/>
-          </w:tcPr>
-          <w:p/>
-        </w:tc>
-        <w:tc>
-          <w:tcPr>
-            <w:tcW w:type="dxa" w:w="504"/>
-          </w:tcPr>
-          <w:p/>
-        </w:tc>
-        <w:tc>
-          <w:tcPr>
-            <w:tcW w:type="dxa" w:w="504"/>
-          </w:tcPr>
-          <w:p/>
         </w:tc>
       </w:tr>
       <w:tr>
@@ -2375,7 +2228,8 @@
       <w:tr>
         <w:tc>
           <w:tcPr>
-            <w:tcW w:type="dxa" w:w="1152"/>
+            <w:tcW w:type="dxa" w:w="9359"/>
+            <w:gridSpan w:val="7"/>
             <w:tcMar>
               <w:top w:w="80" w:type="dxa"/>
               <w:bottom w:w="80" w:type="dxa"/>
@@ -2393,42 +2247,6 @@
               <w:t>V. Trình độ &amp; Thái độ phục vụ của Cán bộ (STA)</w:t>
             </w:r>
           </w:p>
-        </w:tc>
-        <w:tc>
-          <w:tcPr>
-            <w:tcW w:type="dxa" w:w="5904"/>
-          </w:tcPr>
-          <w:p/>
-        </w:tc>
-        <w:tc>
-          <w:tcPr>
-            <w:tcW w:type="dxa" w:w="504"/>
-          </w:tcPr>
-          <w:p/>
-        </w:tc>
-        <w:tc>
-          <w:tcPr>
-            <w:tcW w:type="dxa" w:w="504"/>
-          </w:tcPr>
-          <w:p/>
-        </w:tc>
-        <w:tc>
-          <w:tcPr>
-            <w:tcW w:type="dxa" w:w="504"/>
-          </w:tcPr>
-          <w:p/>
-        </w:tc>
-        <w:tc>
-          <w:tcPr>
-            <w:tcW w:type="dxa" w:w="504"/>
-          </w:tcPr>
-          <w:p/>
-        </w:tc>
-        <w:tc>
-          <w:tcPr>
-            <w:tcW w:type="dxa" w:w="504"/>
-          </w:tcPr>
-          <w:p/>
         </w:tc>
       </w:tr>
       <w:tr>
@@ -2851,7 +2669,8 @@
       <w:tr>
         <w:tc>
           <w:tcPr>
-            <w:tcW w:type="dxa" w:w="1152"/>
+            <w:tcW w:type="dxa" w:w="9359"/>
+            <w:gridSpan w:val="7"/>
             <w:tcMar>
               <w:top w:w="80" w:type="dxa"/>
               <w:bottom w:w="80" w:type="dxa"/>
@@ -2869,42 +2688,6 @@
               <w:t>VI. Mối quan hệ tín dụng sẵn có (REL)</w:t>
             </w:r>
           </w:p>
-        </w:tc>
-        <w:tc>
-          <w:tcPr>
-            <w:tcW w:type="dxa" w:w="5904"/>
-          </w:tcPr>
-          <w:p/>
-        </w:tc>
-        <w:tc>
-          <w:tcPr>
-            <w:tcW w:type="dxa" w:w="504"/>
-          </w:tcPr>
-          <w:p/>
-        </w:tc>
-        <w:tc>
-          <w:tcPr>
-            <w:tcW w:type="dxa" w:w="504"/>
-          </w:tcPr>
-          <w:p/>
-        </w:tc>
-        <w:tc>
-          <w:tcPr>
-            <w:tcW w:type="dxa" w:w="504"/>
-          </w:tcPr>
-          <w:p/>
-        </w:tc>
-        <w:tc>
-          <w:tcPr>
-            <w:tcW w:type="dxa" w:w="504"/>
-          </w:tcPr>
-          <w:p/>
-        </w:tc>
-        <w:tc>
-          <w:tcPr>
-            <w:tcW w:type="dxa" w:w="504"/>
-          </w:tcPr>
-          <w:p/>
         </w:tc>
       </w:tr>
       <w:tr>
@@ -3327,7 +3110,8 @@
       <w:tr>
         <w:tc>
           <w:tcPr>
-            <w:tcW w:type="dxa" w:w="1152"/>
+            <w:tcW w:type="dxa" w:w="9359"/>
+            <w:gridSpan w:val="7"/>
             <w:tcMar>
               <w:top w:w="80" w:type="dxa"/>
               <w:bottom w:w="80" w:type="dxa"/>
@@ -3345,42 +3129,6 @@
               <w:t>VII. Mức độ Chuyển đổi số &amp; Bảo lãnh điện tử (DIG - Biến mới 1)</w:t>
             </w:r>
           </w:p>
-        </w:tc>
-        <w:tc>
-          <w:tcPr>
-            <w:tcW w:type="dxa" w:w="5904"/>
-          </w:tcPr>
-          <w:p/>
-        </w:tc>
-        <w:tc>
-          <w:tcPr>
-            <w:tcW w:type="dxa" w:w="504"/>
-          </w:tcPr>
-          <w:p/>
-        </w:tc>
-        <w:tc>
-          <w:tcPr>
-            <w:tcW w:type="dxa" w:w="504"/>
-          </w:tcPr>
-          <w:p/>
-        </w:tc>
-        <w:tc>
-          <w:tcPr>
-            <w:tcW w:type="dxa" w:w="504"/>
-          </w:tcPr>
-          <w:p/>
-        </w:tc>
-        <w:tc>
-          <w:tcPr>
-            <w:tcW w:type="dxa" w:w="504"/>
-          </w:tcPr>
-          <w:p/>
-        </w:tc>
-        <w:tc>
-          <w:tcPr>
-            <w:tcW w:type="dxa" w:w="504"/>
-          </w:tcPr>
-          <w:p/>
         </w:tc>
       </w:tr>
       <w:tr>
@@ -3803,7 +3551,8 @@
       <w:tr>
         <w:tc>
           <w:tcPr>
-            <w:tcW w:type="dxa" w:w="1152"/>
+            <w:tcW w:type="dxa" w:w="9359"/>
+            <w:gridSpan w:val="7"/>
             <w:tcMar>
               <w:top w:w="80" w:type="dxa"/>
               <w:bottom w:w="80" w:type="dxa"/>
@@ -3821,42 +3570,6 @@
               <w:t>VIII. Thiết kế Giải pháp Bảo lãnh theo yêu cầu (CUS - Biến mới 2)</w:t>
             </w:r>
           </w:p>
-        </w:tc>
-        <w:tc>
-          <w:tcPr>
-            <w:tcW w:type="dxa" w:w="5904"/>
-          </w:tcPr>
-          <w:p/>
-        </w:tc>
-        <w:tc>
-          <w:tcPr>
-            <w:tcW w:type="dxa" w:w="504"/>
-          </w:tcPr>
-          <w:p/>
-        </w:tc>
-        <w:tc>
-          <w:tcPr>
-            <w:tcW w:type="dxa" w:w="504"/>
-          </w:tcPr>
-          <w:p/>
-        </w:tc>
-        <w:tc>
-          <w:tcPr>
-            <w:tcW w:type="dxa" w:w="504"/>
-          </w:tcPr>
-          <w:p/>
-        </w:tc>
-        <w:tc>
-          <w:tcPr>
-            <w:tcW w:type="dxa" w:w="504"/>
-          </w:tcPr>
-          <w:p/>
-        </w:tc>
-        <w:tc>
-          <w:tcPr>
-            <w:tcW w:type="dxa" w:w="504"/>
-          </w:tcPr>
-          <w:p/>
         </w:tc>
       </w:tr>
       <w:tr>
@@ -4279,7 +3992,8 @@
       <w:tr>
         <w:tc>
           <w:tcPr>
-            <w:tcW w:type="dxa" w:w="1152"/>
+            <w:tcW w:type="dxa" w:w="9359"/>
+            <w:gridSpan w:val="7"/>
             <w:tcMar>
               <w:top w:w="80" w:type="dxa"/>
               <w:bottom w:w="80" w:type="dxa"/>
@@ -4297,42 +4011,6 @@
               <w:t>IX. Năng lực Tư vấn Pháp lý &amp; Quản trị Rủi ro (RSK - Biến mới 3)</w:t>
             </w:r>
           </w:p>
-        </w:tc>
-        <w:tc>
-          <w:tcPr>
-            <w:tcW w:type="dxa" w:w="5904"/>
-          </w:tcPr>
-          <w:p/>
-        </w:tc>
-        <w:tc>
-          <w:tcPr>
-            <w:tcW w:type="dxa" w:w="504"/>
-          </w:tcPr>
-          <w:p/>
-        </w:tc>
-        <w:tc>
-          <w:tcPr>
-            <w:tcW w:type="dxa" w:w="504"/>
-          </w:tcPr>
-          <w:p/>
-        </w:tc>
-        <w:tc>
-          <w:tcPr>
-            <w:tcW w:type="dxa" w:w="504"/>
-          </w:tcPr>
-          <w:p/>
-        </w:tc>
-        <w:tc>
-          <w:tcPr>
-            <w:tcW w:type="dxa" w:w="504"/>
-          </w:tcPr>
-          <w:p/>
-        </w:tc>
-        <w:tc>
-          <w:tcPr>
-            <w:tcW w:type="dxa" w:w="504"/>
-          </w:tcPr>
-          <w:p/>
         </w:tc>
       </w:tr>
       <w:tr>
@@ -4755,7 +4433,8 @@
       <w:tr>
         <w:tc>
           <w:tcPr>
-            <w:tcW w:type="dxa" w:w="1152"/>
+            <w:tcW w:type="dxa" w:w="9359"/>
+            <w:gridSpan w:val="7"/>
             <w:tcMar>
               <w:top w:w="80" w:type="dxa"/>
               <w:bottom w:w="80" w:type="dxa"/>
@@ -4773,42 +4452,6 @@
               <w:t>X. Mạng lưới Ngân hàng Đại lý Quốc tế (NET - Biến mới 4)</w:t>
             </w:r>
           </w:p>
-        </w:tc>
-        <w:tc>
-          <w:tcPr>
-            <w:tcW w:type="dxa" w:w="5904"/>
-          </w:tcPr>
-          <w:p/>
-        </w:tc>
-        <w:tc>
-          <w:tcPr>
-            <w:tcW w:type="dxa" w:w="504"/>
-          </w:tcPr>
-          <w:p/>
-        </w:tc>
-        <w:tc>
-          <w:tcPr>
-            <w:tcW w:type="dxa" w:w="504"/>
-          </w:tcPr>
-          <w:p/>
-        </w:tc>
-        <w:tc>
-          <w:tcPr>
-            <w:tcW w:type="dxa" w:w="504"/>
-          </w:tcPr>
-          <w:p/>
-        </w:tc>
-        <w:tc>
-          <w:tcPr>
-            <w:tcW w:type="dxa" w:w="504"/>
-          </w:tcPr>
-          <w:p/>
-        </w:tc>
-        <w:tc>
-          <w:tcPr>
-            <w:tcW w:type="dxa" w:w="504"/>
-          </w:tcPr>
-          <w:p/>
         </w:tc>
       </w:tr>
       <w:tr>
@@ -5231,7 +4874,8 @@
       <w:tr>
         <w:tc>
           <w:tcPr>
-            <w:tcW w:type="dxa" w:w="1152"/>
+            <w:tcW w:type="dxa" w:w="9359"/>
+            <w:gridSpan w:val="7"/>
             <w:tcMar>
               <w:top w:w="100" w:type="dxa"/>
               <w:bottom w:w="100" w:type="dxa"/>
@@ -5251,47 +4895,12 @@
             </w:r>
           </w:p>
         </w:tc>
-        <w:tc>
-          <w:tcPr>
-            <w:tcW w:type="dxa" w:w="5904"/>
-          </w:tcPr>
-          <w:p/>
-        </w:tc>
-        <w:tc>
-          <w:tcPr>
-            <w:tcW w:type="dxa" w:w="504"/>
-          </w:tcPr>
-          <w:p/>
-        </w:tc>
-        <w:tc>
-          <w:tcPr>
-            <w:tcW w:type="dxa" w:w="504"/>
-          </w:tcPr>
-          <w:p/>
-        </w:tc>
-        <w:tc>
-          <w:tcPr>
-            <w:tcW w:type="dxa" w:w="504"/>
-          </w:tcPr>
-          <w:p/>
-        </w:tc>
-        <w:tc>
-          <w:tcPr>
-            <w:tcW w:type="dxa" w:w="504"/>
-          </w:tcPr>
-          <w:p/>
-        </w:tc>
-        <w:tc>
-          <w:tcPr>
-            <w:tcW w:type="dxa" w:w="504"/>
-          </w:tcPr>
-          <w:p/>
-        </w:tc>
       </w:tr>
       <w:tr>
         <w:tc>
           <w:tcPr>
-            <w:tcW w:type="dxa" w:w="1152"/>
+            <w:tcW w:type="dxa" w:w="9359"/>
+            <w:gridSpan w:val="7"/>
             <w:tcMar>
               <w:top w:w="80" w:type="dxa"/>
               <w:bottom w:w="80" w:type="dxa"/>
@@ -5309,42 +4918,6 @@
               <w:t>XI. Quyết định Lựa chọn &amp; Sự hài lòng của Doanh nghiệp (DEC)</w:t>
             </w:r>
           </w:p>
-        </w:tc>
-        <w:tc>
-          <w:tcPr>
-            <w:tcW w:type="dxa" w:w="5904"/>
-          </w:tcPr>
-          <w:p/>
-        </w:tc>
-        <w:tc>
-          <w:tcPr>
-            <w:tcW w:type="dxa" w:w="504"/>
-          </w:tcPr>
-          <w:p/>
-        </w:tc>
-        <w:tc>
-          <w:tcPr>
-            <w:tcW w:type="dxa" w:w="504"/>
-          </w:tcPr>
-          <w:p/>
-        </w:tc>
-        <w:tc>
-          <w:tcPr>
-            <w:tcW w:type="dxa" w:w="504"/>
-          </w:tcPr>
-          <w:p/>
-        </w:tc>
-        <w:tc>
-          <w:tcPr>
-            <w:tcW w:type="dxa" w:w="504"/>
-          </w:tcPr>
-          <w:p/>
-        </w:tc>
-        <w:tc>
-          <w:tcPr>
-            <w:tcW w:type="dxa" w:w="504"/>
-          </w:tcPr>
-          <w:p/>
         </w:tc>
       </w:tr>
       <w:tr>
